--- a/2026 files/SOPS/GENERAL/QA/QA GENERAL/2025 REVIEWED QA SOPS/BML.QDG.QA.049- SOP for Calibration of Refrigerator/BML.QDG.QA.049- SOP for Calibration of Refrigerator.docx
+++ b/2026 files/SOPS/GENERAL/QA/QA GENERAL/2025 REVIEWED QA SOPS/BML.QDG.QA.049- SOP for Calibration of Refrigerator/BML.QDG.QA.049- SOP for Calibration of Refrigerator.docx
@@ -1,6 +1,6 @@
 
 <file path=word/document.xml><?xml version="1.0" encoding="utf-8"?>
-<w:document xmlns:wpc="http://schemas.microsoft.com/office/word/2010/wordprocessingCanvas" xmlns:mc="http://schemas.openxmlformats.org/markup-compatibility/2006" xmlns:o="urn:schemas-microsoft-com:office:office" xmlns:r="http://schemas.openxmlformats.org/officeDocument/2006/relationships" xmlns:m="http://schemas.openxmlformats.org/officeDocument/2006/math" xmlns:v="urn:schemas-microsoft-com:vml" xmlns:wp14="http://schemas.microsoft.com/office/word/2010/wordprocessingDrawing" xmlns:wp="http://schemas.openxmlformats.org/drawingml/2006/wordprocessingDrawing" xmlns:w10="urn:schemas-microsoft-com:office:word" xmlns:w="http://schemas.openxmlformats.org/wordprocessingml/2006/main" xmlns:w14="http://schemas.microsoft.com/office/word/2010/wordml" xmlns:wpg="http://schemas.microsoft.com/office/word/2010/wordprocessingGroup" xmlns:wpi="http://schemas.microsoft.com/office/word/2010/wordprocessingInk" xmlns:wne="http://schemas.microsoft.com/office/word/2006/wordml" xmlns:wps="http://schemas.microsoft.com/office/word/2010/wordprocessingShape" mc:Ignorable="w14 wp14">
+<w:document xmlns:wpc="http://schemas.microsoft.com/office/word/2010/wordprocessingCanvas" xmlns:cx="http://schemas.microsoft.com/office/drawing/2014/chartex" xmlns:cx1="http://schemas.microsoft.com/office/drawing/2015/9/8/chartex" xmlns:cx2="http://schemas.microsoft.com/office/drawing/2015/10/21/chartex" xmlns:cx3="http://schemas.microsoft.com/office/drawing/2016/5/9/chartex" xmlns:cx4="http://schemas.microsoft.com/office/drawing/2016/5/10/chartex" xmlns:cx5="http://schemas.microsoft.com/office/drawing/2016/5/11/chartex" xmlns:cx6="http://schemas.microsoft.com/office/drawing/2016/5/12/chartex" xmlns:cx7="http://schemas.microsoft.com/office/drawing/2016/5/13/chartex" xmlns:cx8="http://schemas.microsoft.com/office/drawing/2016/5/14/chartex" xmlns:mc="http://schemas.openxmlformats.org/markup-compatibility/2006" xmlns:aink="http://schemas.microsoft.com/office/drawing/2016/ink" xmlns:am3d="http://schemas.microsoft.com/office/drawing/2017/model3d" xmlns:o="urn:schemas-microsoft-com:office:office" xmlns:oel="http://schemas.microsoft.com/office/2019/extlst" xmlns:r="http://schemas.openxmlformats.org/officeDocument/2006/relationships" xmlns:m="http://schemas.openxmlformats.org/officeDocument/2006/math" xmlns:v="urn:schemas-microsoft-com:vml" xmlns:wp14="http://schemas.microsoft.com/office/word/2010/wordprocessingDrawing" xmlns:wp="http://schemas.openxmlformats.org/drawingml/2006/wordprocessingDrawing" xmlns:w10="urn:schemas-microsoft-com:office:word" xmlns:w="http://schemas.openxmlformats.org/wordprocessingml/2006/main" xmlns:w14="http://schemas.microsoft.com/office/word/2010/wordml" xmlns:w15="http://schemas.microsoft.com/office/word/2012/wordml" xmlns:w16cex="http://schemas.microsoft.com/office/word/2018/wordml/cex" xmlns:w16cid="http://schemas.microsoft.com/office/word/2016/wordml/cid" xmlns:w16="http://schemas.microsoft.com/office/word/2018/wordml" xmlns:w16sdtdh="http://schemas.microsoft.com/office/word/2020/wordml/sdtdatahash" xmlns:w16se="http://schemas.microsoft.com/office/word/2015/wordml/symex" xmlns:wpg="http://schemas.microsoft.com/office/word/2010/wordprocessingGroup" xmlns:wpi="http://schemas.microsoft.com/office/word/2010/wordprocessingInk" xmlns:wne="http://schemas.microsoft.com/office/word/2006/wordml" xmlns:wps="http://schemas.microsoft.com/office/word/2010/wordprocessingShape" mc:Ignorable="w14 w15 w16se w16cid w16 w16cex w16sdtdh wp14">
   <w:body>
     <w:p>
       <w:pPr>
@@ -9,7 +9,7 @@
           <w:numId w:val="12"/>
         </w:numPr>
         <w:shd w:val="clear" w:color="auto" w:fill="FFFFFF"/>
-        <w:spacing w:after="120" w:line="360" w:lineRule="auto"/>
+        <w:spacing w:after="120"/>
         <w:jc w:val="both"/>
         <w:rPr>
           <w:rFonts w:asciiTheme="minorHAnsi" w:hAnsiTheme="minorHAnsi" w:cstheme="minorHAnsi"/>
@@ -18,8 +18,6 @@
           <w:szCs w:val="22"/>
         </w:rPr>
       </w:pPr>
-      <w:bookmarkStart w:id="0" w:name="_GoBack"/>
-      <w:bookmarkEnd w:id="0"/>
       <w:r>
         <w:rPr>
           <w:rFonts w:asciiTheme="minorHAnsi" w:hAnsiTheme="minorHAnsi" w:cstheme="minorHAnsi"/>
@@ -47,7 +45,7 @@
           <w:numId w:val="12"/>
         </w:numPr>
         <w:shd w:val="clear" w:color="auto" w:fill="FFFFFF"/>
-        <w:spacing w:after="120" w:line="360" w:lineRule="auto"/>
+        <w:spacing w:after="120"/>
         <w:jc w:val="both"/>
         <w:rPr>
           <w:rFonts w:asciiTheme="minorHAnsi" w:hAnsiTheme="minorHAnsi" w:cstheme="minorHAnsi"/>
@@ -101,7 +99,7 @@
           <w:ilvl w:val="0"/>
           <w:numId w:val="12"/>
         </w:numPr>
-        <w:spacing w:after="120" w:line="360" w:lineRule="auto"/>
+        <w:spacing w:after="120"/>
         <w:contextualSpacing/>
         <w:jc w:val="both"/>
         <w:rPr>
@@ -127,7 +125,7 @@
           <w:ilvl w:val="0"/>
           <w:numId w:val="11"/>
         </w:numPr>
-        <w:spacing w:after="120" w:line="360" w:lineRule="auto"/>
+        <w:spacing w:after="120"/>
         <w:contextualSpacing/>
         <w:jc w:val="both"/>
         <w:rPr>
@@ -151,7 +149,7 @@
           <w:ilvl w:val="0"/>
           <w:numId w:val="11"/>
         </w:numPr>
-        <w:spacing w:after="120" w:line="360" w:lineRule="auto"/>
+        <w:spacing w:after="120"/>
         <w:contextualSpacing/>
         <w:jc w:val="both"/>
         <w:rPr>
@@ -176,7 +174,7 @@
           <w:ilvl w:val="0"/>
           <w:numId w:val="5"/>
         </w:numPr>
-        <w:spacing w:after="160" w:line="276" w:lineRule="auto"/>
+        <w:spacing w:after="160"/>
         <w:jc w:val="both"/>
         <w:rPr>
           <w:rFonts w:asciiTheme="minorHAnsi" w:hAnsiTheme="minorHAnsi" w:cstheme="minorHAnsi"/>
@@ -198,7 +196,7 @@
     <w:p>
       <w:pPr>
         <w:pStyle w:val="ListParagraph"/>
-        <w:spacing w:after="200" w:line="360" w:lineRule="auto"/>
+        <w:spacing w:after="200"/>
         <w:ind w:left="360"/>
         <w:jc w:val="both"/>
         <w:rPr>
@@ -219,7 +217,7 @@
     <w:p>
       <w:pPr>
         <w:pStyle w:val="ListParagraph"/>
-        <w:spacing w:after="200" w:line="360" w:lineRule="auto"/>
+        <w:spacing w:after="200"/>
         <w:ind w:left="360"/>
         <w:jc w:val="both"/>
         <w:rPr>
@@ -240,7 +238,7 @@
     <w:p>
       <w:pPr>
         <w:pStyle w:val="ListParagraph"/>
-        <w:spacing w:after="200" w:line="360" w:lineRule="auto"/>
+        <w:spacing w:after="200"/>
         <w:ind w:left="360"/>
         <w:jc w:val="both"/>
         <w:rPr>
@@ -270,7 +268,7 @@
     <w:p>
       <w:pPr>
         <w:pStyle w:val="ListParagraph"/>
-        <w:spacing w:after="200" w:line="360" w:lineRule="auto"/>
+        <w:spacing w:after="200"/>
         <w:ind w:left="360"/>
         <w:jc w:val="both"/>
         <w:rPr>
@@ -291,7 +289,7 @@
     <w:p>
       <w:pPr>
         <w:pStyle w:val="ListParagraph"/>
-        <w:spacing w:after="200" w:line="360" w:lineRule="auto"/>
+        <w:spacing w:after="200"/>
         <w:ind w:left="360"/>
         <w:jc w:val="both"/>
         <w:rPr>
@@ -312,7 +310,6 @@
     <w:p>
       <w:pPr>
         <w:pStyle w:val="ListParagraph"/>
-        <w:spacing w:line="276" w:lineRule="auto"/>
         <w:ind w:left="360"/>
         <w:jc w:val="both"/>
         <w:rPr>
@@ -329,7 +326,7 @@
           <w:ilvl w:val="0"/>
           <w:numId w:val="3"/>
         </w:numPr>
-        <w:spacing w:after="160" w:line="276" w:lineRule="auto"/>
+        <w:spacing w:after="160"/>
         <w:jc w:val="both"/>
         <w:rPr>
           <w:rFonts w:asciiTheme="minorHAnsi" w:hAnsiTheme="minorHAnsi" w:cstheme="minorHAnsi"/>
@@ -354,7 +351,7 @@
           <w:ilvl w:val="0"/>
           <w:numId w:val="11"/>
         </w:numPr>
-        <w:spacing w:after="120" w:line="360" w:lineRule="auto"/>
+        <w:spacing w:after="120"/>
         <w:contextualSpacing/>
         <w:jc w:val="both"/>
         <w:rPr>
@@ -378,7 +375,7 @@
           <w:ilvl w:val="0"/>
           <w:numId w:val="11"/>
         </w:numPr>
-        <w:spacing w:after="120" w:line="360" w:lineRule="auto"/>
+        <w:spacing w:after="120"/>
         <w:contextualSpacing/>
         <w:jc w:val="both"/>
         <w:rPr>
@@ -418,7 +415,7 @@
           <w:ilvl w:val="0"/>
           <w:numId w:val="11"/>
         </w:numPr>
-        <w:spacing w:after="120" w:line="360" w:lineRule="auto"/>
+        <w:spacing w:after="120"/>
         <w:contextualSpacing/>
         <w:jc w:val="both"/>
         <w:rPr>
@@ -442,7 +439,7 @@
           <w:ilvl w:val="0"/>
           <w:numId w:val="11"/>
         </w:numPr>
-        <w:spacing w:after="120" w:line="360" w:lineRule="auto"/>
+        <w:spacing w:after="120"/>
         <w:contextualSpacing/>
         <w:jc w:val="both"/>
         <w:rPr>
@@ -474,7 +471,7 @@
           <w:ilvl w:val="0"/>
           <w:numId w:val="11"/>
         </w:numPr>
-        <w:spacing w:after="120" w:line="360" w:lineRule="auto"/>
+        <w:spacing w:after="120"/>
         <w:contextualSpacing/>
         <w:jc w:val="both"/>
         <w:rPr>
@@ -510,7 +507,7 @@
     </w:p>
     <w:p>
       <w:pPr>
-        <w:spacing w:after="120" w:line="360" w:lineRule="auto"/>
+        <w:spacing w:after="120"/>
         <w:jc w:val="both"/>
         <w:rPr>
           <w:rFonts w:asciiTheme="minorHAnsi" w:eastAsia="Calibri" w:hAnsiTheme="minorHAnsi" w:cstheme="minorHAnsi"/>
@@ -544,7 +541,7 @@
           <w:ilvl w:val="0"/>
           <w:numId w:val="11"/>
         </w:numPr>
-        <w:spacing w:after="120" w:line="360" w:lineRule="auto"/>
+        <w:spacing w:after="120"/>
         <w:contextualSpacing/>
         <w:jc w:val="both"/>
         <w:rPr>
@@ -559,7 +556,6 @@
           <w:sz w:val="22"/>
           <w:szCs w:val="22"/>
         </w:rPr>
-        <w:lastRenderedPageBreak/>
         <w:t>Ensure that the preventive maintenance activity prior to temperature mapping of the refrigerator (Performance qualification).</w:t>
       </w:r>
     </w:p>
@@ -569,7 +565,7 @@
           <w:ilvl w:val="0"/>
           <w:numId w:val="11"/>
         </w:numPr>
-        <w:spacing w:after="120" w:line="360" w:lineRule="auto"/>
+        <w:spacing w:after="120"/>
         <w:contextualSpacing/>
         <w:jc w:val="both"/>
         <w:rPr>
@@ -593,7 +589,7 @@
           <w:ilvl w:val="0"/>
           <w:numId w:val="11"/>
         </w:numPr>
-        <w:spacing w:after="120" w:line="360" w:lineRule="auto"/>
+        <w:spacing w:after="120"/>
         <w:contextualSpacing/>
         <w:jc w:val="both"/>
         <w:rPr>
@@ -617,7 +613,7 @@
           <w:ilvl w:val="0"/>
           <w:numId w:val="11"/>
         </w:numPr>
-        <w:spacing w:after="200" w:line="360" w:lineRule="auto"/>
+        <w:spacing w:after="200"/>
         <w:contextualSpacing/>
         <w:jc w:val="both"/>
         <w:rPr>
@@ -632,7 +628,23 @@
           <w:sz w:val="22"/>
           <w:szCs w:val="22"/>
         </w:rPr>
-        <w:t>Select upper, and lower racks in the refrigerator .Ensure that the calibration status of each probe before starting the calibration.</w:t>
+        <w:t>Select upper, and lower racks in the refrigerator.</w:t>
+      </w:r>
+      <w:r>
+        <w:rPr>
+          <w:rFonts w:asciiTheme="minorHAnsi" w:eastAsia="Calibri" w:hAnsiTheme="minorHAnsi" w:cstheme="minorHAnsi"/>
+          <w:sz w:val="22"/>
+          <w:szCs w:val="22"/>
+        </w:rPr>
+        <w:t xml:space="preserve"> </w:t>
+      </w:r>
+      <w:r>
+        <w:rPr>
+          <w:rFonts w:asciiTheme="minorHAnsi" w:eastAsia="Calibri" w:hAnsiTheme="minorHAnsi" w:cstheme="minorHAnsi"/>
+          <w:sz w:val="22"/>
+          <w:szCs w:val="22"/>
+        </w:rPr>
+        <w:t>Ensure that the calibration status of each probe before starting the calibration.</w:t>
       </w:r>
     </w:p>
     <w:p>
@@ -641,7 +653,7 @@
           <w:ilvl w:val="0"/>
           <w:numId w:val="11"/>
         </w:numPr>
-        <w:spacing w:after="200" w:line="360" w:lineRule="auto"/>
+        <w:spacing w:after="200"/>
         <w:contextualSpacing/>
         <w:jc w:val="both"/>
         <w:rPr>
@@ -665,7 +677,7 @@
           <w:ilvl w:val="0"/>
           <w:numId w:val="11"/>
         </w:numPr>
-        <w:spacing w:after="200" w:line="360" w:lineRule="auto"/>
+        <w:spacing w:after="200"/>
         <w:contextualSpacing/>
         <w:jc w:val="both"/>
         <w:rPr>
@@ -689,7 +701,7 @@
           <w:ilvl w:val="0"/>
           <w:numId w:val="11"/>
         </w:numPr>
-        <w:spacing w:after="200" w:line="360" w:lineRule="auto"/>
+        <w:spacing w:after="200"/>
         <w:contextualSpacing/>
         <w:jc w:val="both"/>
         <w:rPr>
@@ -704,7 +716,24 @@
           <w:sz w:val="22"/>
           <w:szCs w:val="22"/>
         </w:rPr>
-        <w:t>The maximum and minimum reading shall be recorded from the raw data in the Annexure-II.</w:t>
+        <w:lastRenderedPageBreak/>
+        <w:t xml:space="preserve">The maximum and minimum reading shall be recorded from the raw data in the </w:t>
+      </w:r>
+      <w:r>
+        <w:rPr>
+          <w:rFonts w:asciiTheme="minorHAnsi" w:eastAsia="Calibri" w:hAnsiTheme="minorHAnsi" w:cstheme="minorHAnsi"/>
+          <w:sz w:val="22"/>
+          <w:szCs w:val="22"/>
+        </w:rPr>
+        <w:t>Log book</w:t>
+      </w:r>
+      <w:r>
+        <w:rPr>
+          <w:rFonts w:asciiTheme="minorHAnsi" w:eastAsia="Calibri" w:hAnsiTheme="minorHAnsi" w:cstheme="minorHAnsi"/>
+          <w:sz w:val="22"/>
+          <w:szCs w:val="22"/>
+        </w:rPr>
+        <w:t>.</w:t>
       </w:r>
     </w:p>
     <w:p>
@@ -713,7 +742,7 @@
           <w:ilvl w:val="0"/>
           <w:numId w:val="11"/>
         </w:numPr>
-        <w:spacing w:after="200" w:line="360" w:lineRule="auto"/>
+        <w:spacing w:after="200"/>
         <w:contextualSpacing/>
         <w:jc w:val="both"/>
         <w:rPr>
@@ -737,7 +766,7 @@
           <w:ilvl w:val="0"/>
           <w:numId w:val="11"/>
         </w:numPr>
-        <w:spacing w:after="200" w:line="360" w:lineRule="auto"/>
+        <w:spacing w:after="200"/>
         <w:contextualSpacing/>
         <w:jc w:val="both"/>
         <w:rPr>
@@ -761,7 +790,7 @@
           <w:ilvl w:val="0"/>
           <w:numId w:val="11"/>
         </w:numPr>
-        <w:spacing w:after="200" w:line="360" w:lineRule="auto"/>
+        <w:spacing w:after="200"/>
         <w:contextualSpacing/>
         <w:jc w:val="both"/>
         <w:rPr>
@@ -782,13 +811,24 @@
     <w:p>
       <w:pPr>
         <w:tabs>
-          <w:tab w:val="left" w:pos="4257"/>
+          <w:tab w:val="left" w:pos="1962"/>
         </w:tabs>
-        <w:spacing w:line="276" w:lineRule="auto"/>
         <w:jc w:val="both"/>
         <w:rPr>
           <w:rFonts w:asciiTheme="minorHAnsi" w:hAnsiTheme="minorHAnsi" w:cstheme="minorHAnsi"/>
-          <w:b/>
+          <w:sz w:val="22"/>
+          <w:szCs w:val="22"/>
+        </w:rPr>
+      </w:pPr>
+    </w:p>
+    <w:p>
+      <w:pPr>
+        <w:tabs>
+          <w:tab w:val="left" w:pos="1962"/>
+        </w:tabs>
+        <w:jc w:val="both"/>
+        <w:rPr>
+          <w:rFonts w:asciiTheme="minorHAnsi" w:hAnsiTheme="minorHAnsi" w:cstheme="minorHAnsi"/>
           <w:sz w:val="22"/>
           <w:szCs w:val="22"/>
         </w:rPr>
@@ -796,76 +836,36 @@
       <w:r>
         <w:rPr>
           <w:rFonts w:asciiTheme="minorHAnsi" w:hAnsiTheme="minorHAnsi" w:cstheme="minorHAnsi"/>
-          <w:b/>
-          <w:sz w:val="22"/>
-          <w:szCs w:val="22"/>
-        </w:rPr>
-        <w:tab/>
-      </w:r>
-    </w:p>
-    <w:p>
-      <w:pPr>
-        <w:pStyle w:val="ListParagraph"/>
-        <w:numPr>
-          <w:ilvl w:val="0"/>
-          <w:numId w:val="3"/>
-        </w:numPr>
-        <w:shd w:val="clear" w:color="auto" w:fill="FFFFFF"/>
-        <w:spacing w:line="276" w:lineRule="auto"/>
-        <w:jc w:val="both"/>
-        <w:rPr>
-          <w:rFonts w:asciiTheme="minorHAnsi" w:hAnsiTheme="minorHAnsi" w:cstheme="minorHAnsi"/>
-          <w:sz w:val="22"/>
-          <w:szCs w:val="22"/>
-        </w:rPr>
-      </w:pPr>
-      <w:r>
-        <w:rPr>
-          <w:rFonts w:asciiTheme="minorHAnsi" w:hAnsiTheme="minorHAnsi" w:cstheme="minorHAnsi"/>
-          <w:b/>
-          <w:sz w:val="22"/>
-          <w:szCs w:val="22"/>
-        </w:rPr>
-        <w:t>REFERENCE AND ENCLOSURE</w:t>
-      </w:r>
-    </w:p>
-    <w:p>
-      <w:pPr>
-        <w:tabs>
-          <w:tab w:val="left" w:pos="180"/>
-        </w:tabs>
-        <w:spacing w:line="276" w:lineRule="auto"/>
-        <w:jc w:val="both"/>
-        <w:rPr>
-          <w:rFonts w:asciiTheme="minorHAnsi" w:hAnsiTheme="minorHAnsi" w:cstheme="minorHAnsi"/>
-          <w:sz w:val="22"/>
-          <w:szCs w:val="22"/>
-        </w:rPr>
-      </w:pPr>
-      <w:r>
-        <w:rPr>
-          <w:rFonts w:asciiTheme="minorHAnsi" w:hAnsiTheme="minorHAnsi" w:cstheme="minorHAnsi"/>
-          <w:sz w:val="22"/>
-          <w:szCs w:val="22"/>
-        </w:rPr>
-        <w:tab/>
+          <w:sz w:val="22"/>
+          <w:szCs w:val="22"/>
+        </w:rPr>
+        <w:t>TEMPERATURE:      0</w:t>
       </w:r>
       <w:r>
         <w:rPr>
           <w:rFonts w:asciiTheme="minorHAnsi" w:hAnsiTheme="minorHAnsi" w:cstheme="minorHAnsi"/>
           <w:sz w:val="22"/>
           <w:szCs w:val="22"/>
-        </w:rPr>
-        <w:tab/>
-        <w:t>NIL</w:t>
+          <w:vertAlign w:val="superscript"/>
+        </w:rPr>
+        <w:t>C</w:t>
       </w:r>
-    </w:p>
-    <w:p>
-      <w:pPr>
+      <w:r>
+        <w:rPr>
+          <w:rFonts w:asciiTheme="minorHAnsi" w:hAnsiTheme="minorHAnsi" w:cstheme="minorHAnsi"/>
+          <w:sz w:val="22"/>
+          <w:szCs w:val="22"/>
+        </w:rPr>
+        <w:t xml:space="preserve"> (LIMIT +5%)</w:t>
+      </w:r>
+    </w:p>
+    <w:p>
+      <w:pPr>
+        <w:pStyle w:val="ListParagraph"/>
         <w:tabs>
-          <w:tab w:val="left" w:pos="180"/>
+          <w:tab w:val="left" w:pos="1962"/>
         </w:tabs>
-        <w:spacing w:line="276" w:lineRule="auto"/>
+        <w:ind w:left="360"/>
         <w:jc w:val="both"/>
         <w:rPr>
           <w:rFonts w:asciiTheme="minorHAnsi" w:hAnsiTheme="minorHAnsi" w:cstheme="minorHAnsi"/>
@@ -873,307 +873,184 @@
           <w:szCs w:val="22"/>
         </w:rPr>
       </w:pPr>
-    </w:p>
-    <w:p>
-      <w:pPr>
-        <w:spacing w:line="276" w:lineRule="auto"/>
-        <w:jc w:val="both"/>
-        <w:rPr>
-          <w:rFonts w:asciiTheme="minorHAnsi" w:hAnsiTheme="minorHAnsi" w:cstheme="minorHAnsi"/>
-          <w:sz w:val="22"/>
-          <w:szCs w:val="22"/>
-        </w:rPr>
-      </w:pPr>
-      <w:r>
-        <w:rPr>
-          <w:rFonts w:asciiTheme="minorHAnsi" w:hAnsiTheme="minorHAnsi" w:cstheme="minorHAnsi"/>
-          <w:b/>
-          <w:sz w:val="22"/>
-          <w:szCs w:val="22"/>
-        </w:rPr>
-        <w:t>7.0 TRAINING INVOLVEMENT</w:t>
-      </w:r>
     </w:p>
     <w:tbl>
       <w:tblPr>
-        <w:tblW w:w="9288" w:type="dxa"/>
-        <w:tblBorders>
-          <w:top w:val="single" w:sz="4" w:space="0" w:color="auto"/>
-          <w:left w:val="single" w:sz="4" w:space="0" w:color="auto"/>
-          <w:bottom w:val="single" w:sz="4" w:space="0" w:color="auto"/>
-          <w:right w:val="single" w:sz="4" w:space="0" w:color="auto"/>
-          <w:insideH w:val="single" w:sz="4" w:space="0" w:color="auto"/>
-          <w:insideV w:val="single" w:sz="4" w:space="0" w:color="auto"/>
-        </w:tblBorders>
-        <w:shd w:val="clear" w:color="auto" w:fill="FFFFFF"/>
-        <w:tblLayout w:type="fixed"/>
-        <w:tblLook w:val="0000" w:firstRow="0" w:lastRow="0" w:firstColumn="0" w:lastColumn="0" w:noHBand="0" w:noVBand="0"/>
-      </w:tblPr>
-      <w:tblGrid>
-        <w:gridCol w:w="4644"/>
-        <w:gridCol w:w="4644"/>
-      </w:tblGrid>
-      <w:tr>
-        <w:trPr>
-          <w:trHeight w:val="261"/>
-        </w:trPr>
-        <w:tc>
-          <w:tcPr>
-            <w:tcW w:w="4644" w:type="dxa"/>
-            <w:shd w:val="clear" w:color="auto" w:fill="FFFFFF"/>
-          </w:tcPr>
-          <w:p>
-            <w:pPr>
-              <w:pStyle w:val="Header"/>
-              <w:spacing w:line="276" w:lineRule="auto"/>
-              <w:jc w:val="both"/>
-              <w:rPr>
-                <w:rFonts w:asciiTheme="minorHAnsi" w:hAnsiTheme="minorHAnsi" w:cstheme="minorHAnsi"/>
-                <w:bCs/>
-                <w:snapToGrid w:val="0"/>
-                <w:sz w:val="22"/>
-                <w:szCs w:val="22"/>
-              </w:rPr>
-            </w:pPr>
-            <w:r>
-              <w:rPr>
-                <w:rFonts w:asciiTheme="minorHAnsi" w:hAnsiTheme="minorHAnsi" w:cstheme="minorHAnsi"/>
-                <w:bCs/>
-                <w:snapToGrid w:val="0"/>
-                <w:sz w:val="22"/>
-                <w:szCs w:val="22"/>
-              </w:rPr>
-              <w:t>Quality Control Head</w:t>
-            </w:r>
-            <w:r>
-              <w:rPr>
-                <w:rFonts w:asciiTheme="minorHAnsi" w:hAnsiTheme="minorHAnsi" w:cstheme="minorHAnsi"/>
-                <w:bCs/>
-                <w:snapToGrid w:val="0"/>
-                <w:sz w:val="22"/>
-                <w:szCs w:val="22"/>
-              </w:rPr>
-              <w:t xml:space="preserve"> </w:t>
-            </w:r>
-          </w:p>
-        </w:tc>
-        <w:tc>
-          <w:tcPr>
-            <w:tcW w:w="4644" w:type="dxa"/>
-            <w:shd w:val="clear" w:color="auto" w:fill="FFFFFF"/>
-          </w:tcPr>
-          <w:p>
-            <w:pPr>
-              <w:pStyle w:val="Header"/>
-              <w:spacing w:line="276" w:lineRule="auto"/>
-              <w:jc w:val="both"/>
-              <w:rPr>
-                <w:rFonts w:asciiTheme="minorHAnsi" w:hAnsiTheme="minorHAnsi" w:cstheme="minorHAnsi"/>
-                <w:b/>
-                <w:snapToGrid w:val="0"/>
-                <w:sz w:val="22"/>
-                <w:szCs w:val="22"/>
-              </w:rPr>
-            </w:pPr>
-            <w:r>
-              <w:rPr>
-                <w:rFonts w:asciiTheme="minorHAnsi" w:hAnsiTheme="minorHAnsi" w:cstheme="minorHAnsi"/>
-                <w:iCs/>
-                <w:snapToGrid w:val="0"/>
-                <w:sz w:val="22"/>
-                <w:szCs w:val="22"/>
-              </w:rPr>
-              <w:t>Quality Control Microbiologist</w:t>
-            </w:r>
-          </w:p>
-        </w:tc>
-      </w:tr>
-      <w:tr>
-        <w:trPr>
-          <w:trHeight w:val="276"/>
-        </w:trPr>
-        <w:tc>
-          <w:tcPr>
-            <w:tcW w:w="4644" w:type="dxa"/>
-            <w:shd w:val="clear" w:color="auto" w:fill="FFFFFF"/>
-          </w:tcPr>
-          <w:p>
-            <w:pPr>
-              <w:pStyle w:val="Header"/>
-              <w:spacing w:line="276" w:lineRule="auto"/>
-              <w:jc w:val="both"/>
-              <w:rPr>
-                <w:rFonts w:asciiTheme="minorHAnsi" w:hAnsiTheme="minorHAnsi" w:cstheme="minorHAnsi"/>
-                <w:iCs/>
-                <w:snapToGrid w:val="0"/>
-                <w:sz w:val="22"/>
-                <w:szCs w:val="22"/>
-              </w:rPr>
-            </w:pPr>
-            <w:r>
-              <w:rPr>
-                <w:rFonts w:asciiTheme="minorHAnsi" w:hAnsiTheme="minorHAnsi" w:cstheme="minorHAnsi"/>
-                <w:iCs/>
-                <w:snapToGrid w:val="0"/>
-                <w:sz w:val="22"/>
-                <w:szCs w:val="22"/>
-              </w:rPr>
-              <w:t>QA Doc. Unit staff</w:t>
-            </w:r>
-          </w:p>
-        </w:tc>
-        <w:tc>
-          <w:tcPr>
-            <w:tcW w:w="4644" w:type="dxa"/>
-            <w:shd w:val="clear" w:color="auto" w:fill="FFFFFF"/>
-          </w:tcPr>
-          <w:p>
-            <w:pPr>
-              <w:pStyle w:val="Header"/>
-              <w:spacing w:line="276" w:lineRule="auto"/>
-              <w:jc w:val="both"/>
-              <w:rPr>
-                <w:rFonts w:asciiTheme="minorHAnsi" w:hAnsiTheme="minorHAnsi" w:cstheme="minorHAnsi"/>
-                <w:iCs/>
-                <w:snapToGrid w:val="0"/>
-                <w:sz w:val="22"/>
-                <w:szCs w:val="22"/>
-              </w:rPr>
-            </w:pPr>
-            <w:r>
-              <w:rPr>
-                <w:rFonts w:asciiTheme="minorHAnsi" w:hAnsiTheme="minorHAnsi" w:cstheme="minorHAnsi"/>
-                <w:iCs/>
-                <w:snapToGrid w:val="0"/>
-                <w:sz w:val="22"/>
-                <w:szCs w:val="22"/>
-              </w:rPr>
-              <w:t>Laboratory Assistant</w:t>
-            </w:r>
-          </w:p>
-        </w:tc>
-      </w:tr>
-    </w:tbl>
-    <w:p>
-      <w:pPr>
-        <w:spacing w:line="276" w:lineRule="auto"/>
-        <w:jc w:val="both"/>
-        <w:rPr>
-          <w:rFonts w:asciiTheme="minorHAnsi" w:hAnsiTheme="minorHAnsi" w:cstheme="minorHAnsi"/>
-          <w:b/>
-          <w:sz w:val="22"/>
-          <w:szCs w:val="22"/>
-        </w:rPr>
-      </w:pPr>
-      <w:r>
-        <w:rPr>
-          <w:rFonts w:asciiTheme="minorHAnsi" w:hAnsiTheme="minorHAnsi" w:cstheme="minorHAnsi"/>
-          <w:b/>
-          <w:sz w:val="22"/>
-          <w:szCs w:val="22"/>
-        </w:rPr>
-        <w:br/>
-      </w:r>
-    </w:p>
-    <w:p>
-      <w:pPr>
-        <w:spacing w:line="276" w:lineRule="auto"/>
-        <w:jc w:val="both"/>
-        <w:rPr>
-          <w:rFonts w:asciiTheme="minorHAnsi" w:hAnsiTheme="minorHAnsi" w:cstheme="minorHAnsi"/>
-          <w:b/>
-          <w:sz w:val="22"/>
-          <w:szCs w:val="22"/>
-        </w:rPr>
-      </w:pPr>
-    </w:p>
-    <w:p>
-      <w:pPr>
-        <w:spacing w:line="276" w:lineRule="auto"/>
-        <w:jc w:val="both"/>
-        <w:rPr>
-          <w:rFonts w:asciiTheme="minorHAnsi" w:hAnsiTheme="minorHAnsi" w:cstheme="minorHAnsi"/>
-          <w:b/>
-          <w:sz w:val="22"/>
-          <w:szCs w:val="22"/>
-        </w:rPr>
-      </w:pPr>
-      <w:r>
-        <w:rPr>
-          <w:rFonts w:asciiTheme="minorHAnsi" w:hAnsiTheme="minorHAnsi" w:cstheme="minorHAnsi"/>
-          <w:b/>
-          <w:sz w:val="22"/>
-          <w:szCs w:val="22"/>
-        </w:rPr>
-        <w:t>8.0 DISTRIBUTION AND CONTROL:</w:t>
-      </w:r>
-    </w:p>
-    <w:tbl>
-      <w:tblPr>
-        <w:tblW w:w="9390" w:type="dxa"/>
-        <w:tblInd w:w="108" w:type="dxa"/>
-        <w:tblBorders>
-          <w:top w:val="single" w:sz="4" w:space="0" w:color="000000"/>
-          <w:left w:val="single" w:sz="4" w:space="0" w:color="000000"/>
-          <w:bottom w:val="single" w:sz="4" w:space="0" w:color="000000"/>
-          <w:right w:val="single" w:sz="4" w:space="0" w:color="000000"/>
-          <w:insideH w:val="single" w:sz="4" w:space="0" w:color="000000"/>
-          <w:insideV w:val="single" w:sz="4" w:space="0" w:color="000000"/>
-        </w:tblBorders>
+        <w:tblStyle w:val="TableGrid"/>
+        <w:tblW w:w="0" w:type="auto"/>
         <w:tblLook w:val="04A0" w:firstRow="1" w:lastRow="0" w:firstColumn="1" w:lastColumn="0" w:noHBand="0" w:noVBand="1"/>
       </w:tblPr>
       <w:tblGrid>
-        <w:gridCol w:w="2610"/>
-        <w:gridCol w:w="6780"/>
+        <w:gridCol w:w="738"/>
+        <w:gridCol w:w="2694"/>
+        <w:gridCol w:w="1716"/>
+        <w:gridCol w:w="1716"/>
+        <w:gridCol w:w="1716"/>
+        <w:gridCol w:w="1716"/>
       </w:tblGrid>
       <w:tr>
         <w:tc>
           <w:tcPr>
-            <w:tcW w:w="2610" w:type="dxa"/>
-            <w:shd w:val="clear" w:color="auto" w:fill="auto"/>
+            <w:tcW w:w="738" w:type="dxa"/>
           </w:tcPr>
           <w:p>
             <w:pPr>
-              <w:spacing w:line="276" w:lineRule="auto"/>
-              <w:jc w:val="both"/>
-              <w:rPr>
-                <w:rFonts w:asciiTheme="minorHAnsi" w:eastAsia="Calibri" w:hAnsiTheme="minorHAnsi" w:cstheme="minorHAnsi"/>
+              <w:tabs>
+                <w:tab w:val="left" w:pos="1962"/>
+              </w:tabs>
+              <w:jc w:val="both"/>
+              <w:rPr>
+                <w:rFonts w:asciiTheme="minorHAnsi" w:hAnsiTheme="minorHAnsi" w:cstheme="minorHAnsi"/>
                 <w:sz w:val="22"/>
                 <w:szCs w:val="22"/>
               </w:rPr>
             </w:pPr>
             <w:r>
               <w:rPr>
-                <w:rFonts w:asciiTheme="minorHAnsi" w:eastAsia="Calibri" w:hAnsiTheme="minorHAnsi" w:cstheme="minorHAnsi"/>
-                <w:sz w:val="22"/>
-                <w:szCs w:val="22"/>
-              </w:rPr>
-              <w:t>MASTER COPIES</w:t>
+                <w:rFonts w:asciiTheme="minorHAnsi" w:hAnsiTheme="minorHAnsi" w:cstheme="minorHAnsi"/>
+                <w:sz w:val="22"/>
+                <w:szCs w:val="22"/>
+              </w:rPr>
+              <w:t>S/N</w:t>
             </w:r>
           </w:p>
         </w:tc>
         <w:tc>
           <w:tcPr>
-            <w:tcW w:w="6780" w:type="dxa"/>
-            <w:shd w:val="clear" w:color="auto" w:fill="auto"/>
+            <w:tcW w:w="2694" w:type="dxa"/>
           </w:tcPr>
           <w:p>
             <w:pPr>
-              <w:spacing w:line="276" w:lineRule="auto"/>
-              <w:jc w:val="both"/>
-              <w:rPr>
-                <w:rFonts w:asciiTheme="minorHAnsi" w:eastAsia="Calibri" w:hAnsiTheme="minorHAnsi" w:cstheme="minorHAnsi"/>
+              <w:tabs>
+                <w:tab w:val="left" w:pos="1962"/>
+              </w:tabs>
+              <w:jc w:val="both"/>
+              <w:rPr>
+                <w:rFonts w:asciiTheme="minorHAnsi" w:hAnsiTheme="minorHAnsi" w:cstheme="minorHAnsi"/>
                 <w:sz w:val="22"/>
                 <w:szCs w:val="22"/>
               </w:rPr>
             </w:pPr>
             <w:r>
               <w:rPr>
-                <w:rFonts w:asciiTheme="minorHAnsi" w:eastAsia="Calibri" w:hAnsiTheme="minorHAnsi" w:cstheme="minorHAnsi"/>
-                <w:sz w:val="22"/>
-                <w:szCs w:val="22"/>
-              </w:rPr>
-              <w:t>QUALITY ASSURANCE</w:t>
+                <w:rFonts w:asciiTheme="minorHAnsi" w:hAnsiTheme="minorHAnsi" w:cstheme="minorHAnsi"/>
+                <w:sz w:val="22"/>
+                <w:szCs w:val="22"/>
+              </w:rPr>
+              <w:t>TEMP. PROBE LOCATION</w:t>
+            </w:r>
+          </w:p>
+        </w:tc>
+        <w:tc>
+          <w:tcPr>
+            <w:tcW w:w="3432" w:type="dxa"/>
+            <w:gridSpan w:val="2"/>
+          </w:tcPr>
+          <w:p>
+            <w:pPr>
+              <w:tabs>
+                <w:tab w:val="left" w:pos="1962"/>
+              </w:tabs>
+              <w:jc w:val="both"/>
+              <w:rPr>
+                <w:rFonts w:asciiTheme="minorHAnsi" w:hAnsiTheme="minorHAnsi" w:cstheme="minorHAnsi"/>
+                <w:sz w:val="22"/>
+                <w:szCs w:val="22"/>
+              </w:rPr>
+            </w:pPr>
+            <w:r>
+              <w:rPr>
+                <w:rFonts w:asciiTheme="minorHAnsi" w:hAnsiTheme="minorHAnsi" w:cstheme="minorHAnsi"/>
+                <w:sz w:val="22"/>
+                <w:szCs w:val="22"/>
+              </w:rPr>
+              <w:t xml:space="preserve">Observation Temp </w:t>
+            </w:r>
+            <w:r>
+              <w:rPr>
+                <w:rFonts w:asciiTheme="minorHAnsi" w:hAnsiTheme="minorHAnsi" w:cstheme="minorHAnsi"/>
+                <w:sz w:val="22"/>
+                <w:szCs w:val="22"/>
+                <w:vertAlign w:val="superscript"/>
+              </w:rPr>
+              <w:t>O</w:t>
+            </w:r>
+            <w:r>
+              <w:rPr>
+                <w:rFonts w:asciiTheme="minorHAnsi" w:hAnsiTheme="minorHAnsi" w:cstheme="minorHAnsi"/>
+                <w:sz w:val="22"/>
+                <w:szCs w:val="22"/>
+              </w:rPr>
+              <w:t>C</w:t>
+            </w:r>
+          </w:p>
+        </w:tc>
+        <w:tc>
+          <w:tcPr>
+            <w:tcW w:w="1716" w:type="dxa"/>
+          </w:tcPr>
+          <w:p>
+            <w:pPr>
+              <w:tabs>
+                <w:tab w:val="left" w:pos="1962"/>
+              </w:tabs>
+              <w:jc w:val="both"/>
+              <w:rPr>
+                <w:rFonts w:asciiTheme="minorHAnsi" w:hAnsiTheme="minorHAnsi" w:cstheme="minorHAnsi"/>
+                <w:sz w:val="22"/>
+                <w:szCs w:val="22"/>
+              </w:rPr>
+            </w:pPr>
+            <w:r>
+              <w:rPr>
+                <w:rFonts w:asciiTheme="minorHAnsi" w:hAnsiTheme="minorHAnsi" w:cstheme="minorHAnsi"/>
+                <w:sz w:val="22"/>
+                <w:szCs w:val="22"/>
+              </w:rPr>
+              <w:t xml:space="preserve">Difference in </w:t>
+            </w:r>
+            <w:r>
+              <w:rPr>
+                <w:rFonts w:asciiTheme="minorHAnsi" w:hAnsiTheme="minorHAnsi" w:cstheme="minorHAnsi"/>
+                <w:sz w:val="22"/>
+                <w:szCs w:val="22"/>
+                <w:vertAlign w:val="superscript"/>
+              </w:rPr>
+              <w:t>O</w:t>
+            </w:r>
+            <w:r>
+              <w:rPr>
+                <w:rFonts w:asciiTheme="minorHAnsi" w:hAnsiTheme="minorHAnsi" w:cstheme="minorHAnsi"/>
+                <w:sz w:val="22"/>
+                <w:szCs w:val="22"/>
+              </w:rPr>
+              <w:t>C</w:t>
+            </w:r>
+          </w:p>
+        </w:tc>
+        <w:tc>
+          <w:tcPr>
+            <w:tcW w:w="1716" w:type="dxa"/>
+          </w:tcPr>
+          <w:p>
+            <w:pPr>
+              <w:tabs>
+                <w:tab w:val="left" w:pos="1962"/>
+              </w:tabs>
+              <w:jc w:val="both"/>
+              <w:rPr>
+                <w:rFonts w:asciiTheme="minorHAnsi" w:hAnsiTheme="minorHAnsi" w:cstheme="minorHAnsi"/>
+                <w:sz w:val="22"/>
+                <w:szCs w:val="22"/>
+              </w:rPr>
+            </w:pPr>
+            <w:r>
+              <w:rPr>
+                <w:rFonts w:asciiTheme="minorHAnsi" w:hAnsiTheme="minorHAnsi" w:cstheme="minorHAnsi"/>
+                <w:sz w:val="22"/>
+                <w:szCs w:val="22"/>
+              </w:rPr>
+              <w:t>Pass/Fail</w:t>
             </w:r>
           </w:p>
         </w:tc>
@@ -1181,407 +1058,453 @@
       <w:tr>
         <w:tc>
           <w:tcPr>
-            <w:tcW w:w="2610" w:type="dxa"/>
-            <w:shd w:val="clear" w:color="auto" w:fill="auto"/>
+            <w:tcW w:w="738" w:type="dxa"/>
           </w:tcPr>
           <w:p>
             <w:pPr>
-              <w:spacing w:line="276" w:lineRule="auto"/>
-              <w:jc w:val="both"/>
-              <w:rPr>
-                <w:rFonts w:asciiTheme="minorHAnsi" w:eastAsia="Calibri" w:hAnsiTheme="minorHAnsi" w:cstheme="minorHAnsi"/>
-                <w:sz w:val="22"/>
-                <w:szCs w:val="22"/>
-              </w:rPr>
-            </w:pPr>
-            <w:r>
-              <w:rPr>
-                <w:rFonts w:asciiTheme="minorHAnsi" w:eastAsia="Calibri" w:hAnsiTheme="minorHAnsi" w:cstheme="minorHAnsi"/>
-                <w:sz w:val="22"/>
-                <w:szCs w:val="22"/>
-              </w:rPr>
-              <w:t xml:space="preserve">CONTROLLED COPIES </w:t>
-            </w:r>
+              <w:tabs>
+                <w:tab w:val="left" w:pos="1962"/>
+              </w:tabs>
+              <w:jc w:val="both"/>
+              <w:rPr>
+                <w:rFonts w:asciiTheme="minorHAnsi" w:hAnsiTheme="minorHAnsi" w:cstheme="minorHAnsi"/>
+                <w:sz w:val="22"/>
+                <w:szCs w:val="22"/>
+              </w:rPr>
+            </w:pPr>
           </w:p>
         </w:tc>
         <w:tc>
           <w:tcPr>
-            <w:tcW w:w="6780" w:type="dxa"/>
-            <w:shd w:val="clear" w:color="auto" w:fill="auto"/>
+            <w:tcW w:w="2694" w:type="dxa"/>
           </w:tcPr>
           <w:p>
             <w:pPr>
-              <w:spacing w:line="276" w:lineRule="auto"/>
-              <w:jc w:val="both"/>
-              <w:rPr>
-                <w:rFonts w:asciiTheme="minorHAnsi" w:eastAsia="Calibri" w:hAnsiTheme="minorHAnsi" w:cstheme="minorHAnsi"/>
-                <w:sz w:val="22"/>
-                <w:szCs w:val="22"/>
-              </w:rPr>
-            </w:pPr>
-            <w:r>
-              <w:rPr>
-                <w:rFonts w:asciiTheme="minorHAnsi" w:eastAsia="Calibri" w:hAnsiTheme="minorHAnsi" w:cstheme="minorHAnsi"/>
-                <w:sz w:val="22"/>
-                <w:szCs w:val="22"/>
-              </w:rPr>
-              <w:t>ALL DEPARTMENT</w:t>
-            </w:r>
-          </w:p>
-        </w:tc>
-      </w:tr>
-    </w:tbl>
-    <w:p>
-      <w:pPr>
-        <w:spacing w:line="276" w:lineRule="auto"/>
-        <w:jc w:val="both"/>
-        <w:rPr>
-          <w:rFonts w:asciiTheme="minorHAnsi" w:hAnsiTheme="minorHAnsi" w:cstheme="minorHAnsi"/>
-          <w:b/>
-          <w:sz w:val="22"/>
-          <w:szCs w:val="22"/>
-        </w:rPr>
-      </w:pPr>
-    </w:p>
-    <w:p>
-      <w:pPr>
-        <w:spacing w:line="276" w:lineRule="auto"/>
-        <w:jc w:val="both"/>
-        <w:rPr>
-          <w:rFonts w:asciiTheme="minorHAnsi" w:hAnsiTheme="minorHAnsi" w:cstheme="minorHAnsi"/>
-          <w:b/>
-          <w:sz w:val="22"/>
-          <w:szCs w:val="22"/>
-        </w:rPr>
-      </w:pPr>
-    </w:p>
-    <w:p>
-      <w:pPr>
-        <w:spacing w:line="276" w:lineRule="auto"/>
-        <w:jc w:val="both"/>
-        <w:rPr>
-          <w:rFonts w:asciiTheme="minorHAnsi" w:hAnsiTheme="minorHAnsi" w:cstheme="minorHAnsi"/>
-          <w:b/>
-          <w:sz w:val="22"/>
-          <w:szCs w:val="22"/>
-        </w:rPr>
-      </w:pPr>
-      <w:r>
-        <w:rPr>
-          <w:rFonts w:asciiTheme="minorHAnsi" w:hAnsiTheme="minorHAnsi" w:cstheme="minorHAnsi"/>
-          <w:b/>
-          <w:sz w:val="22"/>
-          <w:szCs w:val="22"/>
-        </w:rPr>
-        <w:t>9.0 CHANGE HISTORY</w:t>
-      </w:r>
-    </w:p>
-    <w:tbl>
-      <w:tblPr>
-        <w:tblW w:w="9747" w:type="dxa"/>
-        <w:tblBorders>
-          <w:top w:val="single" w:sz="4" w:space="0" w:color="000000"/>
-          <w:left w:val="single" w:sz="4" w:space="0" w:color="000000"/>
-          <w:bottom w:val="single" w:sz="4" w:space="0" w:color="000000"/>
-          <w:right w:val="single" w:sz="4" w:space="0" w:color="000000"/>
-          <w:insideH w:val="single" w:sz="4" w:space="0" w:color="000000"/>
-          <w:insideV w:val="single" w:sz="4" w:space="0" w:color="000000"/>
-        </w:tblBorders>
-        <w:tblLook w:val="04A0" w:firstRow="1" w:lastRow="0" w:firstColumn="1" w:lastColumn="0" w:noHBand="0" w:noVBand="1"/>
-      </w:tblPr>
-      <w:tblGrid>
-        <w:gridCol w:w="2376"/>
-        <w:gridCol w:w="2127"/>
-        <w:gridCol w:w="5244"/>
-      </w:tblGrid>
-      <w:tr>
-        <w:tc>
-          <w:tcPr>
-            <w:tcW w:w="2376" w:type="dxa"/>
-            <w:shd w:val="clear" w:color="auto" w:fill="auto"/>
-          </w:tcPr>
-          <w:p>
-            <w:pPr>
-              <w:spacing w:line="276" w:lineRule="auto"/>
-              <w:jc w:val="both"/>
-              <w:rPr>
-                <w:rFonts w:asciiTheme="minorHAnsi" w:eastAsia="Calibri" w:hAnsiTheme="minorHAnsi" w:cstheme="minorHAnsi"/>
-                <w:b/>
-                <w:sz w:val="22"/>
-                <w:szCs w:val="22"/>
-              </w:rPr>
-            </w:pPr>
-            <w:r>
-              <w:rPr>
-                <w:rFonts w:asciiTheme="minorHAnsi" w:eastAsia="Calibri" w:hAnsiTheme="minorHAnsi" w:cstheme="minorHAnsi"/>
-                <w:b/>
-                <w:sz w:val="22"/>
-                <w:szCs w:val="22"/>
-              </w:rPr>
-              <w:t>CURRENT REVISION</w:t>
-            </w:r>
+              <w:tabs>
+                <w:tab w:val="left" w:pos="1962"/>
+              </w:tabs>
+              <w:jc w:val="both"/>
+              <w:rPr>
+                <w:rFonts w:asciiTheme="minorHAnsi" w:hAnsiTheme="minorHAnsi" w:cstheme="minorHAnsi"/>
+                <w:sz w:val="22"/>
+                <w:szCs w:val="22"/>
+              </w:rPr>
+            </w:pPr>
           </w:p>
         </w:tc>
         <w:tc>
           <w:tcPr>
-            <w:tcW w:w="2127" w:type="dxa"/>
-            <w:shd w:val="clear" w:color="auto" w:fill="auto"/>
+            <w:tcW w:w="1716" w:type="dxa"/>
           </w:tcPr>
           <w:p>
             <w:pPr>
-              <w:spacing w:line="276" w:lineRule="auto"/>
-              <w:jc w:val="both"/>
-              <w:rPr>
-                <w:rFonts w:asciiTheme="minorHAnsi" w:eastAsia="Calibri" w:hAnsiTheme="minorHAnsi" w:cstheme="minorHAnsi"/>
-                <w:b/>
-                <w:sz w:val="22"/>
-                <w:szCs w:val="22"/>
-              </w:rPr>
-            </w:pPr>
-            <w:r>
-              <w:rPr>
-                <w:rFonts w:asciiTheme="minorHAnsi" w:eastAsia="Calibri" w:hAnsiTheme="minorHAnsi" w:cstheme="minorHAnsi"/>
-                <w:b/>
-                <w:sz w:val="22"/>
-                <w:szCs w:val="22"/>
-              </w:rPr>
-              <w:t>SUPERSEDE</w:t>
-            </w:r>
+              <w:tabs>
+                <w:tab w:val="left" w:pos="1962"/>
+              </w:tabs>
+              <w:jc w:val="both"/>
+              <w:rPr>
+                <w:rFonts w:asciiTheme="minorHAnsi" w:hAnsiTheme="minorHAnsi" w:cstheme="minorHAnsi"/>
+                <w:sz w:val="22"/>
+                <w:szCs w:val="22"/>
+              </w:rPr>
+            </w:pPr>
           </w:p>
         </w:tc>
         <w:tc>
           <w:tcPr>
-            <w:tcW w:w="5244" w:type="dxa"/>
-            <w:shd w:val="clear" w:color="auto" w:fill="auto"/>
+            <w:tcW w:w="1716" w:type="dxa"/>
           </w:tcPr>
           <w:p>
             <w:pPr>
-              <w:spacing w:line="276" w:lineRule="auto"/>
-              <w:jc w:val="both"/>
-              <w:rPr>
-                <w:rFonts w:asciiTheme="minorHAnsi" w:eastAsia="Calibri" w:hAnsiTheme="minorHAnsi" w:cstheme="minorHAnsi"/>
-                <w:b/>
-                <w:sz w:val="22"/>
-                <w:szCs w:val="22"/>
-              </w:rPr>
-            </w:pPr>
-            <w:r>
-              <w:rPr>
-                <w:rFonts w:asciiTheme="minorHAnsi" w:eastAsia="Calibri" w:hAnsiTheme="minorHAnsi" w:cstheme="minorHAnsi"/>
-                <w:b/>
-                <w:sz w:val="22"/>
-                <w:szCs w:val="22"/>
-              </w:rPr>
-              <w:t>REASON FOR REVIEW</w:t>
-            </w:r>
+              <w:tabs>
+                <w:tab w:val="left" w:pos="1962"/>
+              </w:tabs>
+              <w:jc w:val="both"/>
+              <w:rPr>
+                <w:rFonts w:asciiTheme="minorHAnsi" w:hAnsiTheme="minorHAnsi" w:cstheme="minorHAnsi"/>
+                <w:sz w:val="22"/>
+                <w:szCs w:val="22"/>
+              </w:rPr>
+            </w:pPr>
+          </w:p>
+        </w:tc>
+        <w:tc>
+          <w:tcPr>
+            <w:tcW w:w="1716" w:type="dxa"/>
+          </w:tcPr>
+          <w:p>
+            <w:pPr>
+              <w:tabs>
+                <w:tab w:val="left" w:pos="1962"/>
+              </w:tabs>
+              <w:jc w:val="both"/>
+              <w:rPr>
+                <w:rFonts w:asciiTheme="minorHAnsi" w:hAnsiTheme="minorHAnsi" w:cstheme="minorHAnsi"/>
+                <w:sz w:val="22"/>
+                <w:szCs w:val="22"/>
+              </w:rPr>
+            </w:pPr>
+          </w:p>
+        </w:tc>
+        <w:tc>
+          <w:tcPr>
+            <w:tcW w:w="1716" w:type="dxa"/>
+          </w:tcPr>
+          <w:p>
+            <w:pPr>
+              <w:tabs>
+                <w:tab w:val="left" w:pos="1962"/>
+              </w:tabs>
+              <w:jc w:val="both"/>
+              <w:rPr>
+                <w:rFonts w:asciiTheme="minorHAnsi" w:hAnsiTheme="minorHAnsi" w:cstheme="minorHAnsi"/>
+                <w:sz w:val="22"/>
+                <w:szCs w:val="22"/>
+              </w:rPr>
+            </w:pPr>
           </w:p>
         </w:tc>
       </w:tr>
       <w:tr>
         <w:tc>
           <w:tcPr>
-            <w:tcW w:w="2376" w:type="dxa"/>
-            <w:shd w:val="clear" w:color="auto" w:fill="auto"/>
+            <w:tcW w:w="738" w:type="dxa"/>
           </w:tcPr>
           <w:p>
             <w:pPr>
-              <w:spacing w:line="276" w:lineRule="auto"/>
-              <w:jc w:val="both"/>
-              <w:rPr>
-                <w:rFonts w:asciiTheme="minorHAnsi" w:eastAsia="Calibri" w:hAnsiTheme="minorHAnsi" w:cstheme="minorHAnsi"/>
-                <w:b/>
-                <w:sz w:val="22"/>
-                <w:szCs w:val="22"/>
-              </w:rPr>
-            </w:pPr>
-            <w:r>
-              <w:rPr>
-                <w:rFonts w:asciiTheme="minorHAnsi" w:eastAsia="Calibri" w:hAnsiTheme="minorHAnsi" w:cstheme="minorHAnsi"/>
-                <w:sz w:val="22"/>
-                <w:szCs w:val="22"/>
-              </w:rPr>
-              <w:t>00</w:t>
-            </w:r>
+              <w:tabs>
+                <w:tab w:val="left" w:pos="1962"/>
+              </w:tabs>
+              <w:jc w:val="both"/>
+              <w:rPr>
+                <w:rFonts w:asciiTheme="minorHAnsi" w:hAnsiTheme="minorHAnsi" w:cstheme="minorHAnsi"/>
+                <w:sz w:val="22"/>
+                <w:szCs w:val="22"/>
+              </w:rPr>
+            </w:pPr>
           </w:p>
         </w:tc>
         <w:tc>
           <w:tcPr>
-            <w:tcW w:w="2127" w:type="dxa"/>
-            <w:shd w:val="clear" w:color="auto" w:fill="auto"/>
+            <w:tcW w:w="2694" w:type="dxa"/>
           </w:tcPr>
           <w:p>
             <w:pPr>
-              <w:spacing w:line="276" w:lineRule="auto"/>
-              <w:jc w:val="both"/>
-              <w:rPr>
-                <w:rFonts w:asciiTheme="minorHAnsi" w:eastAsia="Calibri" w:hAnsiTheme="minorHAnsi" w:cstheme="minorHAnsi"/>
-                <w:b/>
-                <w:sz w:val="22"/>
-                <w:szCs w:val="22"/>
-              </w:rPr>
-            </w:pPr>
-            <w:r>
-              <w:rPr>
-                <w:rFonts w:asciiTheme="minorHAnsi" w:eastAsia="Calibri" w:hAnsiTheme="minorHAnsi" w:cstheme="minorHAnsi"/>
-                <w:sz w:val="22"/>
-                <w:szCs w:val="22"/>
-              </w:rPr>
-              <w:t xml:space="preserve">Nil </w:t>
-            </w:r>
+              <w:tabs>
+                <w:tab w:val="left" w:pos="1962"/>
+              </w:tabs>
+              <w:jc w:val="both"/>
+              <w:rPr>
+                <w:rFonts w:asciiTheme="minorHAnsi" w:hAnsiTheme="minorHAnsi" w:cstheme="minorHAnsi"/>
+                <w:sz w:val="22"/>
+                <w:szCs w:val="22"/>
+              </w:rPr>
+            </w:pPr>
           </w:p>
         </w:tc>
         <w:tc>
           <w:tcPr>
-            <w:tcW w:w="5244" w:type="dxa"/>
-            <w:shd w:val="clear" w:color="auto" w:fill="auto"/>
+            <w:tcW w:w="1716" w:type="dxa"/>
           </w:tcPr>
           <w:p>
             <w:pPr>
-              <w:spacing w:line="276" w:lineRule="auto"/>
-              <w:jc w:val="both"/>
-              <w:rPr>
-                <w:rFonts w:asciiTheme="minorHAnsi" w:eastAsia="Calibri" w:hAnsiTheme="minorHAnsi" w:cstheme="minorHAnsi"/>
-                <w:b/>
-                <w:sz w:val="22"/>
-                <w:szCs w:val="22"/>
-              </w:rPr>
-            </w:pPr>
-            <w:r>
-              <w:rPr>
-                <w:rFonts w:asciiTheme="minorHAnsi" w:eastAsia="Calibri" w:hAnsiTheme="minorHAnsi" w:cstheme="minorHAnsi"/>
-                <w:sz w:val="22"/>
-                <w:szCs w:val="22"/>
-              </w:rPr>
-              <w:t>First issue</w:t>
-            </w:r>
+              <w:tabs>
+                <w:tab w:val="left" w:pos="1962"/>
+              </w:tabs>
+              <w:jc w:val="both"/>
+              <w:rPr>
+                <w:rFonts w:asciiTheme="minorHAnsi" w:hAnsiTheme="minorHAnsi" w:cstheme="minorHAnsi"/>
+                <w:sz w:val="22"/>
+                <w:szCs w:val="22"/>
+              </w:rPr>
+            </w:pPr>
+          </w:p>
+        </w:tc>
+        <w:tc>
+          <w:tcPr>
+            <w:tcW w:w="1716" w:type="dxa"/>
+          </w:tcPr>
+          <w:p>
+            <w:pPr>
+              <w:tabs>
+                <w:tab w:val="left" w:pos="1962"/>
+              </w:tabs>
+              <w:jc w:val="both"/>
+              <w:rPr>
+                <w:rFonts w:asciiTheme="minorHAnsi" w:hAnsiTheme="minorHAnsi" w:cstheme="minorHAnsi"/>
+                <w:sz w:val="22"/>
+                <w:szCs w:val="22"/>
+              </w:rPr>
+            </w:pPr>
+          </w:p>
+        </w:tc>
+        <w:tc>
+          <w:tcPr>
+            <w:tcW w:w="1716" w:type="dxa"/>
+          </w:tcPr>
+          <w:p>
+            <w:pPr>
+              <w:tabs>
+                <w:tab w:val="left" w:pos="1962"/>
+              </w:tabs>
+              <w:jc w:val="both"/>
+              <w:rPr>
+                <w:rFonts w:asciiTheme="minorHAnsi" w:hAnsiTheme="minorHAnsi" w:cstheme="minorHAnsi"/>
+                <w:sz w:val="22"/>
+                <w:szCs w:val="22"/>
+              </w:rPr>
+            </w:pPr>
+          </w:p>
+        </w:tc>
+        <w:tc>
+          <w:tcPr>
+            <w:tcW w:w="1716" w:type="dxa"/>
+          </w:tcPr>
+          <w:p>
+            <w:pPr>
+              <w:tabs>
+                <w:tab w:val="left" w:pos="1962"/>
+              </w:tabs>
+              <w:jc w:val="both"/>
+              <w:rPr>
+                <w:rFonts w:asciiTheme="minorHAnsi" w:hAnsiTheme="minorHAnsi" w:cstheme="minorHAnsi"/>
+                <w:sz w:val="22"/>
+                <w:szCs w:val="22"/>
+              </w:rPr>
+            </w:pPr>
           </w:p>
         </w:tc>
       </w:tr>
       <w:tr>
         <w:tc>
           <w:tcPr>
-            <w:tcW w:w="2376" w:type="dxa"/>
-            <w:shd w:val="clear" w:color="auto" w:fill="auto"/>
+            <w:tcW w:w="738" w:type="dxa"/>
           </w:tcPr>
           <w:p>
             <w:pPr>
-              <w:spacing w:line="276" w:lineRule="auto"/>
-              <w:jc w:val="both"/>
-              <w:rPr>
-                <w:rFonts w:asciiTheme="minorHAnsi" w:eastAsia="Calibri" w:hAnsiTheme="minorHAnsi" w:cstheme="minorHAnsi"/>
-                <w:b/>
-                <w:sz w:val="22"/>
-                <w:szCs w:val="22"/>
-              </w:rPr>
-            </w:pPr>
-            <w:r>
-              <w:rPr>
-                <w:rFonts w:asciiTheme="minorHAnsi" w:eastAsia="Calibri" w:hAnsiTheme="minorHAnsi" w:cstheme="minorHAnsi"/>
-                <w:sz w:val="22"/>
-                <w:szCs w:val="22"/>
-              </w:rPr>
-              <w:t>06</w:t>
-            </w:r>
+              <w:tabs>
+                <w:tab w:val="left" w:pos="1962"/>
+              </w:tabs>
+              <w:jc w:val="both"/>
+              <w:rPr>
+                <w:rFonts w:asciiTheme="minorHAnsi" w:hAnsiTheme="minorHAnsi" w:cstheme="minorHAnsi"/>
+                <w:sz w:val="22"/>
+                <w:szCs w:val="22"/>
+              </w:rPr>
+            </w:pPr>
           </w:p>
         </w:tc>
         <w:tc>
           <w:tcPr>
-            <w:tcW w:w="2127" w:type="dxa"/>
-            <w:shd w:val="clear" w:color="auto" w:fill="auto"/>
+            <w:tcW w:w="2694" w:type="dxa"/>
           </w:tcPr>
           <w:p>
             <w:pPr>
-              <w:spacing w:line="276" w:lineRule="auto"/>
-              <w:jc w:val="both"/>
-              <w:rPr>
-                <w:rFonts w:asciiTheme="minorHAnsi" w:eastAsia="Calibri" w:hAnsiTheme="minorHAnsi" w:cstheme="minorHAnsi"/>
-                <w:b/>
-                <w:sz w:val="22"/>
-                <w:szCs w:val="22"/>
-              </w:rPr>
-            </w:pPr>
-            <w:r>
-              <w:rPr>
-                <w:rFonts w:asciiTheme="minorHAnsi" w:eastAsia="Calibri" w:hAnsiTheme="minorHAnsi" w:cstheme="minorHAnsi"/>
-                <w:sz w:val="22"/>
-                <w:szCs w:val="22"/>
-              </w:rPr>
-              <w:t>05</w:t>
-            </w:r>
+              <w:tabs>
+                <w:tab w:val="left" w:pos="1962"/>
+              </w:tabs>
+              <w:jc w:val="both"/>
+              <w:rPr>
+                <w:rFonts w:asciiTheme="minorHAnsi" w:hAnsiTheme="minorHAnsi" w:cstheme="minorHAnsi"/>
+                <w:sz w:val="22"/>
+                <w:szCs w:val="22"/>
+              </w:rPr>
+            </w:pPr>
           </w:p>
         </w:tc>
         <w:tc>
           <w:tcPr>
-            <w:tcW w:w="5244" w:type="dxa"/>
-            <w:shd w:val="clear" w:color="auto" w:fill="auto"/>
+            <w:tcW w:w="1716" w:type="dxa"/>
           </w:tcPr>
           <w:p>
             <w:pPr>
-              <w:numPr>
-                <w:ilvl w:val="2"/>
-                <w:numId w:val="2"/>
-              </w:numPr>
-              <w:spacing w:line="276" w:lineRule="auto"/>
-              <w:ind w:right="992"/>
-              <w:jc w:val="both"/>
-              <w:rPr>
-                <w:rFonts w:asciiTheme="minorHAnsi" w:eastAsia="Calibri" w:hAnsiTheme="minorHAnsi" w:cstheme="minorHAnsi"/>
-                <w:sz w:val="22"/>
-                <w:szCs w:val="22"/>
-              </w:rPr>
-            </w:pPr>
-            <w:r>
-              <w:rPr>
-                <w:rFonts w:asciiTheme="minorHAnsi" w:eastAsia="Calibri" w:hAnsiTheme="minorHAnsi" w:cstheme="minorHAnsi"/>
-                <w:sz w:val="22"/>
-                <w:szCs w:val="22"/>
-              </w:rPr>
-              <w:t>Change in sop format.</w:t>
-            </w:r>
-          </w:p>
-          <w:p>
-            <w:pPr>
-              <w:numPr>
-                <w:ilvl w:val="2"/>
-                <w:numId w:val="2"/>
-              </w:numPr>
-              <w:spacing w:line="276" w:lineRule="auto"/>
-              <w:ind w:right="992"/>
-              <w:jc w:val="both"/>
-              <w:rPr>
-                <w:rFonts w:asciiTheme="minorHAnsi" w:eastAsia="Calibri" w:hAnsiTheme="minorHAnsi" w:cstheme="minorHAnsi"/>
-                <w:sz w:val="22"/>
-                <w:szCs w:val="22"/>
-              </w:rPr>
-            </w:pPr>
-            <w:r>
-              <w:rPr>
-                <w:rFonts w:asciiTheme="minorHAnsi" w:hAnsiTheme="minorHAnsi" w:cstheme="minorHAnsi"/>
-                <w:sz w:val="22"/>
-                <w:szCs w:val="22"/>
-              </w:rPr>
-              <w:t>Inclusion of traceability of enclosures to parent SOP</w:t>
-            </w:r>
+              <w:tabs>
+                <w:tab w:val="left" w:pos="1962"/>
+              </w:tabs>
+              <w:jc w:val="both"/>
+              <w:rPr>
+                <w:rFonts w:asciiTheme="minorHAnsi" w:hAnsiTheme="minorHAnsi" w:cstheme="minorHAnsi"/>
+                <w:sz w:val="22"/>
+                <w:szCs w:val="22"/>
+              </w:rPr>
+            </w:pPr>
+          </w:p>
+        </w:tc>
+        <w:tc>
+          <w:tcPr>
+            <w:tcW w:w="1716" w:type="dxa"/>
+          </w:tcPr>
+          <w:p>
+            <w:pPr>
+              <w:tabs>
+                <w:tab w:val="left" w:pos="1962"/>
+              </w:tabs>
+              <w:jc w:val="both"/>
+              <w:rPr>
+                <w:rFonts w:asciiTheme="minorHAnsi" w:hAnsiTheme="minorHAnsi" w:cstheme="minorHAnsi"/>
+                <w:sz w:val="22"/>
+                <w:szCs w:val="22"/>
+              </w:rPr>
+            </w:pPr>
+          </w:p>
+        </w:tc>
+        <w:tc>
+          <w:tcPr>
+            <w:tcW w:w="1716" w:type="dxa"/>
+          </w:tcPr>
+          <w:p>
+            <w:pPr>
+              <w:tabs>
+                <w:tab w:val="left" w:pos="1962"/>
+              </w:tabs>
+              <w:jc w:val="both"/>
+              <w:rPr>
+                <w:rFonts w:asciiTheme="minorHAnsi" w:hAnsiTheme="minorHAnsi" w:cstheme="minorHAnsi"/>
+                <w:sz w:val="22"/>
+                <w:szCs w:val="22"/>
+              </w:rPr>
+            </w:pPr>
+          </w:p>
+        </w:tc>
+        <w:tc>
+          <w:tcPr>
+            <w:tcW w:w="1716" w:type="dxa"/>
+          </w:tcPr>
+          <w:p>
+            <w:pPr>
+              <w:tabs>
+                <w:tab w:val="left" w:pos="1962"/>
+              </w:tabs>
+              <w:jc w:val="both"/>
+              <w:rPr>
+                <w:rFonts w:asciiTheme="minorHAnsi" w:hAnsiTheme="minorHAnsi" w:cstheme="minorHAnsi"/>
+                <w:sz w:val="22"/>
+                <w:szCs w:val="22"/>
+              </w:rPr>
+            </w:pPr>
+          </w:p>
+        </w:tc>
+      </w:tr>
+      <w:tr>
+        <w:tc>
+          <w:tcPr>
+            <w:tcW w:w="738" w:type="dxa"/>
+          </w:tcPr>
+          <w:p>
+            <w:pPr>
+              <w:tabs>
+                <w:tab w:val="left" w:pos="1962"/>
+              </w:tabs>
+              <w:jc w:val="both"/>
+              <w:rPr>
+                <w:rFonts w:asciiTheme="minorHAnsi" w:hAnsiTheme="minorHAnsi" w:cstheme="minorHAnsi"/>
+                <w:sz w:val="22"/>
+                <w:szCs w:val="22"/>
+              </w:rPr>
+            </w:pPr>
+          </w:p>
+        </w:tc>
+        <w:tc>
+          <w:tcPr>
+            <w:tcW w:w="2694" w:type="dxa"/>
+          </w:tcPr>
+          <w:p>
+            <w:pPr>
+              <w:tabs>
+                <w:tab w:val="left" w:pos="1962"/>
+              </w:tabs>
+              <w:jc w:val="both"/>
+              <w:rPr>
+                <w:rFonts w:asciiTheme="minorHAnsi" w:hAnsiTheme="minorHAnsi" w:cstheme="minorHAnsi"/>
+                <w:sz w:val="22"/>
+                <w:szCs w:val="22"/>
+              </w:rPr>
+            </w:pPr>
+          </w:p>
+        </w:tc>
+        <w:tc>
+          <w:tcPr>
+            <w:tcW w:w="1716" w:type="dxa"/>
+          </w:tcPr>
+          <w:p>
+            <w:pPr>
+              <w:tabs>
+                <w:tab w:val="left" w:pos="1962"/>
+              </w:tabs>
+              <w:jc w:val="both"/>
+              <w:rPr>
+                <w:rFonts w:asciiTheme="minorHAnsi" w:hAnsiTheme="minorHAnsi" w:cstheme="minorHAnsi"/>
+                <w:sz w:val="22"/>
+                <w:szCs w:val="22"/>
+              </w:rPr>
+            </w:pPr>
+          </w:p>
+        </w:tc>
+        <w:tc>
+          <w:tcPr>
+            <w:tcW w:w="1716" w:type="dxa"/>
+          </w:tcPr>
+          <w:p>
+            <w:pPr>
+              <w:tabs>
+                <w:tab w:val="left" w:pos="1962"/>
+              </w:tabs>
+              <w:jc w:val="both"/>
+              <w:rPr>
+                <w:rFonts w:asciiTheme="minorHAnsi" w:hAnsiTheme="minorHAnsi" w:cstheme="minorHAnsi"/>
+                <w:sz w:val="22"/>
+                <w:szCs w:val="22"/>
+              </w:rPr>
+            </w:pPr>
+          </w:p>
+        </w:tc>
+        <w:tc>
+          <w:tcPr>
+            <w:tcW w:w="1716" w:type="dxa"/>
+          </w:tcPr>
+          <w:p>
+            <w:pPr>
+              <w:tabs>
+                <w:tab w:val="left" w:pos="1962"/>
+              </w:tabs>
+              <w:jc w:val="both"/>
+              <w:rPr>
+                <w:rFonts w:asciiTheme="minorHAnsi" w:hAnsiTheme="minorHAnsi" w:cstheme="minorHAnsi"/>
+                <w:sz w:val="22"/>
+                <w:szCs w:val="22"/>
+              </w:rPr>
+            </w:pPr>
+          </w:p>
+        </w:tc>
+        <w:tc>
+          <w:tcPr>
+            <w:tcW w:w="1716" w:type="dxa"/>
+          </w:tcPr>
+          <w:p>
+            <w:pPr>
+              <w:tabs>
+                <w:tab w:val="left" w:pos="1962"/>
+              </w:tabs>
+              <w:jc w:val="both"/>
+              <w:rPr>
+                <w:rFonts w:asciiTheme="minorHAnsi" w:hAnsiTheme="minorHAnsi" w:cstheme="minorHAnsi"/>
+                <w:sz w:val="22"/>
+                <w:szCs w:val="22"/>
+              </w:rPr>
+            </w:pPr>
           </w:p>
         </w:tc>
       </w:tr>
     </w:tbl>
     <w:p>
       <w:pPr>
-        <w:spacing w:line="276" w:lineRule="auto"/>
-        <w:jc w:val="both"/>
-        <w:rPr>
-          <w:rFonts w:asciiTheme="minorHAnsi" w:hAnsiTheme="minorHAnsi" w:cstheme="minorHAnsi"/>
-          <w:sz w:val="22"/>
-          <w:szCs w:val="22"/>
-        </w:rPr>
-      </w:pPr>
-    </w:p>
-    <w:p>
-      <w:pPr>
+        <w:pStyle w:val="ListParagraph"/>
+        <w:numPr>
+          <w:ilvl w:val="0"/>
+          <w:numId w:val="11"/>
+        </w:numPr>
         <w:tabs>
-          <w:tab w:val="left" w:pos="360"/>
-          <w:tab w:val="left" w:pos="450"/>
+          <w:tab w:val="left" w:pos="1962"/>
         </w:tabs>
         <w:jc w:val="both"/>
         <w:rPr>
@@ -1590,12 +1513,439 @@
           <w:szCs w:val="22"/>
         </w:rPr>
       </w:pPr>
-    </w:p>
+      <w:r>
+        <w:rPr>
+          <w:rFonts w:asciiTheme="minorHAnsi" w:hAnsiTheme="minorHAnsi" w:cstheme="minorHAnsi"/>
+          <w:sz w:val="22"/>
+          <w:szCs w:val="22"/>
+        </w:rPr>
+        <w:t>Frequency: once in a year</w:t>
+      </w:r>
+    </w:p>
+    <w:tbl>
+      <w:tblPr>
+        <w:tblStyle w:val="TableGrid"/>
+        <w:tblW w:w="0" w:type="auto"/>
+        <w:tblLook w:val="04A0" w:firstRow="1" w:lastRow="0" w:firstColumn="1" w:lastColumn="0" w:noHBand="0" w:noVBand="1"/>
+      </w:tblPr>
+      <w:tblGrid>
+        <w:gridCol w:w="3432"/>
+        <w:gridCol w:w="3432"/>
+        <w:gridCol w:w="3432"/>
+      </w:tblGrid>
+      <w:tr>
+        <w:tc>
+          <w:tcPr>
+            <w:tcW w:w="3432" w:type="dxa"/>
+          </w:tcPr>
+          <w:p>
+            <w:pPr>
+              <w:tabs>
+                <w:tab w:val="left" w:pos="1424"/>
+              </w:tabs>
+              <w:jc w:val="both"/>
+              <w:rPr>
+                <w:rFonts w:asciiTheme="minorHAnsi" w:hAnsiTheme="minorHAnsi" w:cstheme="minorHAnsi"/>
+                <w:sz w:val="22"/>
+                <w:szCs w:val="22"/>
+              </w:rPr>
+            </w:pPr>
+            <w:r>
+              <w:rPr>
+                <w:rFonts w:asciiTheme="minorHAnsi" w:hAnsiTheme="minorHAnsi" w:cstheme="minorHAnsi"/>
+                <w:sz w:val="22"/>
+                <w:szCs w:val="22"/>
+              </w:rPr>
+              <w:t>Temperature probe ID No.</w:t>
+            </w:r>
+          </w:p>
+        </w:tc>
+        <w:tc>
+          <w:tcPr>
+            <w:tcW w:w="3432" w:type="dxa"/>
+          </w:tcPr>
+          <w:p>
+            <w:pPr>
+              <w:tabs>
+                <w:tab w:val="left" w:pos="1424"/>
+              </w:tabs>
+              <w:jc w:val="both"/>
+              <w:rPr>
+                <w:rFonts w:asciiTheme="minorHAnsi" w:hAnsiTheme="minorHAnsi" w:cstheme="minorHAnsi"/>
+                <w:sz w:val="22"/>
+                <w:szCs w:val="22"/>
+              </w:rPr>
+            </w:pPr>
+            <w:r>
+              <w:rPr>
+                <w:rFonts w:asciiTheme="minorHAnsi" w:hAnsiTheme="minorHAnsi" w:cstheme="minorHAnsi"/>
+                <w:sz w:val="22"/>
+                <w:szCs w:val="22"/>
+              </w:rPr>
+              <w:t xml:space="preserve">Calibrated on </w:t>
+            </w:r>
+          </w:p>
+        </w:tc>
+        <w:tc>
+          <w:tcPr>
+            <w:tcW w:w="3432" w:type="dxa"/>
+          </w:tcPr>
+          <w:p>
+            <w:pPr>
+              <w:tabs>
+                <w:tab w:val="left" w:pos="1424"/>
+              </w:tabs>
+              <w:jc w:val="both"/>
+              <w:rPr>
+                <w:rFonts w:asciiTheme="minorHAnsi" w:hAnsiTheme="minorHAnsi" w:cstheme="minorHAnsi"/>
+                <w:sz w:val="22"/>
+                <w:szCs w:val="22"/>
+              </w:rPr>
+            </w:pPr>
+          </w:p>
+        </w:tc>
+      </w:tr>
+      <w:tr>
+        <w:tc>
+          <w:tcPr>
+            <w:tcW w:w="3432" w:type="dxa"/>
+          </w:tcPr>
+          <w:p>
+            <w:pPr>
+              <w:tabs>
+                <w:tab w:val="left" w:pos="1424"/>
+              </w:tabs>
+              <w:jc w:val="both"/>
+              <w:rPr>
+                <w:rFonts w:asciiTheme="minorHAnsi" w:hAnsiTheme="minorHAnsi" w:cstheme="minorHAnsi"/>
+                <w:sz w:val="22"/>
+                <w:szCs w:val="22"/>
+              </w:rPr>
+            </w:pPr>
+          </w:p>
+        </w:tc>
+        <w:tc>
+          <w:tcPr>
+            <w:tcW w:w="3432" w:type="dxa"/>
+          </w:tcPr>
+          <w:p>
+            <w:pPr>
+              <w:tabs>
+                <w:tab w:val="left" w:pos="1424"/>
+              </w:tabs>
+              <w:jc w:val="both"/>
+              <w:rPr>
+                <w:rFonts w:asciiTheme="minorHAnsi" w:hAnsiTheme="minorHAnsi" w:cstheme="minorHAnsi"/>
+                <w:sz w:val="22"/>
+                <w:szCs w:val="22"/>
+              </w:rPr>
+            </w:pPr>
+          </w:p>
+        </w:tc>
+        <w:tc>
+          <w:tcPr>
+            <w:tcW w:w="3432" w:type="dxa"/>
+          </w:tcPr>
+          <w:p>
+            <w:pPr>
+              <w:tabs>
+                <w:tab w:val="left" w:pos="1424"/>
+              </w:tabs>
+              <w:jc w:val="both"/>
+              <w:rPr>
+                <w:rFonts w:asciiTheme="minorHAnsi" w:hAnsiTheme="minorHAnsi" w:cstheme="minorHAnsi"/>
+                <w:sz w:val="22"/>
+                <w:szCs w:val="22"/>
+              </w:rPr>
+            </w:pPr>
+          </w:p>
+        </w:tc>
+      </w:tr>
+      <w:tr>
+        <w:tc>
+          <w:tcPr>
+            <w:tcW w:w="3432" w:type="dxa"/>
+          </w:tcPr>
+          <w:p>
+            <w:pPr>
+              <w:tabs>
+                <w:tab w:val="left" w:pos="1424"/>
+              </w:tabs>
+              <w:jc w:val="both"/>
+              <w:rPr>
+                <w:rFonts w:asciiTheme="minorHAnsi" w:hAnsiTheme="minorHAnsi" w:cstheme="minorHAnsi"/>
+                <w:sz w:val="22"/>
+                <w:szCs w:val="22"/>
+              </w:rPr>
+            </w:pPr>
+          </w:p>
+        </w:tc>
+        <w:tc>
+          <w:tcPr>
+            <w:tcW w:w="3432" w:type="dxa"/>
+          </w:tcPr>
+          <w:p>
+            <w:pPr>
+              <w:tabs>
+                <w:tab w:val="left" w:pos="1424"/>
+              </w:tabs>
+              <w:jc w:val="both"/>
+              <w:rPr>
+                <w:rFonts w:asciiTheme="minorHAnsi" w:hAnsiTheme="minorHAnsi" w:cstheme="minorHAnsi"/>
+                <w:sz w:val="22"/>
+                <w:szCs w:val="22"/>
+              </w:rPr>
+            </w:pPr>
+          </w:p>
+        </w:tc>
+        <w:tc>
+          <w:tcPr>
+            <w:tcW w:w="3432" w:type="dxa"/>
+          </w:tcPr>
+          <w:p>
+            <w:pPr>
+              <w:tabs>
+                <w:tab w:val="left" w:pos="1424"/>
+              </w:tabs>
+              <w:jc w:val="both"/>
+              <w:rPr>
+                <w:rFonts w:asciiTheme="minorHAnsi" w:hAnsiTheme="minorHAnsi" w:cstheme="minorHAnsi"/>
+                <w:sz w:val="22"/>
+                <w:szCs w:val="22"/>
+              </w:rPr>
+            </w:pPr>
+          </w:p>
+        </w:tc>
+      </w:tr>
+      <w:tr>
+        <w:tc>
+          <w:tcPr>
+            <w:tcW w:w="3432" w:type="dxa"/>
+          </w:tcPr>
+          <w:p>
+            <w:pPr>
+              <w:tabs>
+                <w:tab w:val="left" w:pos="1424"/>
+              </w:tabs>
+              <w:jc w:val="both"/>
+              <w:rPr>
+                <w:rFonts w:asciiTheme="minorHAnsi" w:hAnsiTheme="minorHAnsi" w:cstheme="minorHAnsi"/>
+                <w:sz w:val="22"/>
+                <w:szCs w:val="22"/>
+              </w:rPr>
+            </w:pPr>
+          </w:p>
+        </w:tc>
+        <w:tc>
+          <w:tcPr>
+            <w:tcW w:w="3432" w:type="dxa"/>
+          </w:tcPr>
+          <w:p>
+            <w:pPr>
+              <w:tabs>
+                <w:tab w:val="left" w:pos="1424"/>
+              </w:tabs>
+              <w:jc w:val="both"/>
+              <w:rPr>
+                <w:rFonts w:asciiTheme="minorHAnsi" w:hAnsiTheme="minorHAnsi" w:cstheme="minorHAnsi"/>
+                <w:sz w:val="22"/>
+                <w:szCs w:val="22"/>
+              </w:rPr>
+            </w:pPr>
+          </w:p>
+        </w:tc>
+        <w:tc>
+          <w:tcPr>
+            <w:tcW w:w="3432" w:type="dxa"/>
+          </w:tcPr>
+          <w:p>
+            <w:pPr>
+              <w:tabs>
+                <w:tab w:val="left" w:pos="1424"/>
+              </w:tabs>
+              <w:jc w:val="both"/>
+              <w:rPr>
+                <w:rFonts w:asciiTheme="minorHAnsi" w:hAnsiTheme="minorHAnsi" w:cstheme="minorHAnsi"/>
+                <w:sz w:val="22"/>
+                <w:szCs w:val="22"/>
+              </w:rPr>
+            </w:pPr>
+          </w:p>
+        </w:tc>
+      </w:tr>
+      <w:tr>
+        <w:tc>
+          <w:tcPr>
+            <w:tcW w:w="3432" w:type="dxa"/>
+          </w:tcPr>
+          <w:p>
+            <w:pPr>
+              <w:tabs>
+                <w:tab w:val="left" w:pos="1424"/>
+              </w:tabs>
+              <w:jc w:val="both"/>
+              <w:rPr>
+                <w:rFonts w:asciiTheme="minorHAnsi" w:hAnsiTheme="minorHAnsi" w:cstheme="minorHAnsi"/>
+                <w:sz w:val="22"/>
+                <w:szCs w:val="22"/>
+              </w:rPr>
+            </w:pPr>
+          </w:p>
+        </w:tc>
+        <w:tc>
+          <w:tcPr>
+            <w:tcW w:w="3432" w:type="dxa"/>
+          </w:tcPr>
+          <w:p>
+            <w:pPr>
+              <w:tabs>
+                <w:tab w:val="left" w:pos="1424"/>
+              </w:tabs>
+              <w:jc w:val="both"/>
+              <w:rPr>
+                <w:rFonts w:asciiTheme="minorHAnsi" w:hAnsiTheme="minorHAnsi" w:cstheme="minorHAnsi"/>
+                <w:sz w:val="22"/>
+                <w:szCs w:val="22"/>
+              </w:rPr>
+            </w:pPr>
+          </w:p>
+        </w:tc>
+        <w:tc>
+          <w:tcPr>
+            <w:tcW w:w="3432" w:type="dxa"/>
+          </w:tcPr>
+          <w:p>
+            <w:pPr>
+              <w:tabs>
+                <w:tab w:val="left" w:pos="1424"/>
+              </w:tabs>
+              <w:jc w:val="both"/>
+              <w:rPr>
+                <w:rFonts w:asciiTheme="minorHAnsi" w:hAnsiTheme="minorHAnsi" w:cstheme="minorHAnsi"/>
+                <w:sz w:val="22"/>
+                <w:szCs w:val="22"/>
+              </w:rPr>
+            </w:pPr>
+          </w:p>
+        </w:tc>
+      </w:tr>
+      <w:tr>
+        <w:tc>
+          <w:tcPr>
+            <w:tcW w:w="3432" w:type="dxa"/>
+          </w:tcPr>
+          <w:p>
+            <w:pPr>
+              <w:tabs>
+                <w:tab w:val="left" w:pos="1424"/>
+              </w:tabs>
+              <w:jc w:val="both"/>
+              <w:rPr>
+                <w:rFonts w:asciiTheme="minorHAnsi" w:hAnsiTheme="minorHAnsi" w:cstheme="minorHAnsi"/>
+                <w:sz w:val="22"/>
+                <w:szCs w:val="22"/>
+              </w:rPr>
+            </w:pPr>
+          </w:p>
+        </w:tc>
+        <w:tc>
+          <w:tcPr>
+            <w:tcW w:w="3432" w:type="dxa"/>
+          </w:tcPr>
+          <w:p>
+            <w:pPr>
+              <w:tabs>
+                <w:tab w:val="left" w:pos="1424"/>
+              </w:tabs>
+              <w:jc w:val="both"/>
+              <w:rPr>
+                <w:rFonts w:asciiTheme="minorHAnsi" w:hAnsiTheme="minorHAnsi" w:cstheme="minorHAnsi"/>
+                <w:sz w:val="22"/>
+                <w:szCs w:val="22"/>
+              </w:rPr>
+            </w:pPr>
+          </w:p>
+        </w:tc>
+        <w:tc>
+          <w:tcPr>
+            <w:tcW w:w="3432" w:type="dxa"/>
+          </w:tcPr>
+          <w:p>
+            <w:pPr>
+              <w:tabs>
+                <w:tab w:val="left" w:pos="1424"/>
+              </w:tabs>
+              <w:jc w:val="both"/>
+              <w:rPr>
+                <w:rFonts w:asciiTheme="minorHAnsi" w:hAnsiTheme="minorHAnsi" w:cstheme="minorHAnsi"/>
+                <w:sz w:val="22"/>
+                <w:szCs w:val="22"/>
+              </w:rPr>
+            </w:pPr>
+          </w:p>
+        </w:tc>
+      </w:tr>
+      <w:tr>
+        <w:tc>
+          <w:tcPr>
+            <w:tcW w:w="3432" w:type="dxa"/>
+          </w:tcPr>
+          <w:p>
+            <w:pPr>
+              <w:tabs>
+                <w:tab w:val="left" w:pos="1424"/>
+              </w:tabs>
+              <w:jc w:val="both"/>
+              <w:rPr>
+                <w:rFonts w:asciiTheme="minorHAnsi" w:hAnsiTheme="minorHAnsi" w:cstheme="minorHAnsi"/>
+                <w:sz w:val="22"/>
+                <w:szCs w:val="22"/>
+              </w:rPr>
+            </w:pPr>
+          </w:p>
+        </w:tc>
+        <w:tc>
+          <w:tcPr>
+            <w:tcW w:w="3432" w:type="dxa"/>
+          </w:tcPr>
+          <w:p>
+            <w:pPr>
+              <w:tabs>
+                <w:tab w:val="left" w:pos="1424"/>
+              </w:tabs>
+              <w:jc w:val="both"/>
+              <w:rPr>
+                <w:rFonts w:asciiTheme="minorHAnsi" w:hAnsiTheme="minorHAnsi" w:cstheme="minorHAnsi"/>
+                <w:sz w:val="22"/>
+                <w:szCs w:val="22"/>
+              </w:rPr>
+            </w:pPr>
+          </w:p>
+        </w:tc>
+        <w:tc>
+          <w:tcPr>
+            <w:tcW w:w="3432" w:type="dxa"/>
+          </w:tcPr>
+          <w:p>
+            <w:pPr>
+              <w:tabs>
+                <w:tab w:val="left" w:pos="1424"/>
+              </w:tabs>
+              <w:jc w:val="both"/>
+              <w:rPr>
+                <w:rFonts w:asciiTheme="minorHAnsi" w:hAnsiTheme="minorHAnsi" w:cstheme="minorHAnsi"/>
+                <w:sz w:val="22"/>
+                <w:szCs w:val="22"/>
+              </w:rPr>
+            </w:pPr>
+          </w:p>
+        </w:tc>
+      </w:tr>
+    </w:tbl>
     <w:p>
       <w:pPr>
         <w:tabs>
-          <w:tab w:val="left" w:pos="360"/>
-          <w:tab w:val="left" w:pos="450"/>
+          <w:tab w:val="left" w:pos="1424"/>
         </w:tabs>
         <w:jc w:val="both"/>
         <w:rPr>
@@ -1604,12 +1954,19 @@
           <w:szCs w:val="22"/>
         </w:rPr>
       </w:pPr>
+      <w:r>
+        <w:rPr>
+          <w:rFonts w:asciiTheme="minorHAnsi" w:hAnsiTheme="minorHAnsi" w:cstheme="minorHAnsi"/>
+          <w:sz w:val="22"/>
+          <w:szCs w:val="22"/>
+        </w:rPr>
+        <w:tab/>
+      </w:r>
     </w:p>
     <w:p>
       <w:pPr>
         <w:tabs>
-          <w:tab w:val="left" w:pos="360"/>
-          <w:tab w:val="left" w:pos="450"/>
+          <w:tab w:val="left" w:pos="1424"/>
         </w:tabs>
         <w:jc w:val="both"/>
         <w:rPr>
@@ -1618,12 +1975,19 @@
           <w:szCs w:val="22"/>
         </w:rPr>
       </w:pPr>
+      <w:r>
+        <w:rPr>
+          <w:rFonts w:asciiTheme="minorHAnsi" w:hAnsiTheme="minorHAnsi" w:cstheme="minorHAnsi"/>
+          <w:sz w:val="22"/>
+          <w:szCs w:val="22"/>
+        </w:rPr>
+        <w:t>Done by:                                                                                                                           Checked by:</w:t>
+      </w:r>
     </w:p>
     <w:p>
       <w:pPr>
         <w:tabs>
-          <w:tab w:val="left" w:pos="360"/>
-          <w:tab w:val="left" w:pos="450"/>
+          <w:tab w:val="left" w:pos="1424"/>
         </w:tabs>
         <w:jc w:val="both"/>
         <w:rPr>
@@ -1632,12 +1996,19 @@
           <w:szCs w:val="22"/>
         </w:rPr>
       </w:pPr>
+      <w:r>
+        <w:rPr>
+          <w:rFonts w:asciiTheme="minorHAnsi" w:hAnsiTheme="minorHAnsi" w:cstheme="minorHAnsi"/>
+          <w:sz w:val="22"/>
+          <w:szCs w:val="22"/>
+        </w:rPr>
+        <w:t>Sign/Date                                                                                                                          Sign/Date</w:t>
+      </w:r>
     </w:p>
     <w:p>
       <w:pPr>
         <w:tabs>
-          <w:tab w:val="left" w:pos="360"/>
-          <w:tab w:val="left" w:pos="450"/>
+          <w:tab w:val="left" w:pos="1424"/>
         </w:tabs>
         <w:jc w:val="both"/>
         <w:rPr>
@@ -1647,29 +2018,192 @@
         </w:rPr>
       </w:pPr>
     </w:p>
+    <w:tbl>
+      <w:tblPr>
+        <w:tblStyle w:val="TableGrid"/>
+        <w:tblW w:w="10686" w:type="dxa"/>
+        <w:tblLook w:val="04A0" w:firstRow="1" w:lastRow="0" w:firstColumn="1" w:lastColumn="0" w:noHBand="0" w:noVBand="1"/>
+      </w:tblPr>
+      <w:tblGrid>
+        <w:gridCol w:w="3562"/>
+        <w:gridCol w:w="3562"/>
+        <w:gridCol w:w="3562"/>
+      </w:tblGrid>
+      <w:tr>
+        <w:trPr>
+          <w:trHeight w:val="428"/>
+        </w:trPr>
+        <w:tc>
+          <w:tcPr>
+            <w:tcW w:w="3562" w:type="dxa"/>
+          </w:tcPr>
+          <w:p>
+            <w:pPr>
+              <w:tabs>
+                <w:tab w:val="left" w:pos="1424"/>
+              </w:tabs>
+              <w:jc w:val="both"/>
+              <w:rPr>
+                <w:rFonts w:asciiTheme="minorHAnsi" w:hAnsiTheme="minorHAnsi" w:cstheme="minorHAnsi"/>
+                <w:sz w:val="22"/>
+                <w:szCs w:val="22"/>
+              </w:rPr>
+            </w:pPr>
+            <w:r>
+              <w:rPr>
+                <w:rFonts w:asciiTheme="minorHAnsi" w:hAnsiTheme="minorHAnsi" w:cstheme="minorHAnsi"/>
+                <w:sz w:val="22"/>
+                <w:szCs w:val="22"/>
+              </w:rPr>
+              <w:t>Set Temperature</w:t>
+            </w:r>
+          </w:p>
+        </w:tc>
+        <w:tc>
+          <w:tcPr>
+            <w:tcW w:w="3562" w:type="dxa"/>
+          </w:tcPr>
+          <w:p>
+            <w:pPr>
+              <w:tabs>
+                <w:tab w:val="left" w:pos="1424"/>
+              </w:tabs>
+              <w:jc w:val="both"/>
+              <w:rPr>
+                <w:rFonts w:asciiTheme="minorHAnsi" w:hAnsiTheme="minorHAnsi" w:cstheme="minorHAnsi"/>
+                <w:sz w:val="22"/>
+                <w:szCs w:val="22"/>
+              </w:rPr>
+            </w:pPr>
+            <w:r>
+              <w:rPr>
+                <w:rFonts w:asciiTheme="minorHAnsi" w:hAnsiTheme="minorHAnsi" w:cstheme="minorHAnsi"/>
+                <w:sz w:val="22"/>
+                <w:szCs w:val="22"/>
+              </w:rPr>
+              <w:t>Tolerance (±2°C)</w:t>
+            </w:r>
+          </w:p>
+        </w:tc>
+        <w:tc>
+          <w:tcPr>
+            <w:tcW w:w="3562" w:type="dxa"/>
+          </w:tcPr>
+          <w:p>
+            <w:pPr>
+              <w:tabs>
+                <w:tab w:val="left" w:pos="1424"/>
+              </w:tabs>
+              <w:jc w:val="both"/>
+              <w:rPr>
+                <w:rFonts w:asciiTheme="minorHAnsi" w:hAnsiTheme="minorHAnsi" w:cstheme="minorHAnsi"/>
+                <w:sz w:val="22"/>
+                <w:szCs w:val="22"/>
+              </w:rPr>
+            </w:pPr>
+            <w:r>
+              <w:rPr>
+                <w:rFonts w:asciiTheme="minorHAnsi" w:hAnsiTheme="minorHAnsi" w:cstheme="minorHAnsi"/>
+                <w:sz w:val="22"/>
+                <w:szCs w:val="22"/>
+              </w:rPr>
+              <w:t>Temperature readings (°C)</w:t>
+            </w:r>
+          </w:p>
+        </w:tc>
+      </w:tr>
+      <w:tr>
+        <w:trPr>
+          <w:trHeight w:val="774"/>
+        </w:trPr>
+        <w:tc>
+          <w:tcPr>
+            <w:tcW w:w="3562" w:type="dxa"/>
+          </w:tcPr>
+          <w:p>
+            <w:pPr>
+              <w:tabs>
+                <w:tab w:val="left" w:pos="1424"/>
+              </w:tabs>
+              <w:jc w:val="both"/>
+              <w:rPr>
+                <w:rFonts w:asciiTheme="minorHAnsi" w:hAnsiTheme="minorHAnsi" w:cstheme="minorHAnsi"/>
+                <w:sz w:val="22"/>
+                <w:szCs w:val="22"/>
+              </w:rPr>
+            </w:pPr>
+          </w:p>
+        </w:tc>
+        <w:tc>
+          <w:tcPr>
+            <w:tcW w:w="3562" w:type="dxa"/>
+          </w:tcPr>
+          <w:p>
+            <w:pPr>
+              <w:tabs>
+                <w:tab w:val="left" w:pos="1424"/>
+              </w:tabs>
+              <w:jc w:val="both"/>
+              <w:rPr>
+                <w:rFonts w:asciiTheme="minorHAnsi" w:hAnsiTheme="minorHAnsi" w:cstheme="minorHAnsi"/>
+                <w:sz w:val="22"/>
+                <w:szCs w:val="22"/>
+              </w:rPr>
+            </w:pPr>
+          </w:p>
+        </w:tc>
+        <w:tc>
+          <w:tcPr>
+            <w:tcW w:w="3562" w:type="dxa"/>
+          </w:tcPr>
+          <w:p>
+            <w:pPr>
+              <w:tabs>
+                <w:tab w:val="left" w:pos="1424"/>
+              </w:tabs>
+              <w:jc w:val="both"/>
+              <w:rPr>
+                <w:rFonts w:asciiTheme="minorHAnsi" w:hAnsiTheme="minorHAnsi" w:cstheme="minorHAnsi"/>
+                <w:sz w:val="22"/>
+                <w:szCs w:val="22"/>
+              </w:rPr>
+            </w:pPr>
+          </w:p>
+        </w:tc>
+      </w:tr>
+    </w:tbl>
     <w:p>
       <w:pPr>
         <w:tabs>
-          <w:tab w:val="left" w:pos="360"/>
-          <w:tab w:val="left" w:pos="450"/>
+          <w:tab w:val="left" w:pos="4257"/>
         </w:tabs>
         <w:jc w:val="both"/>
         <w:rPr>
           <w:rFonts w:asciiTheme="minorHAnsi" w:hAnsiTheme="minorHAnsi" w:cstheme="minorHAnsi"/>
-          <w:sz w:val="22"/>
-          <w:szCs w:val="22"/>
-        </w:rPr>
-      </w:pPr>
+          <w:b/>
+          <w:sz w:val="22"/>
+          <w:szCs w:val="22"/>
+        </w:rPr>
+      </w:pPr>
+      <w:r>
+        <w:rPr>
+          <w:rFonts w:asciiTheme="minorHAnsi" w:hAnsiTheme="minorHAnsi" w:cstheme="minorHAnsi"/>
+          <w:b/>
+          <w:sz w:val="22"/>
+          <w:szCs w:val="22"/>
+        </w:rPr>
+        <w:tab/>
+      </w:r>
     </w:p>
     <w:p>
       <w:pPr>
         <w:tabs>
-          <w:tab w:val="left" w:pos="360"/>
-          <w:tab w:val="left" w:pos="450"/>
+          <w:tab w:val="left" w:pos="4257"/>
         </w:tabs>
         <w:jc w:val="both"/>
         <w:rPr>
           <w:rFonts w:asciiTheme="minorHAnsi" w:hAnsiTheme="minorHAnsi" w:cstheme="minorHAnsi"/>
+          <w:b/>
           <w:sz w:val="22"/>
           <w:szCs w:val="22"/>
         </w:rPr>
@@ -1678,12 +2212,12 @@
     <w:p>
       <w:pPr>
         <w:tabs>
-          <w:tab w:val="left" w:pos="360"/>
-          <w:tab w:val="left" w:pos="450"/>
+          <w:tab w:val="left" w:pos="4257"/>
         </w:tabs>
         <w:jc w:val="both"/>
         <w:rPr>
           <w:rFonts w:asciiTheme="minorHAnsi" w:hAnsiTheme="minorHAnsi" w:cstheme="minorHAnsi"/>
+          <w:b/>
           <w:sz w:val="22"/>
           <w:szCs w:val="22"/>
         </w:rPr>
@@ -1692,12 +2226,12 @@
     <w:p>
       <w:pPr>
         <w:tabs>
-          <w:tab w:val="left" w:pos="360"/>
-          <w:tab w:val="left" w:pos="450"/>
+          <w:tab w:val="left" w:pos="4257"/>
         </w:tabs>
         <w:jc w:val="both"/>
         <w:rPr>
           <w:rFonts w:asciiTheme="minorHAnsi" w:hAnsiTheme="minorHAnsi" w:cstheme="minorHAnsi"/>
+          <w:b/>
           <w:sz w:val="22"/>
           <w:szCs w:val="22"/>
         </w:rPr>
@@ -1706,23 +2240,19 @@
     <w:p>
       <w:pPr>
         <w:tabs>
-          <w:tab w:val="left" w:pos="360"/>
-          <w:tab w:val="left" w:pos="450"/>
+          <w:tab w:val="left" w:pos="4257"/>
         </w:tabs>
         <w:jc w:val="both"/>
         <w:rPr>
           <w:rFonts w:asciiTheme="minorHAnsi" w:hAnsiTheme="minorHAnsi" w:cstheme="minorHAnsi"/>
-          <w:sz w:val="22"/>
-          <w:szCs w:val="22"/>
-        </w:rPr>
-      </w:pPr>
-    </w:p>
-    <w:p>
-      <w:pPr>
-        <w:tabs>
-          <w:tab w:val="left" w:pos="360"/>
-          <w:tab w:val="left" w:pos="450"/>
-        </w:tabs>
+          <w:b/>
+          <w:sz w:val="22"/>
+          <w:szCs w:val="22"/>
+        </w:rPr>
+      </w:pPr>
+    </w:p>
+    <w:p>
+      <w:pPr>
         <w:jc w:val="both"/>
         <w:rPr>
           <w:rFonts w:asciiTheme="minorHAnsi" w:hAnsiTheme="minorHAnsi" w:cstheme="minorHAnsi"/>
@@ -1730,156 +2260,18 @@
           <w:szCs w:val="22"/>
         </w:rPr>
       </w:pPr>
-    </w:p>
-    <w:p>
-      <w:pPr>
-        <w:tabs>
-          <w:tab w:val="left" w:pos="360"/>
-          <w:tab w:val="left" w:pos="450"/>
-        </w:tabs>
-        <w:jc w:val="both"/>
-        <w:rPr>
-          <w:rFonts w:asciiTheme="minorHAnsi" w:hAnsiTheme="minorHAnsi" w:cstheme="minorHAnsi"/>
-          <w:sz w:val="22"/>
-          <w:szCs w:val="22"/>
-        </w:rPr>
-      </w:pPr>
-    </w:p>
-    <w:p>
-      <w:pPr>
-        <w:tabs>
-          <w:tab w:val="left" w:pos="360"/>
-          <w:tab w:val="left" w:pos="450"/>
-        </w:tabs>
-        <w:jc w:val="both"/>
-        <w:rPr>
-          <w:rFonts w:asciiTheme="minorHAnsi" w:hAnsiTheme="minorHAnsi" w:cstheme="minorHAnsi"/>
-          <w:sz w:val="22"/>
-          <w:szCs w:val="22"/>
-        </w:rPr>
-      </w:pPr>
-    </w:p>
-    <w:p>
-      <w:pPr>
-        <w:tabs>
-          <w:tab w:val="left" w:pos="360"/>
-          <w:tab w:val="left" w:pos="450"/>
-        </w:tabs>
-        <w:jc w:val="both"/>
-        <w:rPr>
-          <w:rFonts w:asciiTheme="minorHAnsi" w:hAnsiTheme="minorHAnsi" w:cstheme="minorHAnsi"/>
-          <w:sz w:val="22"/>
-          <w:szCs w:val="22"/>
-        </w:rPr>
-      </w:pPr>
-    </w:p>
-    <w:p>
-      <w:pPr>
-        <w:tabs>
-          <w:tab w:val="left" w:pos="360"/>
-          <w:tab w:val="left" w:pos="450"/>
-        </w:tabs>
-        <w:jc w:val="both"/>
-        <w:rPr>
-          <w:rFonts w:asciiTheme="minorHAnsi" w:hAnsiTheme="minorHAnsi" w:cstheme="minorHAnsi"/>
-          <w:sz w:val="22"/>
-          <w:szCs w:val="22"/>
-        </w:rPr>
-      </w:pPr>
-    </w:p>
-    <w:p>
-      <w:pPr>
-        <w:tabs>
-          <w:tab w:val="left" w:pos="360"/>
-          <w:tab w:val="left" w:pos="450"/>
-        </w:tabs>
-        <w:jc w:val="both"/>
-        <w:rPr>
-          <w:rFonts w:asciiTheme="minorHAnsi" w:hAnsiTheme="minorHAnsi" w:cstheme="minorHAnsi"/>
-          <w:sz w:val="22"/>
-          <w:szCs w:val="22"/>
-        </w:rPr>
-      </w:pPr>
-    </w:p>
-    <w:p>
-      <w:pPr>
-        <w:jc w:val="both"/>
-        <w:rPr>
-          <w:rFonts w:asciiTheme="minorHAnsi" w:hAnsiTheme="minorHAnsi" w:cstheme="minorHAnsi"/>
-          <w:sz w:val="22"/>
-          <w:szCs w:val="22"/>
-        </w:rPr>
-      </w:pPr>
-    </w:p>
-    <w:p>
-      <w:pPr>
-        <w:jc w:val="both"/>
-        <w:rPr>
-          <w:rFonts w:asciiTheme="minorHAnsi" w:hAnsiTheme="minorHAnsi" w:cstheme="minorHAnsi"/>
-          <w:sz w:val="22"/>
-          <w:szCs w:val="22"/>
-        </w:rPr>
-      </w:pPr>
-    </w:p>
-    <w:p>
-      <w:pPr>
-        <w:jc w:val="both"/>
-        <w:rPr>
-          <w:rFonts w:asciiTheme="minorHAnsi" w:hAnsiTheme="minorHAnsi" w:cstheme="minorHAnsi"/>
-          <w:sz w:val="22"/>
-          <w:szCs w:val="22"/>
-        </w:rPr>
-      </w:pPr>
-    </w:p>
-    <w:p>
-      <w:pPr>
-        <w:jc w:val="both"/>
-        <w:rPr>
-          <w:rFonts w:asciiTheme="minorHAnsi" w:hAnsiTheme="minorHAnsi" w:cstheme="minorHAnsi"/>
-          <w:sz w:val="22"/>
-          <w:szCs w:val="22"/>
-        </w:rPr>
-      </w:pPr>
-    </w:p>
-    <w:p>
-      <w:pPr>
-        <w:jc w:val="both"/>
-        <w:rPr>
-          <w:rFonts w:asciiTheme="minorHAnsi" w:hAnsiTheme="minorHAnsi" w:cstheme="minorHAnsi"/>
-          <w:sz w:val="22"/>
-          <w:szCs w:val="22"/>
-        </w:rPr>
-      </w:pPr>
       <w:r>
         <w:rPr>
           <w:rFonts w:asciiTheme="minorHAnsi" w:hAnsiTheme="minorHAnsi" w:cstheme="minorHAnsi"/>
+          <w:noProof/>
           <w:sz w:val="22"/>
           <w:szCs w:val="22"/>
         </w:rPr>
         <w:lastRenderedPageBreak/>
-        <w:t>Enclosure II</w:t>
-      </w:r>
-    </w:p>
-    <w:p>
-      <w:pPr>
-        <w:jc w:val="both"/>
-        <w:rPr>
-          <w:rFonts w:asciiTheme="minorHAnsi" w:hAnsiTheme="minorHAnsi" w:cstheme="minorHAnsi"/>
-          <w:sz w:val="22"/>
-          <w:szCs w:val="22"/>
-        </w:rPr>
-      </w:pPr>
-      <w:r>
-        <w:rPr>
-          <w:rFonts w:asciiTheme="minorHAnsi" w:hAnsiTheme="minorHAnsi" w:cstheme="minorHAnsi"/>
-          <w:noProof/>
-          <w:sz w:val="22"/>
-          <w:szCs w:val="22"/>
-        </w:rPr>
         <mc:AlternateContent>
           <mc:Choice Requires="wps">
             <w:drawing>
-              <wp:anchor distT="0" distB="0" distL="114300" distR="114300" simplePos="0" relativeHeight="251683840" behindDoc="0" locked="0" layoutInCell="1" allowOverlap="1" wp14:anchorId="31E5538F" wp14:editId="45C36E57">
+              <wp:anchor distT="0" distB="0" distL="114300" distR="114300" simplePos="0" relativeHeight="251673600" behindDoc="0" locked="0" layoutInCell="1" allowOverlap="1" wp14:anchorId="1E7F5D6D" wp14:editId="172FED5A">
                 <wp:simplePos x="0" y="0"/>
                 <wp:positionH relativeFrom="column">
                   <wp:posOffset>3556167</wp:posOffset>
@@ -1929,13 +2321,13 @@
               </wp:anchor>
             </w:drawing>
           </mc:Choice>
-          <mc:Fallback xmlns:w16se="http://schemas.microsoft.com/office/word/2015/wordml/symex" xmlns:w16sdtdh="http://schemas.microsoft.com/office/word/2020/wordml/sdtdatahash" xmlns:w16="http://schemas.microsoft.com/office/word/2018/wordml" xmlns:w16cid="http://schemas.microsoft.com/office/word/2016/wordml/cid" xmlns:w16cex="http://schemas.microsoft.com/office/word/2018/wordml/cex" xmlns:w15="http://schemas.microsoft.com/office/word/2012/wordml" xmlns:am3d="http://schemas.microsoft.com/office/drawing/2017/model3d" xmlns:aink="http://schemas.microsoft.com/office/drawing/2016/ink" xmlns:cx8="http://schemas.microsoft.com/office/drawing/2016/5/14/chartex" xmlns:cx7="http://schemas.microsoft.com/office/drawing/2016/5/13/chartex" xmlns:cx6="http://schemas.microsoft.com/office/drawing/2016/5/12/chartex" xmlns:cx5="http://schemas.microsoft.com/office/drawing/2016/5/11/chartex" xmlns:cx4="http://schemas.microsoft.com/office/drawing/2016/5/10/chartex" xmlns:cx3="http://schemas.microsoft.com/office/drawing/2016/5/9/chartex" xmlns:cx2="http://schemas.microsoft.com/office/drawing/2015/10/21/chartex" xmlns:cx1="http://schemas.microsoft.com/office/drawing/2015/9/8/chartex" xmlns:cx="http://schemas.microsoft.com/office/drawing/2014/chartex">
+          <mc:Fallback>
             <w:pict>
-              <v:shapetype w14:anchorId="13B8E78A" id="_x0000_t32" coordsize="21600,21600" o:spt="32" o:oned="t" path="m,l21600,21600e" filled="f">
+              <v:shapetype w14:anchorId="3016602B" id="_x0000_t32" coordsize="21600,21600" o:spt="32" o:oned="t" path="m,l21600,21600e" filled="f">
                 <v:path arrowok="t" fillok="f" o:connecttype="none"/>
                 <o:lock v:ext="edit" shapetype="t"/>
               </v:shapetype>
-              <v:shape id="Straight Arrow Connector 16" o:spid="_x0000_s1026" type="#_x0000_t32" style="position:absolute;margin-left:280pt;margin-top:247.75pt;width:49.9pt;height:0;z-index:251683840;visibility:visible;mso-wrap-style:square;mso-wrap-distance-left:9pt;mso-wrap-distance-top:0;mso-wrap-distance-right:9pt;mso-wrap-distance-bottom:0;mso-position-horizontal:absolute;mso-position-horizontal-relative:text;mso-position-vertical:absolute;mso-position-vertical-relative:text" o:gfxdata="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" strokecolor="black [3200]" strokeweight=".5pt">
+              <v:shape id="Straight Arrow Connector 16" o:spid="_x0000_s1026" type="#_x0000_t32" style="position:absolute;margin-left:280pt;margin-top:247.75pt;width:49.9pt;height:0;z-index:251673600;visibility:visible;mso-wrap-style:square;mso-wrap-distance-left:9pt;mso-wrap-distance-top:0;mso-wrap-distance-right:9pt;mso-wrap-distance-bottom:0;mso-position-horizontal:absolute;mso-position-horizontal-relative:text;mso-position-vertical:absolute;mso-position-vertical-relative:text" o:gfxdata="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" strokecolor="black [3200]" strokeweight=".5pt">
                 <v:stroke endarrow="open" joinstyle="miter"/>
               </v:shape>
             </w:pict>
@@ -1952,7 +2344,7 @@
         <mc:AlternateContent>
           <mc:Choice Requires="wps">
             <w:drawing>
-              <wp:anchor distT="0" distB="0" distL="114300" distR="114300" simplePos="0" relativeHeight="251679744" behindDoc="0" locked="0" layoutInCell="1" allowOverlap="1" wp14:anchorId="756CCDD4" wp14:editId="6A213021">
+              <wp:anchor distT="0" distB="0" distL="114300" distR="114300" simplePos="0" relativeHeight="251672576" behindDoc="0" locked="0" layoutInCell="1" allowOverlap="1" wp14:anchorId="24B14580" wp14:editId="3FC414FE">
                 <wp:simplePos x="0" y="0"/>
                 <wp:positionH relativeFrom="column">
                   <wp:posOffset>3366198</wp:posOffset>
@@ -2002,9 +2394,9 @@
               </wp:anchor>
             </w:drawing>
           </mc:Choice>
-          <mc:Fallback xmlns:w16se="http://schemas.microsoft.com/office/word/2015/wordml/symex" xmlns:w16sdtdh="http://schemas.microsoft.com/office/word/2020/wordml/sdtdatahash" xmlns:w16="http://schemas.microsoft.com/office/word/2018/wordml" xmlns:w16cid="http://schemas.microsoft.com/office/word/2016/wordml/cid" xmlns:w16cex="http://schemas.microsoft.com/office/word/2018/wordml/cex" xmlns:w15="http://schemas.microsoft.com/office/word/2012/wordml" xmlns:am3d="http://schemas.microsoft.com/office/drawing/2017/model3d" xmlns:aink="http://schemas.microsoft.com/office/drawing/2016/ink" xmlns:cx8="http://schemas.microsoft.com/office/drawing/2016/5/14/chartex" xmlns:cx7="http://schemas.microsoft.com/office/drawing/2016/5/13/chartex" xmlns:cx6="http://schemas.microsoft.com/office/drawing/2016/5/12/chartex" xmlns:cx5="http://schemas.microsoft.com/office/drawing/2016/5/11/chartex" xmlns:cx4="http://schemas.microsoft.com/office/drawing/2016/5/10/chartex" xmlns:cx3="http://schemas.microsoft.com/office/drawing/2016/5/9/chartex" xmlns:cx2="http://schemas.microsoft.com/office/drawing/2015/10/21/chartex" xmlns:cx1="http://schemas.microsoft.com/office/drawing/2015/9/8/chartex" xmlns:cx="http://schemas.microsoft.com/office/drawing/2014/chartex">
+          <mc:Fallback>
             <w:pict>
-              <v:shape w14:anchorId="79F4967E" id="Straight Arrow Connector 15" o:spid="_x0000_s1026" type="#_x0000_t32" style="position:absolute;margin-left:265.05pt;margin-top:178.95pt;width:64.9pt;height:0;z-index:251679744;visibility:visible;mso-wrap-style:square;mso-wrap-distance-left:9pt;mso-wrap-distance-top:0;mso-wrap-distance-right:9pt;mso-wrap-distance-bottom:0;mso-position-horizontal:absolute;mso-position-horizontal-relative:text;mso-position-vertical:absolute;mso-position-vertical-relative:text" o:gfxdata="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" strokecolor="black [3200]" strokeweight=".5pt">
+              <v:shape w14:anchorId="3D0CF7AE" id="Straight Arrow Connector 15" o:spid="_x0000_s1026" type="#_x0000_t32" style="position:absolute;margin-left:265.05pt;margin-top:178.95pt;width:64.9pt;height:0;z-index:251672576;visibility:visible;mso-wrap-style:square;mso-wrap-distance-left:9pt;mso-wrap-distance-top:0;mso-wrap-distance-right:9pt;mso-wrap-distance-bottom:0;mso-position-horizontal:absolute;mso-position-horizontal-relative:text;mso-position-vertical:absolute;mso-position-vertical-relative:text" o:gfxdata="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" strokecolor="black [3200]" strokeweight=".5pt">
                 <v:stroke endarrow="open" joinstyle="miter"/>
               </v:shape>
             </w:pict>
@@ -2021,7 +2413,7 @@
         <mc:AlternateContent>
           <mc:Choice Requires="wps">
             <w:drawing>
-              <wp:anchor distT="0" distB="0" distL="114300" distR="114300" simplePos="0" relativeHeight="251675648" behindDoc="0" locked="0" layoutInCell="1" allowOverlap="1" wp14:anchorId="16405468" wp14:editId="3CF2DB45">
+              <wp:anchor distT="0" distB="0" distL="114300" distR="114300" simplePos="0" relativeHeight="251671552" behindDoc="0" locked="0" layoutInCell="1" allowOverlap="1" wp14:anchorId="606637C7" wp14:editId="4C76AF86">
                 <wp:simplePos x="0" y="0"/>
                 <wp:positionH relativeFrom="column">
                   <wp:posOffset>703385</wp:posOffset>
@@ -2074,9 +2466,9 @@
               </wp:anchor>
             </w:drawing>
           </mc:Choice>
-          <mc:Fallback xmlns:w16se="http://schemas.microsoft.com/office/word/2015/wordml/symex" xmlns:w16sdtdh="http://schemas.microsoft.com/office/word/2020/wordml/sdtdatahash" xmlns:w16="http://schemas.microsoft.com/office/word/2018/wordml" xmlns:w16cid="http://schemas.microsoft.com/office/word/2016/wordml/cid" xmlns:w16cex="http://schemas.microsoft.com/office/word/2018/wordml/cex" xmlns:w15="http://schemas.microsoft.com/office/word/2012/wordml" xmlns:am3d="http://schemas.microsoft.com/office/drawing/2017/model3d" xmlns:aink="http://schemas.microsoft.com/office/drawing/2016/ink" xmlns:cx8="http://schemas.microsoft.com/office/drawing/2016/5/14/chartex" xmlns:cx7="http://schemas.microsoft.com/office/drawing/2016/5/13/chartex" xmlns:cx6="http://schemas.microsoft.com/office/drawing/2016/5/12/chartex" xmlns:cx5="http://schemas.microsoft.com/office/drawing/2016/5/11/chartex" xmlns:cx4="http://schemas.microsoft.com/office/drawing/2016/5/10/chartex" xmlns:cx3="http://schemas.microsoft.com/office/drawing/2016/5/9/chartex" xmlns:cx2="http://schemas.microsoft.com/office/drawing/2015/10/21/chartex" xmlns:cx1="http://schemas.microsoft.com/office/drawing/2015/9/8/chartex" xmlns:cx="http://schemas.microsoft.com/office/drawing/2014/chartex">
+          <mc:Fallback>
             <w:pict>
-              <v:shape w14:anchorId="108203BF" id="Straight Arrow Connector 14" o:spid="_x0000_s1026" type="#_x0000_t32" style="position:absolute;margin-left:55.4pt;margin-top:178.9pt;width:66.45pt;height:0;flip:x y;z-index:251675648;visibility:visible;mso-wrap-style:square;mso-height-percent:0;mso-wrap-distance-left:9pt;mso-wrap-distance-top:0;mso-wrap-distance-right:9pt;mso-wrap-distance-bottom:0;mso-position-horizontal:absolute;mso-position-horizontal-relative:text;mso-position-vertical:absolute;mso-position-vertical-relative:text;mso-height-percent:0;mso-height-relative:margin" o:gfxdata="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" strokecolor="black [3200]" strokeweight=".5pt">
+              <v:shape w14:anchorId="72AD6595" id="Straight Arrow Connector 14" o:spid="_x0000_s1026" type="#_x0000_t32" style="position:absolute;margin-left:55.4pt;margin-top:178.9pt;width:66.45pt;height:0;flip:x y;z-index:251671552;visibility:visible;mso-wrap-style:square;mso-height-percent:0;mso-wrap-distance-left:9pt;mso-wrap-distance-top:0;mso-wrap-distance-right:9pt;mso-wrap-distance-bottom:0;mso-position-horizontal:absolute;mso-position-horizontal-relative:text;mso-position-vertical:absolute;mso-position-vertical-relative:text;mso-height-percent:0;mso-height-relative:margin" o:gfxdata="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" strokecolor="black [3200]" strokeweight=".5pt">
                 <v:stroke endarrow="open" joinstyle="miter"/>
               </v:shape>
             </w:pict>
@@ -2093,7 +2485,7 @@
         <mc:AlternateContent>
           <mc:Choice Requires="wps">
             <w:drawing>
-              <wp:anchor distT="0" distB="0" distL="114300" distR="114300" simplePos="0" relativeHeight="251671552" behindDoc="0" locked="0" layoutInCell="1" allowOverlap="1" wp14:anchorId="4BD2B677" wp14:editId="6DAEC93F">
+              <wp:anchor distT="0" distB="0" distL="114300" distR="114300" simplePos="0" relativeHeight="251670528" behindDoc="0" locked="0" layoutInCell="1" allowOverlap="1" wp14:anchorId="0038868B" wp14:editId="138E3454">
                 <wp:simplePos x="0" y="0"/>
                 <wp:positionH relativeFrom="column">
                   <wp:posOffset>3426488</wp:posOffset>
@@ -2143,9 +2535,9 @@
               </wp:anchor>
             </w:drawing>
           </mc:Choice>
-          <mc:Fallback xmlns:w16se="http://schemas.microsoft.com/office/word/2015/wordml/symex" xmlns:w16sdtdh="http://schemas.microsoft.com/office/word/2020/wordml/sdtdatahash" xmlns:w16="http://schemas.microsoft.com/office/word/2018/wordml" xmlns:w16cid="http://schemas.microsoft.com/office/word/2016/wordml/cid" xmlns:w16cex="http://schemas.microsoft.com/office/word/2018/wordml/cex" xmlns:w15="http://schemas.microsoft.com/office/word/2012/wordml" xmlns:am3d="http://schemas.microsoft.com/office/drawing/2017/model3d" xmlns:aink="http://schemas.microsoft.com/office/drawing/2016/ink" xmlns:cx8="http://schemas.microsoft.com/office/drawing/2016/5/14/chartex" xmlns:cx7="http://schemas.microsoft.com/office/drawing/2016/5/13/chartex" xmlns:cx6="http://schemas.microsoft.com/office/drawing/2016/5/12/chartex" xmlns:cx5="http://schemas.microsoft.com/office/drawing/2016/5/11/chartex" xmlns:cx4="http://schemas.microsoft.com/office/drawing/2016/5/10/chartex" xmlns:cx3="http://schemas.microsoft.com/office/drawing/2016/5/9/chartex" xmlns:cx2="http://schemas.microsoft.com/office/drawing/2015/10/21/chartex" xmlns:cx1="http://schemas.microsoft.com/office/drawing/2015/9/8/chartex" xmlns:cx="http://schemas.microsoft.com/office/drawing/2014/chartex">
+          <mc:Fallback>
             <w:pict>
-              <v:shape w14:anchorId="01973EA0" id="Straight Arrow Connector 13" o:spid="_x0000_s1026" type="#_x0000_t32" style="position:absolute;margin-left:269.8pt;margin-top:89.5pt;width:69.65pt;height:0;z-index:251671552;visibility:visible;mso-wrap-style:square;mso-wrap-distance-left:9pt;mso-wrap-distance-top:0;mso-wrap-distance-right:9pt;mso-wrap-distance-bottom:0;mso-position-horizontal:absolute;mso-position-horizontal-relative:text;mso-position-vertical:absolute;mso-position-vertical-relative:text" o:gfxdata="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" strokecolor="black [3200]" strokeweight=".5pt">
+              <v:shape w14:anchorId="1E22F467" id="Straight Arrow Connector 13" o:spid="_x0000_s1026" type="#_x0000_t32" style="position:absolute;margin-left:269.8pt;margin-top:89.5pt;width:69.65pt;height:0;z-index:251670528;visibility:visible;mso-wrap-style:square;mso-wrap-distance-left:9pt;mso-wrap-distance-top:0;mso-wrap-distance-right:9pt;mso-wrap-distance-bottom:0;mso-position-horizontal:absolute;mso-position-horizontal-relative:text;mso-position-vertical:absolute;mso-position-vertical-relative:text" o:gfxdata="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" strokecolor="black [3200]" strokeweight=".5pt">
                 <v:stroke endarrow="open" joinstyle="miter"/>
               </v:shape>
             </w:pict>
@@ -2162,7 +2554,7 @@
         <mc:AlternateContent>
           <mc:Choice Requires="wps">
             <w:drawing>
-              <wp:anchor distT="0" distB="0" distL="114300" distR="114300" simplePos="0" relativeHeight="251667456" behindDoc="0" locked="0" layoutInCell="1" allowOverlap="1" wp14:anchorId="656B63CE" wp14:editId="63E0C1A8">
+              <wp:anchor distT="0" distB="0" distL="114300" distR="114300" simplePos="0" relativeHeight="251669504" behindDoc="0" locked="0" layoutInCell="1" allowOverlap="1" wp14:anchorId="517A25FA" wp14:editId="560FB726">
                 <wp:simplePos x="0" y="0"/>
                 <wp:positionH relativeFrom="column">
                   <wp:posOffset>592853</wp:posOffset>
@@ -2218,9 +2610,9 @@
               </wp:anchor>
             </w:drawing>
           </mc:Choice>
-          <mc:Fallback xmlns:w16se="http://schemas.microsoft.com/office/word/2015/wordml/symex" xmlns:w16sdtdh="http://schemas.microsoft.com/office/word/2020/wordml/sdtdatahash" xmlns:w16="http://schemas.microsoft.com/office/word/2018/wordml" xmlns:w16cid="http://schemas.microsoft.com/office/word/2016/wordml/cid" xmlns:w16cex="http://schemas.microsoft.com/office/word/2018/wordml/cex" xmlns:w15="http://schemas.microsoft.com/office/word/2012/wordml" xmlns:am3d="http://schemas.microsoft.com/office/drawing/2017/model3d" xmlns:aink="http://schemas.microsoft.com/office/drawing/2016/ink" xmlns:cx8="http://schemas.microsoft.com/office/drawing/2016/5/14/chartex" xmlns:cx7="http://schemas.microsoft.com/office/drawing/2016/5/13/chartex" xmlns:cx6="http://schemas.microsoft.com/office/drawing/2016/5/12/chartex" xmlns:cx5="http://schemas.microsoft.com/office/drawing/2016/5/11/chartex" xmlns:cx4="http://schemas.microsoft.com/office/drawing/2016/5/10/chartex" xmlns:cx3="http://schemas.microsoft.com/office/drawing/2016/5/9/chartex" xmlns:cx2="http://schemas.microsoft.com/office/drawing/2015/10/21/chartex" xmlns:cx1="http://schemas.microsoft.com/office/drawing/2015/9/8/chartex" xmlns:cx="http://schemas.microsoft.com/office/drawing/2014/chartex">
+          <mc:Fallback>
             <w:pict>
-              <v:shape w14:anchorId="252C72E4" id="Straight Arrow Connector 12" o:spid="_x0000_s1026" type="#_x0000_t32" style="position:absolute;margin-left:46.7pt;margin-top:89.5pt;width:57.75pt;height:0;flip:x;z-index:251667456;visibility:visible;mso-wrap-style:square;mso-width-percent:0;mso-height-percent:0;mso-wrap-distance-left:9pt;mso-wrap-distance-top:0;mso-wrap-distance-right:9pt;mso-wrap-distance-bottom:0;mso-position-horizontal:absolute;mso-position-horizontal-relative:text;mso-position-vertical:absolute;mso-position-vertical-relative:text;mso-width-percent:0;mso-height-percent:0;mso-width-relative:margin;mso-height-relative:margin" o:gfxdata="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" strokecolor="black [3200]" strokeweight=".5pt">
+              <v:shape w14:anchorId="7242E966" id="Straight Arrow Connector 12" o:spid="_x0000_s1026" type="#_x0000_t32" style="position:absolute;margin-left:46.7pt;margin-top:89.5pt;width:57.75pt;height:0;flip:x;z-index:251669504;visibility:visible;mso-wrap-style:square;mso-width-percent:0;mso-height-percent:0;mso-wrap-distance-left:9pt;mso-wrap-distance-top:0;mso-wrap-distance-right:9pt;mso-wrap-distance-bottom:0;mso-position-horizontal:absolute;mso-position-horizontal-relative:text;mso-position-vertical:absolute;mso-position-vertical-relative:text;mso-width-percent:0;mso-height-percent:0;mso-width-relative:margin;mso-height-relative:margin" o:gfxdata="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" strokecolor="black [3200]" strokeweight=".5pt">
                 <v:stroke endarrow="open" joinstyle="miter"/>
               </v:shape>
             </w:pict>
@@ -2237,7 +2629,7 @@
         <mc:AlternateContent>
           <mc:Choice Requires="wps">
             <w:drawing>
-              <wp:anchor distT="0" distB="0" distL="114300" distR="114300" simplePos="0" relativeHeight="251659264" behindDoc="0" locked="0" layoutInCell="1" allowOverlap="1" wp14:anchorId="4072327B" wp14:editId="78077A76">
+              <wp:anchor distT="0" distB="0" distL="114300" distR="114300" simplePos="0" relativeHeight="251667456" behindDoc="0" locked="0" layoutInCell="1" allowOverlap="1" wp14:anchorId="33F21C39" wp14:editId="6A31945D">
                 <wp:simplePos x="0" y="0"/>
                 <wp:positionH relativeFrom="column">
                   <wp:posOffset>1356528</wp:posOffset>
@@ -2292,9 +2684,9 @@
               </wp:anchor>
             </w:drawing>
           </mc:Choice>
-          <mc:Fallback xmlns:w16se="http://schemas.microsoft.com/office/word/2015/wordml/symex" xmlns:w16sdtdh="http://schemas.microsoft.com/office/word/2020/wordml/sdtdatahash" xmlns:w16="http://schemas.microsoft.com/office/word/2018/wordml" xmlns:w16cid="http://schemas.microsoft.com/office/word/2016/wordml/cid" xmlns:w16cex="http://schemas.microsoft.com/office/word/2018/wordml/cex" xmlns:w15="http://schemas.microsoft.com/office/word/2012/wordml" xmlns:am3d="http://schemas.microsoft.com/office/drawing/2017/model3d" xmlns:aink="http://schemas.microsoft.com/office/drawing/2016/ink" xmlns:cx8="http://schemas.microsoft.com/office/drawing/2016/5/14/chartex" xmlns:cx7="http://schemas.microsoft.com/office/drawing/2016/5/13/chartex" xmlns:cx6="http://schemas.microsoft.com/office/drawing/2016/5/12/chartex" xmlns:cx5="http://schemas.microsoft.com/office/drawing/2016/5/11/chartex" xmlns:cx4="http://schemas.microsoft.com/office/drawing/2016/5/10/chartex" xmlns:cx3="http://schemas.microsoft.com/office/drawing/2016/5/9/chartex" xmlns:cx2="http://schemas.microsoft.com/office/drawing/2015/10/21/chartex" xmlns:cx1="http://schemas.microsoft.com/office/drawing/2015/9/8/chartex" xmlns:cx="http://schemas.microsoft.com/office/drawing/2014/chartex">
+          <mc:Fallback>
             <w:pict>
-              <v:roundrect w14:anchorId="4E3282D2" id="Rounded Rectangle 10" o:spid="_x0000_s1026" style="position:absolute;margin-left:106.8pt;margin-top:186.05pt;width:173.25pt;height:28.5pt;z-index:251659264;visibility:visible;mso-wrap-style:square;mso-width-percent:0;mso-wrap-distance-left:9pt;mso-wrap-distance-top:0;mso-wrap-distance-right:9pt;mso-wrap-distance-bottom:0;mso-position-horizontal:absolute;mso-position-horizontal-relative:text;mso-position-vertical:absolute;mso-position-vertical-relative:text;mso-width-percent:0;mso-width-relative:margin;v-text-anchor:middle" arcsize="10923f" o:gfxdata="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" fillcolor="white [3201]" strokecolor="#70ad47 [3209]" strokeweight="1pt">
+              <v:roundrect w14:anchorId="57543C09" id="Rounded Rectangle 10" o:spid="_x0000_s1026" style="position:absolute;margin-left:106.8pt;margin-top:186.05pt;width:173.25pt;height:28.5pt;z-index:251667456;visibility:visible;mso-wrap-style:square;mso-width-percent:0;mso-wrap-distance-left:9pt;mso-wrap-distance-top:0;mso-wrap-distance-right:9pt;mso-wrap-distance-bottom:0;mso-position-horizontal:absolute;mso-position-horizontal-relative:text;mso-position-vertical:absolute;mso-position-vertical-relative:text;mso-width-percent:0;mso-width-relative:margin;v-text-anchor:middle" arcsize="10923f" o:gfxdata="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" fillcolor="white [3201]" strokecolor="#70ad47 [3209]" strokeweight="1pt">
                 <v:stroke joinstyle="miter"/>
               </v:roundrect>
             </w:pict>
@@ -2311,7 +2703,7 @@
         <mc:AlternateContent>
           <mc:Choice Requires="wps">
             <w:drawing>
-              <wp:anchor distT="0" distB="0" distL="114300" distR="114300" simplePos="0" relativeHeight="251655168" behindDoc="0" locked="0" layoutInCell="1" allowOverlap="1" wp14:anchorId="51F202A4" wp14:editId="4C5C3E7F">
+              <wp:anchor distT="0" distB="0" distL="114300" distR="114300" simplePos="0" relativeHeight="251666432" behindDoc="0" locked="0" layoutInCell="1" allowOverlap="1" wp14:anchorId="0B15B5F0" wp14:editId="5AF17F38">
                 <wp:simplePos x="0" y="0"/>
                 <wp:positionH relativeFrom="column">
                   <wp:posOffset>1356527</wp:posOffset>
@@ -2363,9 +2755,9 @@
               </wp:anchor>
             </w:drawing>
           </mc:Choice>
-          <mc:Fallback xmlns:w16se="http://schemas.microsoft.com/office/word/2015/wordml/symex" xmlns:w16sdtdh="http://schemas.microsoft.com/office/word/2020/wordml/sdtdatahash" xmlns:w16="http://schemas.microsoft.com/office/word/2018/wordml" xmlns:w16cid="http://schemas.microsoft.com/office/word/2016/wordml/cid" xmlns:w16cex="http://schemas.microsoft.com/office/word/2018/wordml/cex" xmlns:w15="http://schemas.microsoft.com/office/word/2012/wordml" xmlns:am3d="http://schemas.microsoft.com/office/drawing/2017/model3d" xmlns:aink="http://schemas.microsoft.com/office/drawing/2016/ink" xmlns:cx8="http://schemas.microsoft.com/office/drawing/2016/5/14/chartex" xmlns:cx7="http://schemas.microsoft.com/office/drawing/2016/5/13/chartex" xmlns:cx6="http://schemas.microsoft.com/office/drawing/2016/5/12/chartex" xmlns:cx5="http://schemas.microsoft.com/office/drawing/2016/5/11/chartex" xmlns:cx4="http://schemas.microsoft.com/office/drawing/2016/5/10/chartex" xmlns:cx3="http://schemas.microsoft.com/office/drawing/2016/5/9/chartex" xmlns:cx2="http://schemas.microsoft.com/office/drawing/2015/10/21/chartex" xmlns:cx1="http://schemas.microsoft.com/office/drawing/2015/9/8/chartex" xmlns:cx="http://schemas.microsoft.com/office/drawing/2014/chartex">
+          <mc:Fallback>
             <w:pict>
-              <v:roundrect w14:anchorId="636A54C0" id="Rounded Rectangle 9" o:spid="_x0000_s1026" style="position:absolute;margin-left:106.8pt;margin-top:146.5pt;width:173.25pt;height:24.55pt;z-index:251655168;visibility:visible;mso-wrap-style:square;mso-wrap-distance-left:9pt;mso-wrap-distance-top:0;mso-wrap-distance-right:9pt;mso-wrap-distance-bottom:0;mso-position-horizontal:absolute;mso-position-horizontal-relative:text;mso-position-vertical:absolute;mso-position-vertical-relative:text;v-text-anchor:middle" arcsize="10923f" o:gfxdata="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" fillcolor="white [3201]" strokecolor="#70ad47 [3209]" strokeweight="1pt">
+              <v:roundrect w14:anchorId="2C9333A9" id="Rounded Rectangle 9" o:spid="_x0000_s1026" style="position:absolute;margin-left:106.8pt;margin-top:146.5pt;width:173.25pt;height:24.55pt;z-index:251666432;visibility:visible;mso-wrap-style:square;mso-wrap-distance-left:9pt;mso-wrap-distance-top:0;mso-wrap-distance-right:9pt;mso-wrap-distance-bottom:0;mso-position-horizontal:absolute;mso-position-horizontal-relative:text;mso-position-vertical:absolute;mso-position-vertical-relative:text;v-text-anchor:middle" arcsize="10923f" o:gfxdata="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" fillcolor="white [3201]" strokecolor="#70ad47 [3209]" strokeweight="1pt">
                 <v:stroke joinstyle="miter"/>
               </v:roundrect>
             </w:pict>
@@ -2382,7 +2774,7 @@
         <mc:AlternateContent>
           <mc:Choice Requires="wps">
             <w:drawing>
-              <wp:anchor distT="0" distB="0" distL="114300" distR="114300" simplePos="0" relativeHeight="251651072" behindDoc="0" locked="0" layoutInCell="1" allowOverlap="1" wp14:anchorId="09D65DB7" wp14:editId="7FD5E535">
+              <wp:anchor distT="0" distB="0" distL="114300" distR="114300" simplePos="0" relativeHeight="251665408" behindDoc="0" locked="0" layoutInCell="1" allowOverlap="1" wp14:anchorId="7DAA68AC" wp14:editId="0D7E8CD1">
                 <wp:simplePos x="0" y="0"/>
                 <wp:positionH relativeFrom="column">
                   <wp:posOffset>1296237</wp:posOffset>
@@ -2434,9 +2826,9 @@
               </wp:anchor>
             </w:drawing>
           </mc:Choice>
-          <mc:Fallback xmlns:w16se="http://schemas.microsoft.com/office/word/2015/wordml/symex" xmlns:w16sdtdh="http://schemas.microsoft.com/office/word/2020/wordml/sdtdatahash" xmlns:w16="http://schemas.microsoft.com/office/word/2018/wordml" xmlns:w16cid="http://schemas.microsoft.com/office/word/2016/wordml/cid" xmlns:w16cex="http://schemas.microsoft.com/office/word/2018/wordml/cex" xmlns:w15="http://schemas.microsoft.com/office/word/2012/wordml" xmlns:am3d="http://schemas.microsoft.com/office/drawing/2017/model3d" xmlns:aink="http://schemas.microsoft.com/office/drawing/2016/ink" xmlns:cx8="http://schemas.microsoft.com/office/drawing/2016/5/14/chartex" xmlns:cx7="http://schemas.microsoft.com/office/drawing/2016/5/13/chartex" xmlns:cx6="http://schemas.microsoft.com/office/drawing/2016/5/12/chartex" xmlns:cx5="http://schemas.microsoft.com/office/drawing/2016/5/11/chartex" xmlns:cx4="http://schemas.microsoft.com/office/drawing/2016/5/10/chartex" xmlns:cx3="http://schemas.microsoft.com/office/drawing/2016/5/9/chartex" xmlns:cx2="http://schemas.microsoft.com/office/drawing/2015/10/21/chartex" xmlns:cx1="http://schemas.microsoft.com/office/drawing/2015/9/8/chartex" xmlns:cx="http://schemas.microsoft.com/office/drawing/2014/chartex">
+          <mc:Fallback>
             <w:pict>
-              <v:roundrect w14:anchorId="05B01EF1" id="Rounded Rectangle 8" o:spid="_x0000_s1026" style="position:absolute;margin-left:102.05pt;margin-top:95.05pt;width:182.75pt;height:22.15pt;z-index:251651072;visibility:visible;mso-wrap-style:square;mso-wrap-distance-left:9pt;mso-wrap-distance-top:0;mso-wrap-distance-right:9pt;mso-wrap-distance-bottom:0;mso-position-horizontal:absolute;mso-position-horizontal-relative:text;mso-position-vertical:absolute;mso-position-vertical-relative:text;v-text-anchor:middle" arcsize="10923f" o:gfxdata="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" fillcolor="white [3201]" strokecolor="#70ad47 [3209]" strokeweight="1pt">
+              <v:roundrect w14:anchorId="48648AB0" id="Rounded Rectangle 8" o:spid="_x0000_s1026" style="position:absolute;margin-left:102.05pt;margin-top:95.05pt;width:182.75pt;height:22.15pt;z-index:251665408;visibility:visible;mso-wrap-style:square;mso-wrap-distance-left:9pt;mso-wrap-distance-top:0;mso-wrap-distance-right:9pt;mso-wrap-distance-bottom:0;mso-position-horizontal:absolute;mso-position-horizontal-relative:text;mso-position-vertical:absolute;mso-position-vertical-relative:text;v-text-anchor:middle" arcsize="10923f" o:gfxdata="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" fillcolor="white [3201]" strokecolor="#70ad47 [3209]" strokeweight="1pt">
                 <v:stroke joinstyle="miter"/>
               </v:roundrect>
             </w:pict>
@@ -2453,7 +2845,7 @@
         <mc:AlternateContent>
           <mc:Choice Requires="wps">
             <w:drawing>
-              <wp:anchor distT="0" distB="0" distL="114300" distR="114300" simplePos="0" relativeHeight="251646976" behindDoc="0" locked="0" layoutInCell="1" allowOverlap="1" wp14:anchorId="4BC71724" wp14:editId="2FCFA7B5">
+              <wp:anchor distT="0" distB="0" distL="114300" distR="114300" simplePos="0" relativeHeight="251664384" behindDoc="0" locked="0" layoutInCell="1" allowOverlap="1" wp14:anchorId="4AECEAFE" wp14:editId="7DFFED88">
                 <wp:simplePos x="0" y="0"/>
                 <wp:positionH relativeFrom="column">
                   <wp:posOffset>2783205</wp:posOffset>
@@ -2505,9 +2897,9 @@
               </wp:anchor>
             </w:drawing>
           </mc:Choice>
-          <mc:Fallback xmlns:w16se="http://schemas.microsoft.com/office/word/2015/wordml/symex" xmlns:w16sdtdh="http://schemas.microsoft.com/office/word/2020/wordml/sdtdatahash" xmlns:w16="http://schemas.microsoft.com/office/word/2018/wordml" xmlns:w16cid="http://schemas.microsoft.com/office/word/2016/wordml/cid" xmlns:w16cex="http://schemas.microsoft.com/office/word/2018/wordml/cex" xmlns:w15="http://schemas.microsoft.com/office/word/2012/wordml" xmlns:am3d="http://schemas.microsoft.com/office/drawing/2017/model3d" xmlns:aink="http://schemas.microsoft.com/office/drawing/2016/ink" xmlns:cx8="http://schemas.microsoft.com/office/drawing/2016/5/14/chartex" xmlns:cx7="http://schemas.microsoft.com/office/drawing/2016/5/13/chartex" xmlns:cx6="http://schemas.microsoft.com/office/drawing/2016/5/12/chartex" xmlns:cx5="http://schemas.microsoft.com/office/drawing/2016/5/11/chartex" xmlns:cx4="http://schemas.microsoft.com/office/drawing/2016/5/10/chartex" xmlns:cx3="http://schemas.microsoft.com/office/drawing/2016/5/9/chartex" xmlns:cx2="http://schemas.microsoft.com/office/drawing/2015/10/21/chartex" xmlns:cx1="http://schemas.microsoft.com/office/drawing/2015/9/8/chartex" xmlns:cx="http://schemas.microsoft.com/office/drawing/2014/chartex">
+          <mc:Fallback>
             <w:pict>
-              <v:roundrect w14:anchorId="58A6F91C" id="Rounded Rectangle 7" o:spid="_x0000_s1026" style="position:absolute;margin-left:219.15pt;margin-top:64.2pt;width:65.65pt;height:19pt;z-index:251646976;visibility:visible;mso-wrap-style:square;mso-wrap-distance-left:9pt;mso-wrap-distance-top:0;mso-wrap-distance-right:9pt;mso-wrap-distance-bottom:0;mso-position-horizontal:absolute;mso-position-horizontal-relative:text;mso-position-vertical:absolute;mso-position-vertical-relative:text;v-text-anchor:middle" arcsize="10923f" o:gfxdata="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" fillcolor="white [3201]" strokecolor="#70ad47 [3209]" strokeweight="1pt">
+              <v:roundrect w14:anchorId="4F6C3430" id="Rounded Rectangle 7" o:spid="_x0000_s1026" style="position:absolute;margin-left:219.15pt;margin-top:64.2pt;width:65.65pt;height:19pt;z-index:251664384;visibility:visible;mso-wrap-style:square;mso-wrap-distance-left:9pt;mso-wrap-distance-top:0;mso-wrap-distance-right:9pt;mso-wrap-distance-bottom:0;mso-position-horizontal:absolute;mso-position-horizontal-relative:text;mso-position-vertical:absolute;mso-position-vertical-relative:text;v-text-anchor:middle" arcsize="10923f" o:gfxdata="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" fillcolor="white [3201]" strokecolor="#70ad47 [3209]" strokeweight="1pt">
                 <v:stroke joinstyle="miter"/>
               </v:roundrect>
             </w:pict>
@@ -2524,7 +2916,7 @@
         <mc:AlternateContent>
           <mc:Choice Requires="wps">
             <w:drawing>
-              <wp:anchor distT="0" distB="0" distL="114300" distR="114300" simplePos="0" relativeHeight="251642880" behindDoc="0" locked="0" layoutInCell="1" allowOverlap="1" wp14:anchorId="4C61863F" wp14:editId="54680144">
+              <wp:anchor distT="0" distB="0" distL="114300" distR="114300" simplePos="0" relativeHeight="251663360" behindDoc="0" locked="0" layoutInCell="1" allowOverlap="1" wp14:anchorId="5E4883C0" wp14:editId="1EF334A5">
                 <wp:simplePos x="0" y="0"/>
                 <wp:positionH relativeFrom="column">
                   <wp:posOffset>1296237</wp:posOffset>
@@ -2576,9 +2968,9 @@
               </wp:anchor>
             </w:drawing>
           </mc:Choice>
-          <mc:Fallback xmlns:w16se="http://schemas.microsoft.com/office/word/2015/wordml/symex" xmlns:w16sdtdh="http://schemas.microsoft.com/office/word/2020/wordml/sdtdatahash" xmlns:w16="http://schemas.microsoft.com/office/word/2018/wordml" xmlns:w16cid="http://schemas.microsoft.com/office/word/2016/wordml/cid" xmlns:w16cex="http://schemas.microsoft.com/office/word/2018/wordml/cex" xmlns:w15="http://schemas.microsoft.com/office/word/2012/wordml" xmlns:am3d="http://schemas.microsoft.com/office/drawing/2017/model3d" xmlns:aink="http://schemas.microsoft.com/office/drawing/2016/ink" xmlns:cx8="http://schemas.microsoft.com/office/drawing/2016/5/14/chartex" xmlns:cx7="http://schemas.microsoft.com/office/drawing/2016/5/13/chartex" xmlns:cx6="http://schemas.microsoft.com/office/drawing/2016/5/12/chartex" xmlns:cx5="http://schemas.microsoft.com/office/drawing/2016/5/11/chartex" xmlns:cx4="http://schemas.microsoft.com/office/drawing/2016/5/10/chartex" xmlns:cx3="http://schemas.microsoft.com/office/drawing/2016/5/9/chartex" xmlns:cx2="http://schemas.microsoft.com/office/drawing/2015/10/21/chartex" xmlns:cx1="http://schemas.microsoft.com/office/drawing/2015/9/8/chartex" xmlns:cx="http://schemas.microsoft.com/office/drawing/2014/chartex">
+          <mc:Fallback>
             <w:pict>
-              <v:roundrect w14:anchorId="74397F9D" id="Rounded Rectangle 5" o:spid="_x0000_s1026" style="position:absolute;margin-left:102.05pt;margin-top:60.25pt;width:51.45pt;height:22.95pt;z-index:251642880;visibility:visible;mso-wrap-style:square;mso-wrap-distance-left:9pt;mso-wrap-distance-top:0;mso-wrap-distance-right:9pt;mso-wrap-distance-bottom:0;mso-position-horizontal:absolute;mso-position-horizontal-relative:text;mso-position-vertical:absolute;mso-position-vertical-relative:text;v-text-anchor:middle" arcsize="10923f" o:gfxdata="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" fillcolor="white [3201]" strokecolor="#70ad47 [3209]" strokeweight="1pt">
+              <v:roundrect w14:anchorId="560FFD34" id="Rounded Rectangle 5" o:spid="_x0000_s1026" style="position:absolute;margin-left:102.05pt;margin-top:60.25pt;width:51.45pt;height:22.95pt;z-index:251663360;visibility:visible;mso-wrap-style:square;mso-wrap-distance-left:9pt;mso-wrap-distance-top:0;mso-wrap-distance-right:9pt;mso-wrap-distance-bottom:0;mso-position-horizontal:absolute;mso-position-horizontal-relative:text;mso-position-vertical:absolute;mso-position-vertical-relative:text;v-text-anchor:middle" arcsize="10923f" o:gfxdata="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" fillcolor="white [3201]" strokecolor="#70ad47 [3209]" strokeweight="1pt">
                 <v:stroke joinstyle="miter"/>
               </v:roundrect>
             </w:pict>
@@ -2595,7 +2987,7 @@
         <mc:AlternateContent>
           <mc:Choice Requires="wps">
             <w:drawing>
-              <wp:anchor distT="0" distB="0" distL="114300" distR="114300" simplePos="0" relativeHeight="251638784" behindDoc="0" locked="0" layoutInCell="1" allowOverlap="1" wp14:anchorId="35057A80" wp14:editId="2E395073">
+              <wp:anchor distT="0" distB="0" distL="114300" distR="114300" simplePos="0" relativeHeight="251662336" behindDoc="0" locked="0" layoutInCell="1" allowOverlap="1" wp14:anchorId="733753E3" wp14:editId="2C9A2347">
                 <wp:simplePos x="0" y="0"/>
                 <wp:positionH relativeFrom="column">
                   <wp:posOffset>1175657</wp:posOffset>
@@ -2648,9 +3040,9 @@
               </wp:anchor>
             </w:drawing>
           </mc:Choice>
-          <mc:Fallback xmlns:w16se="http://schemas.microsoft.com/office/word/2015/wordml/symex" xmlns:w16sdtdh="http://schemas.microsoft.com/office/word/2020/wordml/sdtdatahash" xmlns:w16="http://schemas.microsoft.com/office/word/2018/wordml" xmlns:w16cid="http://schemas.microsoft.com/office/word/2016/wordml/cid" xmlns:w16cex="http://schemas.microsoft.com/office/word/2018/wordml/cex" xmlns:w15="http://schemas.microsoft.com/office/word/2012/wordml" xmlns:am3d="http://schemas.microsoft.com/office/drawing/2017/model3d" xmlns:aink="http://schemas.microsoft.com/office/drawing/2016/ink" xmlns:cx8="http://schemas.microsoft.com/office/drawing/2016/5/14/chartex" xmlns:cx7="http://schemas.microsoft.com/office/drawing/2016/5/13/chartex" xmlns:cx6="http://schemas.microsoft.com/office/drawing/2016/5/12/chartex" xmlns:cx5="http://schemas.microsoft.com/office/drawing/2016/5/11/chartex" xmlns:cx4="http://schemas.microsoft.com/office/drawing/2016/5/10/chartex" xmlns:cx3="http://schemas.microsoft.com/office/drawing/2016/5/9/chartex" xmlns:cx2="http://schemas.microsoft.com/office/drawing/2015/10/21/chartex" xmlns:cx1="http://schemas.microsoft.com/office/drawing/2015/9/8/chartex" xmlns:cx="http://schemas.microsoft.com/office/drawing/2014/chartex">
+          <mc:Fallback>
             <w:pict>
-              <v:line w14:anchorId="4BE6C7A9" id="Straight Connector 4" o:spid="_x0000_s1026" style="position:absolute;z-index:251638784;visibility:visible;mso-wrap-style:square;mso-width-percent:0;mso-height-percent:0;mso-wrap-distance-left:9pt;mso-wrap-distance-top:0;mso-wrap-distance-right:9pt;mso-wrap-distance-bottom:0;mso-position-horizontal:absolute;mso-position-horizontal-relative:text;mso-position-vertical:absolute;mso-position-vertical-relative:text;mso-width-percent:0;mso-height-percent:0;mso-width-relative:margin;mso-height-relative:margin" from="92.55pt,228pt" to="293.5pt,228pt" o:gfxdata="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" strokecolor="black [3200]" strokeweight=".5pt">
+              <v:line w14:anchorId="760E6538" id="Straight Connector 4" o:spid="_x0000_s1026" style="position:absolute;z-index:251662336;visibility:visible;mso-wrap-style:square;mso-width-percent:0;mso-height-percent:0;mso-wrap-distance-left:9pt;mso-wrap-distance-top:0;mso-wrap-distance-right:9pt;mso-wrap-distance-bottom:0;mso-position-horizontal:absolute;mso-position-horizontal-relative:text;mso-position-vertical:absolute;mso-position-vertical-relative:text;mso-width-percent:0;mso-height-percent:0;mso-width-relative:margin;mso-height-relative:margin" from="92.55pt,228pt" to="293.5pt,228pt" o:gfxdata="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" strokecolor="black [3200]" strokeweight=".5pt">
                 <v:stroke joinstyle="miter"/>
               </v:line>
             </w:pict>
@@ -2667,7 +3059,7 @@
         <mc:AlternateContent>
           <mc:Choice Requires="wps">
             <w:drawing>
-              <wp:anchor distT="0" distB="0" distL="114300" distR="114300" simplePos="0" relativeHeight="251634688" behindDoc="0" locked="0" layoutInCell="1" allowOverlap="1" wp14:anchorId="67D01E59" wp14:editId="36291C9E">
+              <wp:anchor distT="0" distB="0" distL="114300" distR="114300" simplePos="0" relativeHeight="251661312" behindDoc="0" locked="0" layoutInCell="1" allowOverlap="1" wp14:anchorId="30481F5B" wp14:editId="59E7A140">
                 <wp:simplePos x="0" y="0"/>
                 <wp:positionH relativeFrom="column">
                   <wp:posOffset>1175531</wp:posOffset>
@@ -2720,9 +3112,9 @@
               </wp:anchor>
             </w:drawing>
           </mc:Choice>
-          <mc:Fallback xmlns:w16se="http://schemas.microsoft.com/office/word/2015/wordml/symex" xmlns:w16sdtdh="http://schemas.microsoft.com/office/word/2020/wordml/sdtdatahash" xmlns:w16="http://schemas.microsoft.com/office/word/2018/wordml" xmlns:w16cid="http://schemas.microsoft.com/office/word/2016/wordml/cid" xmlns:w16cex="http://schemas.microsoft.com/office/word/2018/wordml/cex" xmlns:w15="http://schemas.microsoft.com/office/word/2012/wordml" xmlns:am3d="http://schemas.microsoft.com/office/drawing/2017/model3d" xmlns:aink="http://schemas.microsoft.com/office/drawing/2016/ink" xmlns:cx8="http://schemas.microsoft.com/office/drawing/2016/5/14/chartex" xmlns:cx7="http://schemas.microsoft.com/office/drawing/2016/5/13/chartex" xmlns:cx6="http://schemas.microsoft.com/office/drawing/2016/5/12/chartex" xmlns:cx5="http://schemas.microsoft.com/office/drawing/2016/5/11/chartex" xmlns:cx4="http://schemas.microsoft.com/office/drawing/2016/5/10/chartex" xmlns:cx3="http://schemas.microsoft.com/office/drawing/2016/5/9/chartex" xmlns:cx2="http://schemas.microsoft.com/office/drawing/2015/10/21/chartex" xmlns:cx1="http://schemas.microsoft.com/office/drawing/2015/9/8/chartex" xmlns:cx="http://schemas.microsoft.com/office/drawing/2014/chartex">
+          <mc:Fallback>
             <w:pict>
-              <v:line w14:anchorId="04EA3E99" id="Straight Connector 2" o:spid="_x0000_s1026" style="position:absolute;flip:y;z-index:251634688;visibility:visible;mso-wrap-style:square;mso-width-percent:0;mso-height-percent:0;mso-wrap-distance-left:9pt;mso-wrap-distance-top:0;mso-wrap-distance-right:9pt;mso-wrap-distance-bottom:0;mso-position-horizontal:absolute;mso-position-horizontal-relative:text;mso-position-vertical:absolute;mso-position-vertical-relative:text;mso-width-percent:0;mso-height-percent:0;mso-width-relative:margin;mso-height-relative:margin" from="92.55pt,124.3pt" to="293.5pt,124.3pt" o:gfxdata="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" strokecolor="black [3200]" strokeweight=".5pt">
+              <v:line w14:anchorId="6A840B38" id="Straight Connector 2" o:spid="_x0000_s1026" style="position:absolute;flip:y;z-index:251661312;visibility:visible;mso-wrap-style:square;mso-width-percent:0;mso-height-percent:0;mso-wrap-distance-left:9pt;mso-wrap-distance-top:0;mso-wrap-distance-right:9pt;mso-wrap-distance-bottom:0;mso-position-horizontal:absolute;mso-position-horizontal-relative:text;mso-position-vertical:absolute;mso-position-vertical-relative:text;mso-width-percent:0;mso-height-percent:0;mso-width-relative:margin;mso-height-relative:margin" from="92.55pt,124.3pt" to="293.5pt,124.3pt" o:gfxdata="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" strokecolor="black [3200]" strokeweight=".5pt">
                 <v:stroke joinstyle="miter"/>
               </v:line>
             </w:pict>
@@ -2739,7 +3131,7 @@
         <mc:AlternateContent>
           <mc:Choice Requires="wps">
             <w:drawing>
-              <wp:anchor distT="0" distB="0" distL="114300" distR="114300" simplePos="0" relativeHeight="251630592" behindDoc="0" locked="0" layoutInCell="1" allowOverlap="1" wp14:anchorId="623B9C88" wp14:editId="23F10405">
+              <wp:anchor distT="0" distB="0" distL="114300" distR="114300" simplePos="0" relativeHeight="251660288" behindDoc="0" locked="0" layoutInCell="1" allowOverlap="1" wp14:anchorId="2622011F" wp14:editId="0191D92F">
                 <wp:simplePos x="0" y="0"/>
                 <wp:positionH relativeFrom="column">
                   <wp:posOffset>1175657</wp:posOffset>
@@ -2789,9 +3181,9 @@
               </wp:anchor>
             </w:drawing>
           </mc:Choice>
-          <mc:Fallback xmlns:w16se="http://schemas.microsoft.com/office/word/2015/wordml/symex" xmlns:w16sdtdh="http://schemas.microsoft.com/office/word/2020/wordml/sdtdatahash" xmlns:w16="http://schemas.microsoft.com/office/word/2018/wordml" xmlns:w16cid="http://schemas.microsoft.com/office/word/2016/wordml/cid" xmlns:w16cex="http://schemas.microsoft.com/office/word/2018/wordml/cex" xmlns:w15="http://schemas.microsoft.com/office/word/2012/wordml" xmlns:am3d="http://schemas.microsoft.com/office/drawing/2017/model3d" xmlns:aink="http://schemas.microsoft.com/office/drawing/2016/ink" xmlns:cx8="http://schemas.microsoft.com/office/drawing/2016/5/14/chartex" xmlns:cx7="http://schemas.microsoft.com/office/drawing/2016/5/13/chartex" xmlns:cx6="http://schemas.microsoft.com/office/drawing/2016/5/12/chartex" xmlns:cx5="http://schemas.microsoft.com/office/drawing/2016/5/11/chartex" xmlns:cx4="http://schemas.microsoft.com/office/drawing/2016/5/10/chartex" xmlns:cx3="http://schemas.microsoft.com/office/drawing/2016/5/9/chartex" xmlns:cx2="http://schemas.microsoft.com/office/drawing/2015/10/21/chartex" xmlns:cx1="http://schemas.microsoft.com/office/drawing/2015/9/8/chartex" xmlns:cx="http://schemas.microsoft.com/office/drawing/2014/chartex">
+          <mc:Fallback>
             <w:pict>
-              <v:line w14:anchorId="4DC2405F" id="Straight Connector 1" o:spid="_x0000_s1026" style="position:absolute;flip:y;z-index:251630592;visibility:visible;mso-wrap-style:square;mso-height-percent:0;mso-wrap-distance-left:9pt;mso-wrap-distance-top:0;mso-wrap-distance-right:9pt;mso-wrap-distance-bottom:0;mso-position-horizontal:absolute;mso-position-horizontal-relative:text;mso-position-vertical:absolute;mso-position-vertical-relative:text;mso-height-percent:0;mso-height-relative:margin" from="92.55pt,49.95pt" to="293.25pt,49.95pt" o:gfxdata="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" strokecolor="black [3200]" strokeweight=".5pt">
+              <v:line w14:anchorId="1FE80433" id="Straight Connector 1" o:spid="_x0000_s1026" style="position:absolute;flip:y;z-index:251660288;visibility:visible;mso-wrap-style:square;mso-height-percent:0;mso-wrap-distance-left:9pt;mso-wrap-distance-top:0;mso-wrap-distance-right:9pt;mso-wrap-distance-bottom:0;mso-position-horizontal:absolute;mso-position-horizontal-relative:text;mso-position-vertical:absolute;mso-position-vertical-relative:text;mso-height-percent:0;mso-height-relative:margin" from="92.55pt,49.95pt" to="293.25pt,49.95pt" o:gfxdata="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" strokecolor="black [3200]" strokeweight=".5pt">
                 <v:stroke joinstyle="miter"/>
               </v:line>
             </w:pict>
@@ -2808,7 +3200,7 @@
         <mc:AlternateContent>
           <mc:Choice Requires="wps">
             <w:drawing>
-              <wp:anchor distT="0" distB="0" distL="114300" distR="114300" simplePos="0" relativeHeight="251626496" behindDoc="0" locked="0" layoutInCell="1" allowOverlap="1" wp14:anchorId="7033FBE5" wp14:editId="1553765B">
+              <wp:anchor distT="0" distB="0" distL="114300" distR="114300" simplePos="0" relativeHeight="251659264" behindDoc="0" locked="0" layoutInCell="1" allowOverlap="1" wp14:anchorId="53458829" wp14:editId="2D856D8E">
                 <wp:simplePos x="0" y="0"/>
                 <wp:positionH relativeFrom="column">
                   <wp:posOffset>1175657</wp:posOffset>
@@ -2956,13 +3348,13 @@
               </wp:anchor>
             </w:drawing>
           </mc:Choice>
-          <mc:Fallback xmlns:w16se="http://schemas.microsoft.com/office/word/2015/wordml/symex" xmlns:w16sdtdh="http://schemas.microsoft.com/office/word/2020/wordml/sdtdatahash" xmlns:w16="http://schemas.microsoft.com/office/word/2018/wordml" xmlns:w16cid="http://schemas.microsoft.com/office/word/2016/wordml/cid" xmlns:w16cex="http://schemas.microsoft.com/office/word/2018/wordml/cex" xmlns:w15="http://schemas.microsoft.com/office/word/2012/wordml" xmlns:am3d="http://schemas.microsoft.com/office/drawing/2017/model3d" xmlns:aink="http://schemas.microsoft.com/office/drawing/2016/ink" xmlns:cx8="http://schemas.microsoft.com/office/drawing/2016/5/14/chartex" xmlns:cx7="http://schemas.microsoft.com/office/drawing/2016/5/13/chartex" xmlns:cx6="http://schemas.microsoft.com/office/drawing/2016/5/12/chartex" xmlns:cx5="http://schemas.microsoft.com/office/drawing/2016/5/11/chartex" xmlns:cx4="http://schemas.microsoft.com/office/drawing/2016/5/10/chartex" xmlns:cx3="http://schemas.microsoft.com/office/drawing/2016/5/9/chartex" xmlns:cx2="http://schemas.microsoft.com/office/drawing/2015/10/21/chartex" xmlns:cx1="http://schemas.microsoft.com/office/drawing/2015/9/8/chartex" xmlns:cx="http://schemas.microsoft.com/office/drawing/2014/chartex">
+          <mc:Fallback>
             <w:pict>
-              <v:shapetype w14:anchorId="7033FBE5" id="_x0000_t202" coordsize="21600,21600" o:spt="202" path="m,l,21600r21600,l21600,xe">
+              <v:shapetype w14:anchorId="53458829" id="_x0000_t202" coordsize="21600,21600" o:spt="202" path="m,l,21600r21600,l21600,xe">
                 <v:stroke joinstyle="miter"/>
                 <v:path gradientshapeok="t" o:connecttype="rect"/>
               </v:shapetype>
-              <v:shape id="Text Box 2" o:spid="_x0000_s1026" type="#_x0000_t202" style="position:absolute;left:0;text-align:left;margin-left:92.55pt;margin-top:23.05pt;width:186.95pt;height:4in;z-index:251626496;visibility:visible;mso-wrap-style:square;mso-width-percent:400;mso-height-percent:0;mso-wrap-distance-left:9pt;mso-wrap-distance-top:0;mso-wrap-distance-right:9pt;mso-wrap-distance-bottom:0;mso-position-horizontal:absolute;mso-position-horizontal-relative:text;mso-position-vertical:absolute;mso-position-vertical-relative:text;mso-width-percent:400;mso-height-percent:0;mso-width-relative:margin;mso-height-relative:margin;v-text-anchor:top" o:gfxdata="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" fillcolor="white [3201]" strokecolor="#70ad47 [3209]" strokeweight="1pt">
+              <v:shape id="Text Box 2" o:spid="_x0000_s1026" type="#_x0000_t202" style="position:absolute;left:0;text-align:left;margin-left:92.55pt;margin-top:23.05pt;width:186.95pt;height:4in;z-index:251659264;visibility:visible;mso-wrap-style:square;mso-width-percent:400;mso-height-percent:0;mso-wrap-distance-left:9pt;mso-wrap-distance-top:0;mso-wrap-distance-right:9pt;mso-wrap-distance-bottom:0;mso-position-horizontal:absolute;mso-position-horizontal-relative:text;mso-position-vertical:absolute;mso-position-vertical-relative:text;mso-width-percent:400;mso-height-percent:0;mso-width-relative:margin;mso-height-relative:margin;v-text-anchor:top" o:gfxdata="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" fillcolor="white [3201]" strokecolor="#70ad47 [3209]" strokeweight="1pt">
                 <v:textbox>
                   <w:txbxContent>
                     <w:p/>
@@ -3139,13 +3531,6 @@
           <w:szCs w:val="22"/>
         </w:rPr>
         <w:tab/>
-      </w:r>
-      <w:r>
-        <w:rPr>
-          <w:rFonts w:asciiTheme="minorHAnsi" w:hAnsiTheme="minorHAnsi" w:cstheme="minorHAnsi"/>
-          <w:sz w:val="22"/>
-          <w:szCs w:val="22"/>
-        </w:rPr>
         <w:t>PROBE 2</w:t>
       </w:r>
     </w:p>
@@ -3231,7 +3616,7 @@
         <mc:AlternateContent>
           <mc:Choice Requires="wps">
             <w:drawing>
-              <wp:anchor distT="0" distB="0" distL="114300" distR="114300" simplePos="0" relativeHeight="251692032" behindDoc="0" locked="0" layoutInCell="1" allowOverlap="1" wp14:anchorId="3DF045C5" wp14:editId="45B15FB2">
+              <wp:anchor distT="0" distB="0" distL="114300" distR="114300" simplePos="0" relativeHeight="251675648" behindDoc="0" locked="0" layoutInCell="1" allowOverlap="1" wp14:anchorId="72C8ABA9" wp14:editId="176E72C0">
                 <wp:simplePos x="0" y="0"/>
                 <wp:positionH relativeFrom="column">
                   <wp:posOffset>2311121</wp:posOffset>
@@ -3281,9 +3666,9 @@
               </wp:anchor>
             </w:drawing>
           </mc:Choice>
-          <mc:Fallback xmlns:w16se="http://schemas.microsoft.com/office/word/2015/wordml/symex" xmlns:w16sdtdh="http://schemas.microsoft.com/office/word/2020/wordml/sdtdatahash" xmlns:w16="http://schemas.microsoft.com/office/word/2018/wordml" xmlns:w16cid="http://schemas.microsoft.com/office/word/2016/wordml/cid" xmlns:w16cex="http://schemas.microsoft.com/office/word/2018/wordml/cex" xmlns:w15="http://schemas.microsoft.com/office/word/2012/wordml" xmlns:am3d="http://schemas.microsoft.com/office/drawing/2017/model3d" xmlns:aink="http://schemas.microsoft.com/office/drawing/2016/ink" xmlns:cx8="http://schemas.microsoft.com/office/drawing/2016/5/14/chartex" xmlns:cx7="http://schemas.microsoft.com/office/drawing/2016/5/13/chartex" xmlns:cx6="http://schemas.microsoft.com/office/drawing/2016/5/12/chartex" xmlns:cx5="http://schemas.microsoft.com/office/drawing/2016/5/11/chartex" xmlns:cx4="http://schemas.microsoft.com/office/drawing/2016/5/10/chartex" xmlns:cx3="http://schemas.microsoft.com/office/drawing/2016/5/9/chartex" xmlns:cx2="http://schemas.microsoft.com/office/drawing/2015/10/21/chartex" xmlns:cx1="http://schemas.microsoft.com/office/drawing/2015/9/8/chartex" xmlns:cx="http://schemas.microsoft.com/office/drawing/2014/chartex">
+          <mc:Fallback>
             <w:pict>
-              <v:shape w14:anchorId="5430D394" id="Straight Arrow Connector 19" o:spid="_x0000_s1026" type="#_x0000_t32" style="position:absolute;margin-left:182pt;margin-top:.35pt;width:163pt;height:48.25pt;z-index:251692032;visibility:visible;mso-wrap-style:square;mso-wrap-distance-left:9pt;mso-wrap-distance-top:0;mso-wrap-distance-right:9pt;mso-wrap-distance-bottom:0;mso-position-horizontal:absolute;mso-position-horizontal-relative:text;mso-position-vertical:absolute;mso-position-vertical-relative:text" o:gfxdata="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" strokecolor="#5b9bd5 [3204]" strokeweight=".5pt">
+              <v:shape w14:anchorId="573DC576" id="Straight Arrow Connector 19" o:spid="_x0000_s1026" type="#_x0000_t32" style="position:absolute;margin-left:182pt;margin-top:.35pt;width:163pt;height:48.25pt;z-index:251675648;visibility:visible;mso-wrap-style:square;mso-wrap-distance-left:9pt;mso-wrap-distance-top:0;mso-wrap-distance-right:9pt;mso-wrap-distance-bottom:0;mso-position-horizontal:absolute;mso-position-horizontal-relative:text;mso-position-vertical:absolute;mso-position-vertical-relative:text" o:gfxdata="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" strokecolor="#5b9bd5 [3204]" strokeweight=".5pt">
                 <v:stroke endarrow="open" joinstyle="miter"/>
               </v:shape>
             </w:pict>
@@ -3300,7 +3685,7 @@
         <mc:AlternateContent>
           <mc:Choice Requires="wps">
             <w:drawing>
-              <wp:anchor distT="0" distB="0" distL="114300" distR="114300" simplePos="0" relativeHeight="251687936" behindDoc="0" locked="0" layoutInCell="1" allowOverlap="1" wp14:anchorId="40B1144B" wp14:editId="646458E9">
+              <wp:anchor distT="0" distB="0" distL="114300" distR="114300" simplePos="0" relativeHeight="251674624" behindDoc="0" locked="0" layoutInCell="1" allowOverlap="1" wp14:anchorId="0334E913" wp14:editId="1FDE2FA8">
                 <wp:simplePos x="0" y="0"/>
                 <wp:positionH relativeFrom="column">
                   <wp:posOffset>702945</wp:posOffset>
@@ -3356,9 +3741,9 @@
               </wp:anchor>
             </w:drawing>
           </mc:Choice>
-          <mc:Fallback xmlns:w16se="http://schemas.microsoft.com/office/word/2015/wordml/symex" xmlns:w16sdtdh="http://schemas.microsoft.com/office/word/2020/wordml/sdtdatahash" xmlns:w16="http://schemas.microsoft.com/office/word/2018/wordml" xmlns:w16cid="http://schemas.microsoft.com/office/word/2016/wordml/cid" xmlns:w16cex="http://schemas.microsoft.com/office/word/2018/wordml/cex" xmlns:w15="http://schemas.microsoft.com/office/word/2012/wordml" xmlns:am3d="http://schemas.microsoft.com/office/drawing/2017/model3d" xmlns:aink="http://schemas.microsoft.com/office/drawing/2016/ink" xmlns:cx8="http://schemas.microsoft.com/office/drawing/2016/5/14/chartex" xmlns:cx7="http://schemas.microsoft.com/office/drawing/2016/5/13/chartex" xmlns:cx6="http://schemas.microsoft.com/office/drawing/2016/5/12/chartex" xmlns:cx5="http://schemas.microsoft.com/office/drawing/2016/5/11/chartex" xmlns:cx4="http://schemas.microsoft.com/office/drawing/2016/5/10/chartex" xmlns:cx3="http://schemas.microsoft.com/office/drawing/2016/5/9/chartex" xmlns:cx2="http://schemas.microsoft.com/office/drawing/2015/10/21/chartex" xmlns:cx1="http://schemas.microsoft.com/office/drawing/2015/9/8/chartex" xmlns:cx="http://schemas.microsoft.com/office/drawing/2014/chartex">
+          <mc:Fallback>
             <w:pict>
-              <v:shape w14:anchorId="307684E0" id="Straight Arrow Connector 17" o:spid="_x0000_s1026" type="#_x0000_t32" style="position:absolute;margin-left:55.35pt;margin-top:113.3pt;width:70.4pt;height:0;flip:x y;z-index:251687936;visibility:visible;mso-wrap-style:square;mso-width-percent:0;mso-height-percent:0;mso-wrap-distance-left:9pt;mso-wrap-distance-top:0;mso-wrap-distance-right:9pt;mso-wrap-distance-bottom:0;mso-position-horizontal:absolute;mso-position-horizontal-relative:text;mso-position-vertical:absolute;mso-position-vertical-relative:text;mso-width-percent:0;mso-height-percent:0;mso-width-relative:margin;mso-height-relative:margin" o:gfxdata="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" strokecolor="black [3200]" strokeweight=".5pt">
+              <v:shape w14:anchorId="2F22F646" id="Straight Arrow Connector 17" o:spid="_x0000_s1026" type="#_x0000_t32" style="position:absolute;margin-left:55.35pt;margin-top:113.3pt;width:70.4pt;height:0;flip:x y;z-index:251674624;visibility:visible;mso-wrap-style:square;mso-width-percent:0;mso-height-percent:0;mso-wrap-distance-left:9pt;mso-wrap-distance-top:0;mso-wrap-distance-right:9pt;mso-wrap-distance-bottom:0;mso-position-horizontal:absolute;mso-position-horizontal-relative:text;mso-position-vertical:absolute;mso-position-vertical-relative:text;mso-width-percent:0;mso-height-percent:0;mso-width-relative:margin;mso-height-relative:margin" o:gfxdata="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" strokecolor="black [3200]" strokeweight=".5pt">
                 <v:stroke endarrow="open" joinstyle="miter"/>
               </v:shape>
             </w:pict>
@@ -3380,13 +3765,6 @@
           <w:szCs w:val="22"/>
         </w:rPr>
         <w:tab/>
-      </w:r>
-      <w:r>
-        <w:rPr>
-          <w:rFonts w:asciiTheme="minorHAnsi" w:hAnsiTheme="minorHAnsi" w:cstheme="minorHAnsi"/>
-          <w:sz w:val="22"/>
-          <w:szCs w:val="22"/>
-        </w:rPr>
         <w:t>PROBE 4</w:t>
       </w:r>
     </w:p>
@@ -3464,7 +3842,7 @@
         <mc:AlternateContent>
           <mc:Choice Requires="wps">
             <w:drawing>
-              <wp:anchor distT="0" distB="0" distL="114300" distR="114300" simplePos="0" relativeHeight="251663360" behindDoc="0" locked="0" layoutInCell="1" allowOverlap="1" wp14:anchorId="78B3D069" wp14:editId="254F5052">
+              <wp:anchor distT="0" distB="0" distL="114300" distR="114300" simplePos="0" relativeHeight="251668480" behindDoc="0" locked="0" layoutInCell="1" allowOverlap="1" wp14:anchorId="29D70AE3" wp14:editId="39C9828D">
                 <wp:simplePos x="0" y="0"/>
                 <wp:positionH relativeFrom="column">
                   <wp:posOffset>1546860</wp:posOffset>
@@ -3519,9 +3897,9 @@
               </wp:anchor>
             </w:drawing>
           </mc:Choice>
-          <mc:Fallback xmlns:w16se="http://schemas.microsoft.com/office/word/2015/wordml/symex" xmlns:w16sdtdh="http://schemas.microsoft.com/office/word/2020/wordml/sdtdatahash" xmlns:w16="http://schemas.microsoft.com/office/word/2018/wordml" xmlns:w16cid="http://schemas.microsoft.com/office/word/2016/wordml/cid" xmlns:w16cex="http://schemas.microsoft.com/office/word/2018/wordml/cex" xmlns:w15="http://schemas.microsoft.com/office/word/2012/wordml" xmlns:am3d="http://schemas.microsoft.com/office/drawing/2017/model3d" xmlns:aink="http://schemas.microsoft.com/office/drawing/2016/ink" xmlns:cx8="http://schemas.microsoft.com/office/drawing/2016/5/14/chartex" xmlns:cx7="http://schemas.microsoft.com/office/drawing/2016/5/13/chartex" xmlns:cx6="http://schemas.microsoft.com/office/drawing/2016/5/12/chartex" xmlns:cx5="http://schemas.microsoft.com/office/drawing/2016/5/11/chartex" xmlns:cx4="http://schemas.microsoft.com/office/drawing/2016/5/10/chartex" xmlns:cx3="http://schemas.microsoft.com/office/drawing/2016/5/9/chartex" xmlns:cx2="http://schemas.microsoft.com/office/drawing/2015/10/21/chartex" xmlns:cx1="http://schemas.microsoft.com/office/drawing/2015/9/8/chartex" xmlns:cx="http://schemas.microsoft.com/office/drawing/2014/chartex">
+          <mc:Fallback>
             <w:pict>
-              <v:roundrect w14:anchorId="6272C262" id="Rounded Rectangle 11" o:spid="_x0000_s1026" style="position:absolute;margin-left:121.8pt;margin-top:10pt;width:158.2pt;height:30.05pt;z-index:251663360;visibility:visible;mso-wrap-style:square;mso-height-percent:0;mso-wrap-distance-left:9pt;mso-wrap-distance-top:0;mso-wrap-distance-right:9pt;mso-wrap-distance-bottom:0;mso-position-horizontal:absolute;mso-position-horizontal-relative:text;mso-position-vertical:absolute;mso-position-vertical-relative:text;mso-height-percent:0;mso-height-relative:margin;v-text-anchor:middle" arcsize="10923f" o:gfxdata="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" fillcolor="white [3201]" strokecolor="#70ad47 [3209]" strokeweight="1pt">
+              <v:roundrect w14:anchorId="0D79FE0E" id="Rounded Rectangle 11" o:spid="_x0000_s1026" style="position:absolute;margin-left:121.8pt;margin-top:10pt;width:158.2pt;height:30.05pt;z-index:251668480;visibility:visible;mso-wrap-style:square;mso-height-percent:0;mso-wrap-distance-left:9pt;mso-wrap-distance-top:0;mso-wrap-distance-right:9pt;mso-wrap-distance-bottom:0;mso-position-horizontal:absolute;mso-position-horizontal-relative:text;mso-position-vertical:absolute;mso-position-vertical-relative:text;mso-height-percent:0;mso-height-relative:margin;v-text-anchor:middle" arcsize="10923f" o:gfxdata="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" fillcolor="white [3201]" strokecolor="#70ad47 [3209]" strokeweight="1pt">
                 <v:stroke joinstyle="miter"/>
               </v:roundrect>
             </w:pict>
@@ -3535,13 +3913,6 @@
           <w:szCs w:val="22"/>
         </w:rPr>
         <w:tab/>
-      </w:r>
-      <w:r>
-        <w:rPr>
-          <w:rFonts w:asciiTheme="minorHAnsi" w:hAnsiTheme="minorHAnsi" w:cstheme="minorHAnsi"/>
-          <w:sz w:val="22"/>
-          <w:szCs w:val="22"/>
-        </w:rPr>
         <w:t>PROBE 7</w:t>
       </w:r>
     </w:p>
@@ -3580,15 +3951,7 @@
           <w:sz w:val="22"/>
           <w:szCs w:val="22"/>
         </w:rPr>
-        <w:t>PRO</w:t>
-      </w:r>
-      <w:r>
-        <w:rPr>
-          <w:rFonts w:asciiTheme="minorHAnsi" w:hAnsiTheme="minorHAnsi" w:cstheme="minorHAnsi"/>
-          <w:sz w:val="22"/>
-          <w:szCs w:val="22"/>
-        </w:rPr>
-        <w:t>BE 6</w:t>
+        <w:t>PROBE 6</w:t>
       </w:r>
     </w:p>
     <w:p>
@@ -4091,20 +4454,47 @@
     <w:p>
       <w:pPr>
         <w:tabs>
-          <w:tab w:val="left" w:pos="1962"/>
+          <w:tab w:val="left" w:pos="4257"/>
         </w:tabs>
         <w:jc w:val="both"/>
         <w:rPr>
           <w:rFonts w:asciiTheme="minorHAnsi" w:hAnsiTheme="minorHAnsi" w:cstheme="minorHAnsi"/>
-          <w:sz w:val="22"/>
-          <w:szCs w:val="22"/>
-        </w:rPr>
-      </w:pPr>
+          <w:b/>
+          <w:sz w:val="22"/>
+          <w:szCs w:val="22"/>
+        </w:rPr>
+      </w:pPr>
+    </w:p>
+    <w:p>
+      <w:pPr>
+        <w:pStyle w:val="ListParagraph"/>
+        <w:numPr>
+          <w:ilvl w:val="0"/>
+          <w:numId w:val="3"/>
+        </w:numPr>
+        <w:shd w:val="clear" w:color="auto" w:fill="FFFFFF"/>
+        <w:jc w:val="both"/>
+        <w:rPr>
+          <w:rFonts w:asciiTheme="minorHAnsi" w:hAnsiTheme="minorHAnsi" w:cstheme="minorHAnsi"/>
+          <w:sz w:val="22"/>
+          <w:szCs w:val="22"/>
+        </w:rPr>
+      </w:pPr>
+      <w:r>
+        <w:rPr>
+          <w:rFonts w:asciiTheme="minorHAnsi" w:hAnsiTheme="minorHAnsi" w:cstheme="minorHAnsi"/>
+          <w:b/>
+          <w:sz w:val="22"/>
+          <w:szCs w:val="22"/>
+        </w:rPr>
+        <w:lastRenderedPageBreak/>
+        <w:t>REFERENCE AND ENCLOSURE</w:t>
+      </w:r>
     </w:p>
     <w:p>
       <w:pPr>
         <w:tabs>
-          <w:tab w:val="left" w:pos="1962"/>
+          <w:tab w:val="left" w:pos="180"/>
         </w:tabs>
         <w:jc w:val="both"/>
         <w:rPr>
@@ -4119,13 +4509,22 @@
           <w:sz w:val="22"/>
           <w:szCs w:val="22"/>
         </w:rPr>
-        <w:t>ENCLOSURE III</w:t>
+        <w:tab/>
       </w:r>
+      <w:r>
+        <w:rPr>
+          <w:rFonts w:asciiTheme="minorHAnsi" w:hAnsiTheme="minorHAnsi" w:cstheme="minorHAnsi"/>
+          <w:sz w:val="22"/>
+          <w:szCs w:val="22"/>
+        </w:rPr>
+        <w:tab/>
+        <w:t>NIL</w:t>
+      </w:r>
     </w:p>
     <w:p>
       <w:pPr>
         <w:tabs>
-          <w:tab w:val="left" w:pos="1962"/>
+          <w:tab w:val="left" w:pos="180"/>
         </w:tabs>
         <w:jc w:val="both"/>
         <w:rPr>
@@ -4134,144 +4533,38 @@
           <w:szCs w:val="22"/>
         </w:rPr>
       </w:pPr>
+    </w:p>
+    <w:p>
+      <w:pPr>
+        <w:jc w:val="both"/>
+        <w:rPr>
+          <w:rFonts w:asciiTheme="minorHAnsi" w:hAnsiTheme="minorHAnsi" w:cstheme="minorHAnsi"/>
+          <w:b/>
+          <w:sz w:val="22"/>
+          <w:szCs w:val="22"/>
+        </w:rPr>
+      </w:pPr>
       <w:r>
         <w:rPr>
           <w:rFonts w:asciiTheme="minorHAnsi" w:hAnsiTheme="minorHAnsi" w:cstheme="minorHAnsi"/>
-          <w:sz w:val="22"/>
-          <w:szCs w:val="22"/>
-        </w:rPr>
-        <w:t>PERFORMANCE VERIFICATION RECORD</w:t>
-      </w:r>
-    </w:p>
-    <w:p>
-      <w:pPr>
-        <w:tabs>
-          <w:tab w:val="left" w:pos="1962"/>
-        </w:tabs>
-        <w:jc w:val="both"/>
-        <w:rPr>
-          <w:rFonts w:asciiTheme="minorHAnsi" w:hAnsiTheme="minorHAnsi" w:cstheme="minorHAnsi"/>
-          <w:sz w:val="22"/>
-          <w:szCs w:val="22"/>
-        </w:rPr>
-      </w:pPr>
-      <w:r>
-        <w:rPr>
-          <w:rFonts w:asciiTheme="minorHAnsi" w:hAnsiTheme="minorHAnsi" w:cstheme="minorHAnsi"/>
-          <w:sz w:val="22"/>
-          <w:szCs w:val="22"/>
-        </w:rPr>
-        <w:t xml:space="preserve">NAME OF THE EQUIPMENT                                                    </w:t>
-      </w:r>
-      <w:proofErr w:type="spellStart"/>
-      <w:r>
-        <w:rPr>
-          <w:rFonts w:asciiTheme="minorHAnsi" w:hAnsiTheme="minorHAnsi" w:cstheme="minorHAnsi"/>
-          <w:sz w:val="22"/>
-          <w:szCs w:val="22"/>
-        </w:rPr>
-        <w:t>EQUIPMENT</w:t>
-      </w:r>
-      <w:proofErr w:type="spellEnd"/>
-      <w:r>
-        <w:rPr>
-          <w:rFonts w:asciiTheme="minorHAnsi" w:hAnsiTheme="minorHAnsi" w:cstheme="minorHAnsi"/>
-          <w:sz w:val="22"/>
-          <w:szCs w:val="22"/>
-        </w:rPr>
-        <w:t xml:space="preserve"> ID NO.</w:t>
-      </w:r>
-    </w:p>
-    <w:p>
-      <w:pPr>
-        <w:tabs>
-          <w:tab w:val="left" w:pos="1962"/>
-        </w:tabs>
-        <w:jc w:val="both"/>
-        <w:rPr>
-          <w:rFonts w:asciiTheme="minorHAnsi" w:hAnsiTheme="minorHAnsi" w:cstheme="minorHAnsi"/>
-          <w:sz w:val="22"/>
-          <w:szCs w:val="22"/>
-        </w:rPr>
-      </w:pPr>
-      <w:r>
-        <w:rPr>
-          <w:rFonts w:asciiTheme="minorHAnsi" w:hAnsiTheme="minorHAnsi" w:cstheme="minorHAnsi"/>
-          <w:sz w:val="22"/>
-          <w:szCs w:val="22"/>
-        </w:rPr>
-        <w:t>DONE ON:                                                                                  DUE ON:</w:t>
-      </w:r>
-    </w:p>
-    <w:p>
-      <w:pPr>
-        <w:tabs>
-          <w:tab w:val="left" w:pos="1962"/>
-        </w:tabs>
-        <w:jc w:val="both"/>
-        <w:rPr>
-          <w:rFonts w:asciiTheme="minorHAnsi" w:hAnsiTheme="minorHAnsi" w:cstheme="minorHAnsi"/>
-          <w:sz w:val="22"/>
-          <w:szCs w:val="22"/>
-        </w:rPr>
-      </w:pPr>
-      <w:r>
-        <w:rPr>
-          <w:rFonts w:asciiTheme="minorHAnsi" w:hAnsiTheme="minorHAnsi" w:cstheme="minorHAnsi"/>
-          <w:sz w:val="22"/>
-          <w:szCs w:val="22"/>
-        </w:rPr>
-        <w:t>TEMPERATURE:</w:t>
+          <w:b/>
+          <w:sz w:val="22"/>
+          <w:szCs w:val="22"/>
+        </w:rPr>
+        <w:t>7.0 TRAINING INVOLVEMENT</w:t>
       </w:r>
       <w:r>
         <w:rPr>
           <w:rFonts w:asciiTheme="minorHAnsi" w:hAnsiTheme="minorHAnsi" w:cstheme="minorHAnsi"/>
-          <w:sz w:val="22"/>
-          <w:szCs w:val="22"/>
-        </w:rPr>
-        <w:t xml:space="preserve">      0</w:t>
+          <w:b/>
+          <w:sz w:val="22"/>
+          <w:szCs w:val="22"/>
+        </w:rPr>
+        <w:t>:</w:t>
       </w:r>
-      <w:r>
-        <w:rPr>
-          <w:rFonts w:asciiTheme="minorHAnsi" w:hAnsiTheme="minorHAnsi" w:cstheme="minorHAnsi"/>
-          <w:sz w:val="22"/>
-          <w:szCs w:val="22"/>
-          <w:vertAlign w:val="superscript"/>
-        </w:rPr>
-        <w:t>C</w:t>
-      </w:r>
-      <w:r>
-        <w:rPr>
-          <w:rFonts w:asciiTheme="minorHAnsi" w:hAnsiTheme="minorHAnsi" w:cstheme="minorHAnsi"/>
-          <w:sz w:val="22"/>
-          <w:szCs w:val="22"/>
-        </w:rPr>
-        <w:t xml:space="preserve"> </w:t>
-      </w:r>
-      <w:proofErr w:type="gramStart"/>
-      <w:r>
-        <w:rPr>
-          <w:rFonts w:asciiTheme="minorHAnsi" w:hAnsiTheme="minorHAnsi" w:cstheme="minorHAnsi"/>
-          <w:sz w:val="22"/>
-          <w:szCs w:val="22"/>
-        </w:rPr>
-        <w:t>(  LIMIT</w:t>
-      </w:r>
-      <w:proofErr w:type="gramEnd"/>
-      <w:r>
-        <w:rPr>
-          <w:rFonts w:asciiTheme="minorHAnsi" w:hAnsiTheme="minorHAnsi" w:cstheme="minorHAnsi"/>
-          <w:sz w:val="22"/>
-          <w:szCs w:val="22"/>
-        </w:rPr>
-        <w:t xml:space="preserve"> +5%</w:t>
-      </w:r>
-    </w:p>
-    <w:p>
-      <w:pPr>
-        <w:tabs>
-          <w:tab w:val="left" w:pos="1962"/>
-        </w:tabs>
+    </w:p>
+    <w:p>
+      <w:pPr>
         <w:jc w:val="both"/>
         <w:rPr>
           <w:rFonts w:asciiTheme="minorHAnsi" w:hAnsiTheme="minorHAnsi" w:cstheme="minorHAnsi"/>
@@ -4282,181 +4575,266 @@
     </w:p>
     <w:tbl>
       <w:tblPr>
-        <w:tblStyle w:val="TableGrid"/>
-        <w:tblW w:w="0" w:type="auto"/>
+        <w:tblW w:w="9288" w:type="dxa"/>
+        <w:tblBorders>
+          <w:top w:val="single" w:sz="4" w:space="0" w:color="auto"/>
+          <w:left w:val="single" w:sz="4" w:space="0" w:color="auto"/>
+          <w:bottom w:val="single" w:sz="4" w:space="0" w:color="auto"/>
+          <w:right w:val="single" w:sz="4" w:space="0" w:color="auto"/>
+          <w:insideH w:val="single" w:sz="4" w:space="0" w:color="auto"/>
+          <w:insideV w:val="single" w:sz="4" w:space="0" w:color="auto"/>
+        </w:tblBorders>
+        <w:shd w:val="clear" w:color="auto" w:fill="FFFFFF"/>
+        <w:tblLayout w:type="fixed"/>
+        <w:tblLook w:val="0000" w:firstRow="0" w:lastRow="0" w:firstColumn="0" w:lastColumn="0" w:noHBand="0" w:noVBand="0"/>
+      </w:tblPr>
+      <w:tblGrid>
+        <w:gridCol w:w="4644"/>
+        <w:gridCol w:w="4644"/>
+      </w:tblGrid>
+      <w:tr>
+        <w:trPr>
+          <w:trHeight w:val="261"/>
+        </w:trPr>
+        <w:tc>
+          <w:tcPr>
+            <w:tcW w:w="4644" w:type="dxa"/>
+            <w:shd w:val="clear" w:color="auto" w:fill="FFFFFF"/>
+          </w:tcPr>
+          <w:p>
+            <w:pPr>
+              <w:pStyle w:val="Header"/>
+              <w:jc w:val="both"/>
+              <w:rPr>
+                <w:rFonts w:asciiTheme="minorHAnsi" w:hAnsiTheme="minorHAnsi" w:cstheme="minorHAnsi"/>
+                <w:bCs/>
+                <w:snapToGrid w:val="0"/>
+                <w:sz w:val="22"/>
+                <w:szCs w:val="22"/>
+              </w:rPr>
+            </w:pPr>
+            <w:r>
+              <w:rPr>
+                <w:rFonts w:asciiTheme="minorHAnsi" w:hAnsiTheme="minorHAnsi" w:cstheme="minorHAnsi"/>
+                <w:bCs/>
+                <w:snapToGrid w:val="0"/>
+                <w:sz w:val="22"/>
+                <w:szCs w:val="22"/>
+              </w:rPr>
+              <w:t>Quality Control Manager</w:t>
+            </w:r>
+            <w:r>
+              <w:rPr>
+                <w:rFonts w:asciiTheme="minorHAnsi" w:hAnsiTheme="minorHAnsi" w:cstheme="minorHAnsi"/>
+                <w:bCs/>
+                <w:snapToGrid w:val="0"/>
+                <w:sz w:val="22"/>
+                <w:szCs w:val="22"/>
+              </w:rPr>
+              <w:t xml:space="preserve"> </w:t>
+            </w:r>
+          </w:p>
+        </w:tc>
+        <w:tc>
+          <w:tcPr>
+            <w:tcW w:w="4644" w:type="dxa"/>
+            <w:shd w:val="clear" w:color="auto" w:fill="FFFFFF"/>
+          </w:tcPr>
+          <w:p>
+            <w:pPr>
+              <w:pStyle w:val="Header"/>
+              <w:jc w:val="both"/>
+              <w:rPr>
+                <w:rFonts w:asciiTheme="minorHAnsi" w:hAnsiTheme="minorHAnsi" w:cstheme="minorHAnsi"/>
+                <w:b/>
+                <w:snapToGrid w:val="0"/>
+                <w:sz w:val="22"/>
+                <w:szCs w:val="22"/>
+              </w:rPr>
+            </w:pPr>
+            <w:r>
+              <w:rPr>
+                <w:rFonts w:asciiTheme="minorHAnsi" w:hAnsiTheme="minorHAnsi" w:cstheme="minorHAnsi"/>
+                <w:iCs/>
+                <w:snapToGrid w:val="0"/>
+                <w:sz w:val="22"/>
+                <w:szCs w:val="22"/>
+              </w:rPr>
+              <w:t>QC Head</w:t>
+            </w:r>
+          </w:p>
+        </w:tc>
+      </w:tr>
+      <w:tr>
+        <w:trPr>
+          <w:trHeight w:val="276"/>
+        </w:trPr>
+        <w:tc>
+          <w:tcPr>
+            <w:tcW w:w="4644" w:type="dxa"/>
+            <w:shd w:val="clear" w:color="auto" w:fill="FFFFFF"/>
+          </w:tcPr>
+          <w:p>
+            <w:pPr>
+              <w:pStyle w:val="Header"/>
+              <w:jc w:val="both"/>
+              <w:rPr>
+                <w:rFonts w:asciiTheme="minorHAnsi" w:hAnsiTheme="minorHAnsi" w:cstheme="minorHAnsi"/>
+                <w:iCs/>
+                <w:snapToGrid w:val="0"/>
+                <w:sz w:val="22"/>
+                <w:szCs w:val="22"/>
+              </w:rPr>
+            </w:pPr>
+            <w:r>
+              <w:rPr>
+                <w:rFonts w:asciiTheme="minorHAnsi" w:hAnsiTheme="minorHAnsi" w:cstheme="minorHAnsi"/>
+                <w:iCs/>
+                <w:snapToGrid w:val="0"/>
+                <w:sz w:val="22"/>
+                <w:szCs w:val="22"/>
+              </w:rPr>
+              <w:t>QC Microbiologist</w:t>
+            </w:r>
+          </w:p>
+        </w:tc>
+        <w:tc>
+          <w:tcPr>
+            <w:tcW w:w="4644" w:type="dxa"/>
+            <w:shd w:val="clear" w:color="auto" w:fill="FFFFFF"/>
+          </w:tcPr>
+          <w:p>
+            <w:pPr>
+              <w:pStyle w:val="Header"/>
+              <w:jc w:val="both"/>
+              <w:rPr>
+                <w:rFonts w:asciiTheme="minorHAnsi" w:hAnsiTheme="minorHAnsi" w:cstheme="minorHAnsi"/>
+                <w:iCs/>
+                <w:snapToGrid w:val="0"/>
+                <w:sz w:val="22"/>
+                <w:szCs w:val="22"/>
+              </w:rPr>
+            </w:pPr>
+            <w:r>
+              <w:rPr>
+                <w:rFonts w:asciiTheme="minorHAnsi" w:hAnsiTheme="minorHAnsi" w:cstheme="minorHAnsi"/>
+                <w:iCs/>
+                <w:snapToGrid w:val="0"/>
+                <w:sz w:val="22"/>
+                <w:szCs w:val="22"/>
+              </w:rPr>
+              <w:t>Lab. Assistant</w:t>
+            </w:r>
+          </w:p>
+        </w:tc>
+      </w:tr>
+    </w:tbl>
+    <w:p>
+      <w:pPr>
+        <w:jc w:val="both"/>
+        <w:rPr>
+          <w:rFonts w:asciiTheme="minorHAnsi" w:hAnsiTheme="minorHAnsi" w:cstheme="minorHAnsi"/>
+          <w:b/>
+          <w:sz w:val="22"/>
+          <w:szCs w:val="22"/>
+        </w:rPr>
+      </w:pPr>
+    </w:p>
+    <w:p>
+      <w:pPr>
+        <w:jc w:val="both"/>
+        <w:rPr>
+          <w:rFonts w:asciiTheme="minorHAnsi" w:hAnsiTheme="minorHAnsi" w:cstheme="minorHAnsi"/>
+          <w:b/>
+          <w:sz w:val="22"/>
+          <w:szCs w:val="22"/>
+        </w:rPr>
+      </w:pPr>
+      <w:r>
+        <w:rPr>
+          <w:rFonts w:asciiTheme="minorHAnsi" w:hAnsiTheme="minorHAnsi" w:cstheme="minorHAnsi"/>
+          <w:b/>
+          <w:sz w:val="22"/>
+          <w:szCs w:val="22"/>
+        </w:rPr>
+        <w:t>8.0 DISTRIBUTION AND CONTROL:</w:t>
+      </w:r>
+    </w:p>
+    <w:p>
+      <w:pPr>
+        <w:jc w:val="both"/>
+        <w:rPr>
+          <w:rFonts w:asciiTheme="minorHAnsi" w:hAnsiTheme="minorHAnsi" w:cstheme="minorHAnsi"/>
+          <w:b/>
+          <w:sz w:val="22"/>
+          <w:szCs w:val="22"/>
+        </w:rPr>
+      </w:pPr>
+    </w:p>
+    <w:tbl>
+      <w:tblPr>
+        <w:tblW w:w="9390" w:type="dxa"/>
+        <w:tblInd w:w="108" w:type="dxa"/>
+        <w:tblBorders>
+          <w:top w:val="single" w:sz="4" w:space="0" w:color="000000"/>
+          <w:left w:val="single" w:sz="4" w:space="0" w:color="000000"/>
+          <w:bottom w:val="single" w:sz="4" w:space="0" w:color="000000"/>
+          <w:right w:val="single" w:sz="4" w:space="0" w:color="000000"/>
+          <w:insideH w:val="single" w:sz="4" w:space="0" w:color="000000"/>
+          <w:insideV w:val="single" w:sz="4" w:space="0" w:color="000000"/>
+        </w:tblBorders>
         <w:tblLook w:val="04A0" w:firstRow="1" w:lastRow="0" w:firstColumn="1" w:lastColumn="0" w:noHBand="0" w:noVBand="1"/>
       </w:tblPr>
       <w:tblGrid>
-        <w:gridCol w:w="738"/>
-        <w:gridCol w:w="2694"/>
-        <w:gridCol w:w="1716"/>
-        <w:gridCol w:w="1716"/>
-        <w:gridCol w:w="1716"/>
-        <w:gridCol w:w="1716"/>
+        <w:gridCol w:w="2610"/>
+        <w:gridCol w:w="6780"/>
       </w:tblGrid>
       <w:tr>
         <w:tc>
           <w:tcPr>
-            <w:tcW w:w="738" w:type="dxa"/>
+            <w:tcW w:w="2610" w:type="dxa"/>
+            <w:shd w:val="clear" w:color="auto" w:fill="auto"/>
           </w:tcPr>
           <w:p>
             <w:pPr>
-              <w:tabs>
-                <w:tab w:val="left" w:pos="1962"/>
-              </w:tabs>
-              <w:jc w:val="both"/>
-              <w:rPr>
-                <w:rFonts w:asciiTheme="minorHAnsi" w:hAnsiTheme="minorHAnsi" w:cstheme="minorHAnsi"/>
+              <w:jc w:val="both"/>
+              <w:rPr>
+                <w:rFonts w:asciiTheme="minorHAnsi" w:eastAsia="Calibri" w:hAnsiTheme="minorHAnsi" w:cstheme="minorHAnsi"/>
                 <w:sz w:val="22"/>
                 <w:szCs w:val="22"/>
               </w:rPr>
             </w:pPr>
             <w:r>
               <w:rPr>
-                <w:rFonts w:asciiTheme="minorHAnsi" w:hAnsiTheme="minorHAnsi" w:cstheme="minorHAnsi"/>
-                <w:sz w:val="22"/>
-                <w:szCs w:val="22"/>
-              </w:rPr>
-              <w:t>S/N</w:t>
+                <w:rFonts w:asciiTheme="minorHAnsi" w:eastAsia="Calibri" w:hAnsiTheme="minorHAnsi" w:cstheme="minorHAnsi"/>
+                <w:sz w:val="22"/>
+                <w:szCs w:val="22"/>
+              </w:rPr>
+              <w:t>MASTER COPIES</w:t>
             </w:r>
           </w:p>
         </w:tc>
         <w:tc>
           <w:tcPr>
-            <w:tcW w:w="2694" w:type="dxa"/>
+            <w:tcW w:w="6780" w:type="dxa"/>
+            <w:shd w:val="clear" w:color="auto" w:fill="auto"/>
           </w:tcPr>
           <w:p>
             <w:pPr>
-              <w:tabs>
-                <w:tab w:val="left" w:pos="1962"/>
-              </w:tabs>
-              <w:jc w:val="both"/>
-              <w:rPr>
-                <w:rFonts w:asciiTheme="minorHAnsi" w:hAnsiTheme="minorHAnsi" w:cstheme="minorHAnsi"/>
+              <w:jc w:val="both"/>
+              <w:rPr>
+                <w:rFonts w:asciiTheme="minorHAnsi" w:eastAsia="Calibri" w:hAnsiTheme="minorHAnsi" w:cstheme="minorHAnsi"/>
                 <w:sz w:val="22"/>
                 <w:szCs w:val="22"/>
               </w:rPr>
             </w:pPr>
             <w:r>
               <w:rPr>
-                <w:rFonts w:asciiTheme="minorHAnsi" w:hAnsiTheme="minorHAnsi" w:cstheme="minorHAnsi"/>
-                <w:sz w:val="22"/>
-                <w:szCs w:val="22"/>
-              </w:rPr>
-              <w:t>TEMP. PROBE LOCATION</w:t>
-            </w:r>
-          </w:p>
-        </w:tc>
-        <w:tc>
-          <w:tcPr>
-            <w:tcW w:w="3432" w:type="dxa"/>
-            <w:gridSpan w:val="2"/>
-          </w:tcPr>
-          <w:p>
-            <w:pPr>
-              <w:tabs>
-                <w:tab w:val="left" w:pos="1962"/>
-              </w:tabs>
-              <w:jc w:val="both"/>
-              <w:rPr>
-                <w:rFonts w:asciiTheme="minorHAnsi" w:hAnsiTheme="minorHAnsi" w:cstheme="minorHAnsi"/>
-                <w:sz w:val="22"/>
-                <w:szCs w:val="22"/>
-              </w:rPr>
-            </w:pPr>
-            <w:r>
-              <w:rPr>
-                <w:rFonts w:asciiTheme="minorHAnsi" w:hAnsiTheme="minorHAnsi" w:cstheme="minorHAnsi"/>
-                <w:sz w:val="22"/>
-                <w:szCs w:val="22"/>
-              </w:rPr>
-              <w:t xml:space="preserve">Observation Temp </w:t>
-            </w:r>
-            <w:r>
-              <w:rPr>
-                <w:rFonts w:asciiTheme="minorHAnsi" w:hAnsiTheme="minorHAnsi" w:cstheme="minorHAnsi"/>
-                <w:sz w:val="22"/>
-                <w:szCs w:val="22"/>
-                <w:vertAlign w:val="superscript"/>
-              </w:rPr>
-              <w:t>O</w:t>
-            </w:r>
-            <w:r>
-              <w:rPr>
-                <w:rFonts w:asciiTheme="minorHAnsi" w:hAnsiTheme="minorHAnsi" w:cstheme="minorHAnsi"/>
-                <w:sz w:val="22"/>
-                <w:szCs w:val="22"/>
-              </w:rPr>
-              <w:t>C</w:t>
-            </w:r>
-          </w:p>
-        </w:tc>
-        <w:tc>
-          <w:tcPr>
-            <w:tcW w:w="1716" w:type="dxa"/>
-          </w:tcPr>
-          <w:p>
-            <w:pPr>
-              <w:tabs>
-                <w:tab w:val="left" w:pos="1962"/>
-              </w:tabs>
-              <w:jc w:val="both"/>
-              <w:rPr>
-                <w:rFonts w:asciiTheme="minorHAnsi" w:hAnsiTheme="minorHAnsi" w:cstheme="minorHAnsi"/>
-                <w:sz w:val="22"/>
-                <w:szCs w:val="22"/>
-              </w:rPr>
-            </w:pPr>
-            <w:r>
-              <w:rPr>
-                <w:rFonts w:asciiTheme="minorHAnsi" w:hAnsiTheme="minorHAnsi" w:cstheme="minorHAnsi"/>
-                <w:sz w:val="22"/>
-                <w:szCs w:val="22"/>
-              </w:rPr>
-              <w:t xml:space="preserve">Difference in </w:t>
-            </w:r>
-            <w:r>
-              <w:rPr>
-                <w:rFonts w:asciiTheme="minorHAnsi" w:hAnsiTheme="minorHAnsi" w:cstheme="minorHAnsi"/>
-                <w:sz w:val="22"/>
-                <w:szCs w:val="22"/>
-                <w:vertAlign w:val="superscript"/>
-              </w:rPr>
-              <w:t>O</w:t>
-            </w:r>
-            <w:r>
-              <w:rPr>
-                <w:rFonts w:asciiTheme="minorHAnsi" w:hAnsiTheme="minorHAnsi" w:cstheme="minorHAnsi"/>
-                <w:sz w:val="22"/>
-                <w:szCs w:val="22"/>
-              </w:rPr>
-              <w:t>C</w:t>
-            </w:r>
-          </w:p>
-        </w:tc>
-        <w:tc>
-          <w:tcPr>
-            <w:tcW w:w="1716" w:type="dxa"/>
-          </w:tcPr>
-          <w:p>
-            <w:pPr>
-              <w:tabs>
-                <w:tab w:val="left" w:pos="1962"/>
-              </w:tabs>
-              <w:jc w:val="both"/>
-              <w:rPr>
-                <w:rFonts w:asciiTheme="minorHAnsi" w:hAnsiTheme="minorHAnsi" w:cstheme="minorHAnsi"/>
-                <w:sz w:val="22"/>
-                <w:szCs w:val="22"/>
-              </w:rPr>
-            </w:pPr>
-            <w:r>
-              <w:rPr>
-                <w:rFonts w:asciiTheme="minorHAnsi" w:hAnsiTheme="minorHAnsi" w:cstheme="minorHAnsi"/>
-                <w:sz w:val="22"/>
-                <w:szCs w:val="22"/>
-              </w:rPr>
-              <w:t>Pass/Fail</w:t>
+                <w:rFonts w:asciiTheme="minorHAnsi" w:eastAsia="Calibri" w:hAnsiTheme="minorHAnsi" w:cstheme="minorHAnsi"/>
+                <w:sz w:val="22"/>
+                <w:szCs w:val="22"/>
+              </w:rPr>
+              <w:t>QUALITY ASSURANCE</w:t>
             </w:r>
           </w:p>
         </w:tc>
@@ -4464,440 +4842,383 @@
       <w:tr>
         <w:tc>
           <w:tcPr>
-            <w:tcW w:w="738" w:type="dxa"/>
+            <w:tcW w:w="2610" w:type="dxa"/>
+            <w:shd w:val="clear" w:color="auto" w:fill="auto"/>
           </w:tcPr>
           <w:p>
             <w:pPr>
-              <w:tabs>
-                <w:tab w:val="left" w:pos="1962"/>
-              </w:tabs>
-              <w:jc w:val="both"/>
-              <w:rPr>
-                <w:rFonts w:asciiTheme="minorHAnsi" w:hAnsiTheme="minorHAnsi" w:cstheme="minorHAnsi"/>
-                <w:sz w:val="22"/>
-                <w:szCs w:val="22"/>
-              </w:rPr>
-            </w:pPr>
+              <w:jc w:val="both"/>
+              <w:rPr>
+                <w:rFonts w:asciiTheme="minorHAnsi" w:eastAsia="Calibri" w:hAnsiTheme="minorHAnsi" w:cstheme="minorHAnsi"/>
+                <w:sz w:val="22"/>
+                <w:szCs w:val="22"/>
+              </w:rPr>
+            </w:pPr>
+            <w:r>
+              <w:rPr>
+                <w:rFonts w:asciiTheme="minorHAnsi" w:eastAsia="Calibri" w:hAnsiTheme="minorHAnsi" w:cstheme="minorHAnsi"/>
+                <w:sz w:val="22"/>
+                <w:szCs w:val="22"/>
+              </w:rPr>
+              <w:t xml:space="preserve">CONTROLLED COPIES </w:t>
+            </w:r>
           </w:p>
         </w:tc>
         <w:tc>
           <w:tcPr>
-            <w:tcW w:w="2694" w:type="dxa"/>
+            <w:tcW w:w="6780" w:type="dxa"/>
+            <w:shd w:val="clear" w:color="auto" w:fill="auto"/>
           </w:tcPr>
           <w:p>
             <w:pPr>
-              <w:tabs>
-                <w:tab w:val="left" w:pos="1962"/>
-              </w:tabs>
-              <w:jc w:val="both"/>
-              <w:rPr>
-                <w:rFonts w:asciiTheme="minorHAnsi" w:hAnsiTheme="minorHAnsi" w:cstheme="minorHAnsi"/>
-                <w:sz w:val="22"/>
-                <w:szCs w:val="22"/>
-              </w:rPr>
-            </w:pPr>
+              <w:jc w:val="both"/>
+              <w:rPr>
+                <w:rFonts w:asciiTheme="minorHAnsi" w:eastAsia="Calibri" w:hAnsiTheme="minorHAnsi" w:cstheme="minorHAnsi"/>
+                <w:sz w:val="22"/>
+                <w:szCs w:val="22"/>
+              </w:rPr>
+            </w:pPr>
+            <w:r>
+              <w:rPr>
+                <w:rFonts w:asciiTheme="minorHAnsi" w:eastAsia="Calibri" w:hAnsiTheme="minorHAnsi" w:cstheme="minorHAnsi"/>
+                <w:sz w:val="22"/>
+                <w:szCs w:val="22"/>
+              </w:rPr>
+              <w:t>MICROBIOLOGY LABORATORY</w:t>
+            </w:r>
+          </w:p>
+        </w:tc>
+      </w:tr>
+    </w:tbl>
+    <w:p>
+      <w:pPr>
+        <w:jc w:val="both"/>
+        <w:rPr>
+          <w:rFonts w:asciiTheme="minorHAnsi" w:hAnsiTheme="minorHAnsi" w:cstheme="minorHAnsi"/>
+          <w:b/>
+          <w:sz w:val="22"/>
+          <w:szCs w:val="22"/>
+        </w:rPr>
+      </w:pPr>
+    </w:p>
+    <w:p>
+      <w:pPr>
+        <w:jc w:val="both"/>
+        <w:rPr>
+          <w:rFonts w:asciiTheme="minorHAnsi" w:hAnsiTheme="minorHAnsi" w:cstheme="minorHAnsi"/>
+          <w:b/>
+          <w:sz w:val="22"/>
+          <w:szCs w:val="22"/>
+        </w:rPr>
+      </w:pPr>
+    </w:p>
+    <w:p>
+      <w:pPr>
+        <w:jc w:val="both"/>
+        <w:rPr>
+          <w:rFonts w:asciiTheme="minorHAnsi" w:hAnsiTheme="minorHAnsi" w:cstheme="minorHAnsi"/>
+          <w:b/>
+          <w:sz w:val="22"/>
+          <w:szCs w:val="22"/>
+        </w:rPr>
+      </w:pPr>
+    </w:p>
+    <w:p>
+      <w:pPr>
+        <w:jc w:val="both"/>
+        <w:rPr>
+          <w:rFonts w:asciiTheme="minorHAnsi" w:hAnsiTheme="minorHAnsi" w:cstheme="minorHAnsi"/>
+          <w:b/>
+          <w:sz w:val="22"/>
+          <w:szCs w:val="22"/>
+        </w:rPr>
+      </w:pPr>
+      <w:r>
+        <w:rPr>
+          <w:rFonts w:asciiTheme="minorHAnsi" w:hAnsiTheme="minorHAnsi" w:cstheme="minorHAnsi"/>
+          <w:b/>
+          <w:sz w:val="22"/>
+          <w:szCs w:val="22"/>
+        </w:rPr>
+        <w:t>9.0 CHANGE HISTORY</w:t>
+      </w:r>
+    </w:p>
+    <w:tbl>
+      <w:tblPr>
+        <w:tblW w:w="9747" w:type="dxa"/>
+        <w:tblBorders>
+          <w:top w:val="single" w:sz="4" w:space="0" w:color="000000"/>
+          <w:left w:val="single" w:sz="4" w:space="0" w:color="000000"/>
+          <w:bottom w:val="single" w:sz="4" w:space="0" w:color="000000"/>
+          <w:right w:val="single" w:sz="4" w:space="0" w:color="000000"/>
+          <w:insideH w:val="single" w:sz="4" w:space="0" w:color="000000"/>
+          <w:insideV w:val="single" w:sz="4" w:space="0" w:color="000000"/>
+        </w:tblBorders>
+        <w:tblLook w:val="04A0" w:firstRow="1" w:lastRow="0" w:firstColumn="1" w:lastColumn="0" w:noHBand="0" w:noVBand="1"/>
+      </w:tblPr>
+      <w:tblGrid>
+        <w:gridCol w:w="2376"/>
+        <w:gridCol w:w="2127"/>
+        <w:gridCol w:w="5244"/>
+      </w:tblGrid>
+      <w:tr>
+        <w:tc>
+          <w:tcPr>
+            <w:tcW w:w="2376" w:type="dxa"/>
+            <w:shd w:val="clear" w:color="auto" w:fill="auto"/>
+          </w:tcPr>
+          <w:p>
+            <w:pPr>
+              <w:jc w:val="both"/>
+              <w:rPr>
+                <w:rFonts w:asciiTheme="minorHAnsi" w:eastAsia="Calibri" w:hAnsiTheme="minorHAnsi" w:cstheme="minorHAnsi"/>
+                <w:b/>
+                <w:sz w:val="22"/>
+                <w:szCs w:val="22"/>
+              </w:rPr>
+            </w:pPr>
+            <w:r>
+              <w:rPr>
+                <w:rFonts w:asciiTheme="minorHAnsi" w:eastAsia="Calibri" w:hAnsiTheme="minorHAnsi" w:cstheme="minorHAnsi"/>
+                <w:b/>
+                <w:sz w:val="22"/>
+                <w:szCs w:val="22"/>
+              </w:rPr>
+              <w:t>CURRENT REVISION</w:t>
+            </w:r>
           </w:p>
         </w:tc>
         <w:tc>
           <w:tcPr>
-            <w:tcW w:w="1716" w:type="dxa"/>
+            <w:tcW w:w="2127" w:type="dxa"/>
+            <w:shd w:val="clear" w:color="auto" w:fill="auto"/>
           </w:tcPr>
           <w:p>
             <w:pPr>
-              <w:tabs>
-                <w:tab w:val="left" w:pos="1962"/>
-              </w:tabs>
-              <w:jc w:val="both"/>
-              <w:rPr>
-                <w:rFonts w:asciiTheme="minorHAnsi" w:hAnsiTheme="minorHAnsi" w:cstheme="minorHAnsi"/>
-                <w:sz w:val="22"/>
-                <w:szCs w:val="22"/>
-              </w:rPr>
-            </w:pPr>
+              <w:jc w:val="both"/>
+              <w:rPr>
+                <w:rFonts w:asciiTheme="minorHAnsi" w:eastAsia="Calibri" w:hAnsiTheme="minorHAnsi" w:cstheme="minorHAnsi"/>
+                <w:b/>
+                <w:sz w:val="22"/>
+                <w:szCs w:val="22"/>
+              </w:rPr>
+            </w:pPr>
+            <w:r>
+              <w:rPr>
+                <w:rFonts w:asciiTheme="minorHAnsi" w:eastAsia="Calibri" w:hAnsiTheme="minorHAnsi" w:cstheme="minorHAnsi"/>
+                <w:b/>
+                <w:sz w:val="22"/>
+                <w:szCs w:val="22"/>
+              </w:rPr>
+              <w:t>SUPERSEDE</w:t>
+            </w:r>
           </w:p>
         </w:tc>
         <w:tc>
           <w:tcPr>
-            <w:tcW w:w="1716" w:type="dxa"/>
+            <w:tcW w:w="5244" w:type="dxa"/>
+            <w:shd w:val="clear" w:color="auto" w:fill="auto"/>
           </w:tcPr>
           <w:p>
             <w:pPr>
-              <w:tabs>
-                <w:tab w:val="left" w:pos="1962"/>
-              </w:tabs>
-              <w:jc w:val="both"/>
-              <w:rPr>
-                <w:rFonts w:asciiTheme="minorHAnsi" w:hAnsiTheme="minorHAnsi" w:cstheme="minorHAnsi"/>
-                <w:sz w:val="22"/>
-                <w:szCs w:val="22"/>
-              </w:rPr>
-            </w:pPr>
-          </w:p>
-        </w:tc>
-        <w:tc>
-          <w:tcPr>
-            <w:tcW w:w="1716" w:type="dxa"/>
-          </w:tcPr>
-          <w:p>
-            <w:pPr>
-              <w:tabs>
-                <w:tab w:val="left" w:pos="1962"/>
-              </w:tabs>
-              <w:jc w:val="both"/>
-              <w:rPr>
-                <w:rFonts w:asciiTheme="minorHAnsi" w:hAnsiTheme="minorHAnsi" w:cstheme="minorHAnsi"/>
-                <w:sz w:val="22"/>
-                <w:szCs w:val="22"/>
-              </w:rPr>
-            </w:pPr>
-          </w:p>
-        </w:tc>
-        <w:tc>
-          <w:tcPr>
-            <w:tcW w:w="1716" w:type="dxa"/>
-          </w:tcPr>
-          <w:p>
-            <w:pPr>
-              <w:tabs>
-                <w:tab w:val="left" w:pos="1962"/>
-              </w:tabs>
-              <w:jc w:val="both"/>
-              <w:rPr>
-                <w:rFonts w:asciiTheme="minorHAnsi" w:hAnsiTheme="minorHAnsi" w:cstheme="minorHAnsi"/>
-                <w:sz w:val="22"/>
-                <w:szCs w:val="22"/>
-              </w:rPr>
-            </w:pPr>
+              <w:jc w:val="both"/>
+              <w:rPr>
+                <w:rFonts w:asciiTheme="minorHAnsi" w:eastAsia="Calibri" w:hAnsiTheme="minorHAnsi" w:cstheme="minorHAnsi"/>
+                <w:b/>
+                <w:sz w:val="22"/>
+                <w:szCs w:val="22"/>
+              </w:rPr>
+            </w:pPr>
+            <w:r>
+              <w:rPr>
+                <w:rFonts w:asciiTheme="minorHAnsi" w:eastAsia="Calibri" w:hAnsiTheme="minorHAnsi" w:cstheme="minorHAnsi"/>
+                <w:b/>
+                <w:sz w:val="22"/>
+                <w:szCs w:val="22"/>
+              </w:rPr>
+              <w:t>REASON FOR REVIEW</w:t>
+            </w:r>
           </w:p>
         </w:tc>
       </w:tr>
       <w:tr>
         <w:tc>
           <w:tcPr>
-            <w:tcW w:w="738" w:type="dxa"/>
+            <w:tcW w:w="2376" w:type="dxa"/>
+            <w:shd w:val="clear" w:color="auto" w:fill="auto"/>
           </w:tcPr>
           <w:p>
             <w:pPr>
-              <w:tabs>
-                <w:tab w:val="left" w:pos="1962"/>
-              </w:tabs>
-              <w:jc w:val="both"/>
-              <w:rPr>
-                <w:rFonts w:asciiTheme="minorHAnsi" w:hAnsiTheme="minorHAnsi" w:cstheme="minorHAnsi"/>
-                <w:sz w:val="22"/>
-                <w:szCs w:val="22"/>
-              </w:rPr>
-            </w:pPr>
+              <w:jc w:val="both"/>
+              <w:rPr>
+                <w:rFonts w:asciiTheme="minorHAnsi" w:eastAsia="Calibri" w:hAnsiTheme="minorHAnsi" w:cstheme="minorHAnsi"/>
+                <w:b/>
+                <w:sz w:val="22"/>
+                <w:szCs w:val="22"/>
+              </w:rPr>
+            </w:pPr>
+            <w:r>
+              <w:rPr>
+                <w:rFonts w:asciiTheme="minorHAnsi" w:eastAsia="Calibri" w:hAnsiTheme="minorHAnsi" w:cstheme="minorHAnsi"/>
+                <w:sz w:val="22"/>
+                <w:szCs w:val="22"/>
+              </w:rPr>
+              <w:t>00</w:t>
+            </w:r>
           </w:p>
         </w:tc>
         <w:tc>
           <w:tcPr>
-            <w:tcW w:w="2694" w:type="dxa"/>
+            <w:tcW w:w="2127" w:type="dxa"/>
+            <w:shd w:val="clear" w:color="auto" w:fill="auto"/>
           </w:tcPr>
           <w:p>
             <w:pPr>
-              <w:tabs>
-                <w:tab w:val="left" w:pos="1962"/>
-              </w:tabs>
-              <w:jc w:val="both"/>
-              <w:rPr>
-                <w:rFonts w:asciiTheme="minorHAnsi" w:hAnsiTheme="minorHAnsi" w:cstheme="minorHAnsi"/>
-                <w:sz w:val="22"/>
-                <w:szCs w:val="22"/>
-              </w:rPr>
-            </w:pPr>
+              <w:jc w:val="both"/>
+              <w:rPr>
+                <w:rFonts w:asciiTheme="minorHAnsi" w:eastAsia="Calibri" w:hAnsiTheme="minorHAnsi" w:cstheme="minorHAnsi"/>
+                <w:b/>
+                <w:sz w:val="22"/>
+                <w:szCs w:val="22"/>
+              </w:rPr>
+            </w:pPr>
+            <w:r>
+              <w:rPr>
+                <w:rFonts w:asciiTheme="minorHAnsi" w:eastAsia="Calibri" w:hAnsiTheme="minorHAnsi" w:cstheme="minorHAnsi"/>
+                <w:sz w:val="22"/>
+                <w:szCs w:val="22"/>
+              </w:rPr>
+              <w:t xml:space="preserve">Nil </w:t>
+            </w:r>
           </w:p>
         </w:tc>
         <w:tc>
           <w:tcPr>
-            <w:tcW w:w="1716" w:type="dxa"/>
+            <w:tcW w:w="5244" w:type="dxa"/>
+            <w:shd w:val="clear" w:color="auto" w:fill="auto"/>
           </w:tcPr>
           <w:p>
             <w:pPr>
-              <w:tabs>
-                <w:tab w:val="left" w:pos="1962"/>
-              </w:tabs>
-              <w:jc w:val="both"/>
-              <w:rPr>
-                <w:rFonts w:asciiTheme="minorHAnsi" w:hAnsiTheme="minorHAnsi" w:cstheme="minorHAnsi"/>
-                <w:sz w:val="22"/>
-                <w:szCs w:val="22"/>
-              </w:rPr>
-            </w:pPr>
-          </w:p>
-        </w:tc>
-        <w:tc>
-          <w:tcPr>
-            <w:tcW w:w="1716" w:type="dxa"/>
-          </w:tcPr>
-          <w:p>
-            <w:pPr>
-              <w:tabs>
-                <w:tab w:val="left" w:pos="1962"/>
-              </w:tabs>
-              <w:jc w:val="both"/>
-              <w:rPr>
-                <w:rFonts w:asciiTheme="minorHAnsi" w:hAnsiTheme="minorHAnsi" w:cstheme="minorHAnsi"/>
-                <w:sz w:val="22"/>
-                <w:szCs w:val="22"/>
-              </w:rPr>
-            </w:pPr>
-          </w:p>
-        </w:tc>
-        <w:tc>
-          <w:tcPr>
-            <w:tcW w:w="1716" w:type="dxa"/>
-          </w:tcPr>
-          <w:p>
-            <w:pPr>
-              <w:tabs>
-                <w:tab w:val="left" w:pos="1962"/>
-              </w:tabs>
-              <w:jc w:val="both"/>
-              <w:rPr>
-                <w:rFonts w:asciiTheme="minorHAnsi" w:hAnsiTheme="minorHAnsi" w:cstheme="minorHAnsi"/>
-                <w:sz w:val="22"/>
-                <w:szCs w:val="22"/>
-              </w:rPr>
-            </w:pPr>
-          </w:p>
-        </w:tc>
-        <w:tc>
-          <w:tcPr>
-            <w:tcW w:w="1716" w:type="dxa"/>
-          </w:tcPr>
-          <w:p>
-            <w:pPr>
-              <w:tabs>
-                <w:tab w:val="left" w:pos="1962"/>
-              </w:tabs>
-              <w:jc w:val="both"/>
-              <w:rPr>
-                <w:rFonts w:asciiTheme="minorHAnsi" w:hAnsiTheme="minorHAnsi" w:cstheme="minorHAnsi"/>
-                <w:sz w:val="22"/>
-                <w:szCs w:val="22"/>
-              </w:rPr>
-            </w:pPr>
+              <w:jc w:val="both"/>
+              <w:rPr>
+                <w:rFonts w:asciiTheme="minorHAnsi" w:eastAsia="Calibri" w:hAnsiTheme="minorHAnsi" w:cstheme="minorHAnsi"/>
+                <w:b/>
+                <w:sz w:val="22"/>
+                <w:szCs w:val="22"/>
+              </w:rPr>
+            </w:pPr>
+            <w:r>
+              <w:rPr>
+                <w:rFonts w:asciiTheme="minorHAnsi" w:eastAsia="Calibri" w:hAnsiTheme="minorHAnsi" w:cstheme="minorHAnsi"/>
+                <w:sz w:val="22"/>
+                <w:szCs w:val="22"/>
+              </w:rPr>
+              <w:t>First issue</w:t>
+            </w:r>
           </w:p>
         </w:tc>
       </w:tr>
       <w:tr>
         <w:tc>
           <w:tcPr>
-            <w:tcW w:w="738" w:type="dxa"/>
+            <w:tcW w:w="2376" w:type="dxa"/>
+            <w:shd w:val="clear" w:color="auto" w:fill="auto"/>
           </w:tcPr>
           <w:p>
             <w:pPr>
-              <w:tabs>
-                <w:tab w:val="left" w:pos="1962"/>
-              </w:tabs>
-              <w:jc w:val="both"/>
-              <w:rPr>
-                <w:rFonts w:asciiTheme="minorHAnsi" w:hAnsiTheme="minorHAnsi" w:cstheme="minorHAnsi"/>
-                <w:sz w:val="22"/>
-                <w:szCs w:val="22"/>
-              </w:rPr>
-            </w:pPr>
+              <w:jc w:val="both"/>
+              <w:rPr>
+                <w:rFonts w:asciiTheme="minorHAnsi" w:eastAsia="Calibri" w:hAnsiTheme="minorHAnsi" w:cstheme="minorHAnsi"/>
+                <w:b/>
+                <w:sz w:val="22"/>
+                <w:szCs w:val="22"/>
+              </w:rPr>
+            </w:pPr>
+            <w:r>
+              <w:rPr>
+                <w:rFonts w:asciiTheme="minorHAnsi" w:eastAsia="Calibri" w:hAnsiTheme="minorHAnsi" w:cstheme="minorHAnsi"/>
+                <w:sz w:val="22"/>
+                <w:szCs w:val="22"/>
+              </w:rPr>
+              <w:t>06</w:t>
+            </w:r>
           </w:p>
         </w:tc>
         <w:tc>
           <w:tcPr>
-            <w:tcW w:w="2694" w:type="dxa"/>
+            <w:tcW w:w="2127" w:type="dxa"/>
+            <w:shd w:val="clear" w:color="auto" w:fill="auto"/>
           </w:tcPr>
           <w:p>
             <w:pPr>
-              <w:tabs>
-                <w:tab w:val="left" w:pos="1962"/>
-              </w:tabs>
-              <w:jc w:val="both"/>
-              <w:rPr>
-                <w:rFonts w:asciiTheme="minorHAnsi" w:hAnsiTheme="minorHAnsi" w:cstheme="minorHAnsi"/>
-                <w:sz w:val="22"/>
-                <w:szCs w:val="22"/>
-              </w:rPr>
-            </w:pPr>
+              <w:jc w:val="both"/>
+              <w:rPr>
+                <w:rFonts w:asciiTheme="minorHAnsi" w:eastAsia="Calibri" w:hAnsiTheme="minorHAnsi" w:cstheme="minorHAnsi"/>
+                <w:b/>
+                <w:sz w:val="22"/>
+                <w:szCs w:val="22"/>
+              </w:rPr>
+            </w:pPr>
+            <w:r>
+              <w:rPr>
+                <w:rFonts w:asciiTheme="minorHAnsi" w:eastAsia="Calibri" w:hAnsiTheme="minorHAnsi" w:cstheme="minorHAnsi"/>
+                <w:sz w:val="22"/>
+                <w:szCs w:val="22"/>
+              </w:rPr>
+              <w:t>05</w:t>
+            </w:r>
           </w:p>
         </w:tc>
         <w:tc>
           <w:tcPr>
-            <w:tcW w:w="1716" w:type="dxa"/>
+            <w:tcW w:w="5244" w:type="dxa"/>
+            <w:shd w:val="clear" w:color="auto" w:fill="auto"/>
           </w:tcPr>
           <w:p>
             <w:pPr>
-              <w:tabs>
-                <w:tab w:val="left" w:pos="1962"/>
-              </w:tabs>
-              <w:jc w:val="both"/>
-              <w:rPr>
-                <w:rFonts w:asciiTheme="minorHAnsi" w:hAnsiTheme="minorHAnsi" w:cstheme="minorHAnsi"/>
-                <w:sz w:val="22"/>
-                <w:szCs w:val="22"/>
-              </w:rPr>
-            </w:pPr>
-          </w:p>
-        </w:tc>
-        <w:tc>
-          <w:tcPr>
-            <w:tcW w:w="1716" w:type="dxa"/>
-          </w:tcPr>
-          <w:p>
-            <w:pPr>
-              <w:tabs>
-                <w:tab w:val="left" w:pos="1962"/>
-              </w:tabs>
-              <w:jc w:val="both"/>
-              <w:rPr>
-                <w:rFonts w:asciiTheme="minorHAnsi" w:hAnsiTheme="minorHAnsi" w:cstheme="minorHAnsi"/>
-                <w:sz w:val="22"/>
-                <w:szCs w:val="22"/>
-              </w:rPr>
-            </w:pPr>
-          </w:p>
-        </w:tc>
-        <w:tc>
-          <w:tcPr>
-            <w:tcW w:w="1716" w:type="dxa"/>
-          </w:tcPr>
-          <w:p>
-            <w:pPr>
-              <w:tabs>
-                <w:tab w:val="left" w:pos="1962"/>
-              </w:tabs>
-              <w:jc w:val="both"/>
-              <w:rPr>
-                <w:rFonts w:asciiTheme="minorHAnsi" w:hAnsiTheme="minorHAnsi" w:cstheme="minorHAnsi"/>
-                <w:sz w:val="22"/>
-                <w:szCs w:val="22"/>
-              </w:rPr>
-            </w:pPr>
-          </w:p>
-        </w:tc>
-        <w:tc>
-          <w:tcPr>
-            <w:tcW w:w="1716" w:type="dxa"/>
-          </w:tcPr>
-          <w:p>
-            <w:pPr>
-              <w:tabs>
-                <w:tab w:val="left" w:pos="1962"/>
-              </w:tabs>
-              <w:jc w:val="both"/>
-              <w:rPr>
-                <w:rFonts w:asciiTheme="minorHAnsi" w:hAnsiTheme="minorHAnsi" w:cstheme="minorHAnsi"/>
-                <w:sz w:val="22"/>
-                <w:szCs w:val="22"/>
-              </w:rPr>
-            </w:pPr>
-          </w:p>
-        </w:tc>
-      </w:tr>
-      <w:tr>
-        <w:tc>
-          <w:tcPr>
-            <w:tcW w:w="738" w:type="dxa"/>
-          </w:tcPr>
-          <w:p>
-            <w:pPr>
-              <w:tabs>
-                <w:tab w:val="left" w:pos="1962"/>
-              </w:tabs>
-              <w:jc w:val="both"/>
-              <w:rPr>
-                <w:rFonts w:asciiTheme="minorHAnsi" w:hAnsiTheme="minorHAnsi" w:cstheme="minorHAnsi"/>
-                <w:sz w:val="22"/>
-                <w:szCs w:val="22"/>
-              </w:rPr>
-            </w:pPr>
-          </w:p>
-        </w:tc>
-        <w:tc>
-          <w:tcPr>
-            <w:tcW w:w="2694" w:type="dxa"/>
-          </w:tcPr>
-          <w:p>
-            <w:pPr>
-              <w:tabs>
-                <w:tab w:val="left" w:pos="1962"/>
-              </w:tabs>
-              <w:jc w:val="both"/>
-              <w:rPr>
-                <w:rFonts w:asciiTheme="minorHAnsi" w:hAnsiTheme="minorHAnsi" w:cstheme="minorHAnsi"/>
-                <w:sz w:val="22"/>
-                <w:szCs w:val="22"/>
-              </w:rPr>
-            </w:pPr>
-          </w:p>
-        </w:tc>
-        <w:tc>
-          <w:tcPr>
-            <w:tcW w:w="1716" w:type="dxa"/>
-          </w:tcPr>
-          <w:p>
-            <w:pPr>
-              <w:tabs>
-                <w:tab w:val="left" w:pos="1962"/>
-              </w:tabs>
-              <w:jc w:val="both"/>
-              <w:rPr>
-                <w:rFonts w:asciiTheme="minorHAnsi" w:hAnsiTheme="minorHAnsi" w:cstheme="minorHAnsi"/>
-                <w:sz w:val="22"/>
-                <w:szCs w:val="22"/>
-              </w:rPr>
-            </w:pPr>
-          </w:p>
-        </w:tc>
-        <w:tc>
-          <w:tcPr>
-            <w:tcW w:w="1716" w:type="dxa"/>
-          </w:tcPr>
-          <w:p>
-            <w:pPr>
-              <w:tabs>
-                <w:tab w:val="left" w:pos="1962"/>
-              </w:tabs>
-              <w:jc w:val="both"/>
-              <w:rPr>
-                <w:rFonts w:asciiTheme="minorHAnsi" w:hAnsiTheme="minorHAnsi" w:cstheme="minorHAnsi"/>
-                <w:sz w:val="22"/>
-                <w:szCs w:val="22"/>
-              </w:rPr>
-            </w:pPr>
-          </w:p>
-        </w:tc>
-        <w:tc>
-          <w:tcPr>
-            <w:tcW w:w="1716" w:type="dxa"/>
-          </w:tcPr>
-          <w:p>
-            <w:pPr>
-              <w:tabs>
-                <w:tab w:val="left" w:pos="1962"/>
-              </w:tabs>
-              <w:jc w:val="both"/>
-              <w:rPr>
-                <w:rFonts w:asciiTheme="minorHAnsi" w:hAnsiTheme="minorHAnsi" w:cstheme="minorHAnsi"/>
-                <w:sz w:val="22"/>
-                <w:szCs w:val="22"/>
-              </w:rPr>
-            </w:pPr>
-          </w:p>
-        </w:tc>
-        <w:tc>
-          <w:tcPr>
-            <w:tcW w:w="1716" w:type="dxa"/>
-          </w:tcPr>
-          <w:p>
-            <w:pPr>
-              <w:tabs>
-                <w:tab w:val="left" w:pos="1962"/>
-              </w:tabs>
-              <w:jc w:val="both"/>
-              <w:rPr>
-                <w:rFonts w:asciiTheme="minorHAnsi" w:hAnsiTheme="minorHAnsi" w:cstheme="minorHAnsi"/>
-                <w:sz w:val="22"/>
-                <w:szCs w:val="22"/>
-              </w:rPr>
-            </w:pPr>
+              <w:numPr>
+                <w:ilvl w:val="2"/>
+                <w:numId w:val="2"/>
+              </w:numPr>
+              <w:ind w:right="992"/>
+              <w:jc w:val="both"/>
+              <w:rPr>
+                <w:rFonts w:asciiTheme="minorHAnsi" w:eastAsia="Calibri" w:hAnsiTheme="minorHAnsi" w:cstheme="minorHAnsi"/>
+                <w:sz w:val="22"/>
+                <w:szCs w:val="22"/>
+              </w:rPr>
+            </w:pPr>
+            <w:r>
+              <w:rPr>
+                <w:rFonts w:asciiTheme="minorHAnsi" w:eastAsia="Calibri" w:hAnsiTheme="minorHAnsi" w:cstheme="minorHAnsi"/>
+                <w:sz w:val="22"/>
+                <w:szCs w:val="22"/>
+              </w:rPr>
+              <w:t>Change in sop format.</w:t>
+            </w:r>
+          </w:p>
+          <w:p>
+            <w:pPr>
+              <w:numPr>
+                <w:ilvl w:val="2"/>
+                <w:numId w:val="2"/>
+              </w:numPr>
+              <w:ind w:right="992"/>
+              <w:jc w:val="both"/>
+              <w:rPr>
+                <w:rFonts w:asciiTheme="minorHAnsi" w:eastAsia="Calibri" w:hAnsiTheme="minorHAnsi" w:cstheme="minorHAnsi"/>
+                <w:sz w:val="22"/>
+                <w:szCs w:val="22"/>
+              </w:rPr>
+            </w:pPr>
+            <w:r>
+              <w:rPr>
+                <w:rFonts w:asciiTheme="minorHAnsi" w:hAnsiTheme="minorHAnsi" w:cstheme="minorHAnsi"/>
+                <w:sz w:val="22"/>
+                <w:szCs w:val="22"/>
+              </w:rPr>
+              <w:t>Inclusion of traceability of enclosures to parent SOP</w:t>
+            </w:r>
           </w:p>
         </w:tc>
       </w:tr>
@@ -4905,7 +5226,8 @@
     <w:p>
       <w:pPr>
         <w:tabs>
-          <w:tab w:val="left" w:pos="1962"/>
+          <w:tab w:val="left" w:pos="360"/>
+          <w:tab w:val="left" w:pos="450"/>
         </w:tabs>
         <w:jc w:val="both"/>
         <w:rPr>
@@ -4914,439 +5236,12 @@
           <w:szCs w:val="22"/>
         </w:rPr>
       </w:pPr>
-      <w:r>
-        <w:rPr>
-          <w:rFonts w:asciiTheme="minorHAnsi" w:hAnsiTheme="minorHAnsi" w:cstheme="minorHAnsi"/>
-          <w:sz w:val="22"/>
-          <w:szCs w:val="22"/>
-        </w:rPr>
-        <w:t>Frequency: once in a year</w:t>
-      </w:r>
-    </w:p>
-    <w:tbl>
-      <w:tblPr>
-        <w:tblStyle w:val="TableGrid"/>
-        <w:tblW w:w="0" w:type="auto"/>
-        <w:tblLook w:val="04A0" w:firstRow="1" w:lastRow="0" w:firstColumn="1" w:lastColumn="0" w:noHBand="0" w:noVBand="1"/>
-      </w:tblPr>
-      <w:tblGrid>
-        <w:gridCol w:w="3432"/>
-        <w:gridCol w:w="3432"/>
-        <w:gridCol w:w="3432"/>
-      </w:tblGrid>
-      <w:tr>
-        <w:tc>
-          <w:tcPr>
-            <w:tcW w:w="3432" w:type="dxa"/>
-          </w:tcPr>
-          <w:p>
-            <w:pPr>
-              <w:tabs>
-                <w:tab w:val="left" w:pos="1424"/>
-              </w:tabs>
-              <w:jc w:val="both"/>
-              <w:rPr>
-                <w:rFonts w:asciiTheme="minorHAnsi" w:hAnsiTheme="minorHAnsi" w:cstheme="minorHAnsi"/>
-                <w:sz w:val="22"/>
-                <w:szCs w:val="22"/>
-              </w:rPr>
-            </w:pPr>
-            <w:r>
-              <w:rPr>
-                <w:rFonts w:asciiTheme="minorHAnsi" w:hAnsiTheme="minorHAnsi" w:cstheme="minorHAnsi"/>
-                <w:sz w:val="22"/>
-                <w:szCs w:val="22"/>
-              </w:rPr>
-              <w:t>Temperature probe ID No.</w:t>
-            </w:r>
-          </w:p>
-        </w:tc>
-        <w:tc>
-          <w:tcPr>
-            <w:tcW w:w="3432" w:type="dxa"/>
-          </w:tcPr>
-          <w:p>
-            <w:pPr>
-              <w:tabs>
-                <w:tab w:val="left" w:pos="1424"/>
-              </w:tabs>
-              <w:jc w:val="both"/>
-              <w:rPr>
-                <w:rFonts w:asciiTheme="minorHAnsi" w:hAnsiTheme="minorHAnsi" w:cstheme="minorHAnsi"/>
-                <w:sz w:val="22"/>
-                <w:szCs w:val="22"/>
-              </w:rPr>
-            </w:pPr>
-            <w:r>
-              <w:rPr>
-                <w:rFonts w:asciiTheme="minorHAnsi" w:hAnsiTheme="minorHAnsi" w:cstheme="minorHAnsi"/>
-                <w:sz w:val="22"/>
-                <w:szCs w:val="22"/>
-              </w:rPr>
-              <w:t xml:space="preserve">Calibrated on </w:t>
-            </w:r>
-          </w:p>
-        </w:tc>
-        <w:tc>
-          <w:tcPr>
-            <w:tcW w:w="3432" w:type="dxa"/>
-          </w:tcPr>
-          <w:p>
-            <w:pPr>
-              <w:tabs>
-                <w:tab w:val="left" w:pos="1424"/>
-              </w:tabs>
-              <w:jc w:val="both"/>
-              <w:rPr>
-                <w:rFonts w:asciiTheme="minorHAnsi" w:hAnsiTheme="minorHAnsi" w:cstheme="minorHAnsi"/>
-                <w:sz w:val="22"/>
-                <w:szCs w:val="22"/>
-              </w:rPr>
-            </w:pPr>
-          </w:p>
-        </w:tc>
-      </w:tr>
-      <w:tr>
-        <w:tc>
-          <w:tcPr>
-            <w:tcW w:w="3432" w:type="dxa"/>
-          </w:tcPr>
-          <w:p>
-            <w:pPr>
-              <w:tabs>
-                <w:tab w:val="left" w:pos="1424"/>
-              </w:tabs>
-              <w:jc w:val="both"/>
-              <w:rPr>
-                <w:rFonts w:asciiTheme="minorHAnsi" w:hAnsiTheme="minorHAnsi" w:cstheme="minorHAnsi"/>
-                <w:sz w:val="22"/>
-                <w:szCs w:val="22"/>
-              </w:rPr>
-            </w:pPr>
-          </w:p>
-        </w:tc>
-        <w:tc>
-          <w:tcPr>
-            <w:tcW w:w="3432" w:type="dxa"/>
-          </w:tcPr>
-          <w:p>
-            <w:pPr>
-              <w:tabs>
-                <w:tab w:val="left" w:pos="1424"/>
-              </w:tabs>
-              <w:jc w:val="both"/>
-              <w:rPr>
-                <w:rFonts w:asciiTheme="minorHAnsi" w:hAnsiTheme="minorHAnsi" w:cstheme="minorHAnsi"/>
-                <w:sz w:val="22"/>
-                <w:szCs w:val="22"/>
-              </w:rPr>
-            </w:pPr>
-          </w:p>
-        </w:tc>
-        <w:tc>
-          <w:tcPr>
-            <w:tcW w:w="3432" w:type="dxa"/>
-          </w:tcPr>
-          <w:p>
-            <w:pPr>
-              <w:tabs>
-                <w:tab w:val="left" w:pos="1424"/>
-              </w:tabs>
-              <w:jc w:val="both"/>
-              <w:rPr>
-                <w:rFonts w:asciiTheme="minorHAnsi" w:hAnsiTheme="minorHAnsi" w:cstheme="minorHAnsi"/>
-                <w:sz w:val="22"/>
-                <w:szCs w:val="22"/>
-              </w:rPr>
-            </w:pPr>
-          </w:p>
-        </w:tc>
-      </w:tr>
-      <w:tr>
-        <w:tc>
-          <w:tcPr>
-            <w:tcW w:w="3432" w:type="dxa"/>
-          </w:tcPr>
-          <w:p>
-            <w:pPr>
-              <w:tabs>
-                <w:tab w:val="left" w:pos="1424"/>
-              </w:tabs>
-              <w:jc w:val="both"/>
-              <w:rPr>
-                <w:rFonts w:asciiTheme="minorHAnsi" w:hAnsiTheme="minorHAnsi" w:cstheme="minorHAnsi"/>
-                <w:sz w:val="22"/>
-                <w:szCs w:val="22"/>
-              </w:rPr>
-            </w:pPr>
-          </w:p>
-        </w:tc>
-        <w:tc>
-          <w:tcPr>
-            <w:tcW w:w="3432" w:type="dxa"/>
-          </w:tcPr>
-          <w:p>
-            <w:pPr>
-              <w:tabs>
-                <w:tab w:val="left" w:pos="1424"/>
-              </w:tabs>
-              <w:jc w:val="both"/>
-              <w:rPr>
-                <w:rFonts w:asciiTheme="minorHAnsi" w:hAnsiTheme="minorHAnsi" w:cstheme="minorHAnsi"/>
-                <w:sz w:val="22"/>
-                <w:szCs w:val="22"/>
-              </w:rPr>
-            </w:pPr>
-          </w:p>
-        </w:tc>
-        <w:tc>
-          <w:tcPr>
-            <w:tcW w:w="3432" w:type="dxa"/>
-          </w:tcPr>
-          <w:p>
-            <w:pPr>
-              <w:tabs>
-                <w:tab w:val="left" w:pos="1424"/>
-              </w:tabs>
-              <w:jc w:val="both"/>
-              <w:rPr>
-                <w:rFonts w:asciiTheme="minorHAnsi" w:hAnsiTheme="minorHAnsi" w:cstheme="minorHAnsi"/>
-                <w:sz w:val="22"/>
-                <w:szCs w:val="22"/>
-              </w:rPr>
-            </w:pPr>
-          </w:p>
-        </w:tc>
-      </w:tr>
-      <w:tr>
-        <w:tc>
-          <w:tcPr>
-            <w:tcW w:w="3432" w:type="dxa"/>
-          </w:tcPr>
-          <w:p>
-            <w:pPr>
-              <w:tabs>
-                <w:tab w:val="left" w:pos="1424"/>
-              </w:tabs>
-              <w:jc w:val="both"/>
-              <w:rPr>
-                <w:rFonts w:asciiTheme="minorHAnsi" w:hAnsiTheme="minorHAnsi" w:cstheme="minorHAnsi"/>
-                <w:sz w:val="22"/>
-                <w:szCs w:val="22"/>
-              </w:rPr>
-            </w:pPr>
-          </w:p>
-        </w:tc>
-        <w:tc>
-          <w:tcPr>
-            <w:tcW w:w="3432" w:type="dxa"/>
-          </w:tcPr>
-          <w:p>
-            <w:pPr>
-              <w:tabs>
-                <w:tab w:val="left" w:pos="1424"/>
-              </w:tabs>
-              <w:jc w:val="both"/>
-              <w:rPr>
-                <w:rFonts w:asciiTheme="minorHAnsi" w:hAnsiTheme="minorHAnsi" w:cstheme="minorHAnsi"/>
-                <w:sz w:val="22"/>
-                <w:szCs w:val="22"/>
-              </w:rPr>
-            </w:pPr>
-          </w:p>
-        </w:tc>
-        <w:tc>
-          <w:tcPr>
-            <w:tcW w:w="3432" w:type="dxa"/>
-          </w:tcPr>
-          <w:p>
-            <w:pPr>
-              <w:tabs>
-                <w:tab w:val="left" w:pos="1424"/>
-              </w:tabs>
-              <w:jc w:val="both"/>
-              <w:rPr>
-                <w:rFonts w:asciiTheme="minorHAnsi" w:hAnsiTheme="minorHAnsi" w:cstheme="minorHAnsi"/>
-                <w:sz w:val="22"/>
-                <w:szCs w:val="22"/>
-              </w:rPr>
-            </w:pPr>
-          </w:p>
-        </w:tc>
-      </w:tr>
-      <w:tr>
-        <w:tc>
-          <w:tcPr>
-            <w:tcW w:w="3432" w:type="dxa"/>
-          </w:tcPr>
-          <w:p>
-            <w:pPr>
-              <w:tabs>
-                <w:tab w:val="left" w:pos="1424"/>
-              </w:tabs>
-              <w:jc w:val="both"/>
-              <w:rPr>
-                <w:rFonts w:asciiTheme="minorHAnsi" w:hAnsiTheme="minorHAnsi" w:cstheme="minorHAnsi"/>
-                <w:sz w:val="22"/>
-                <w:szCs w:val="22"/>
-              </w:rPr>
-            </w:pPr>
-          </w:p>
-        </w:tc>
-        <w:tc>
-          <w:tcPr>
-            <w:tcW w:w="3432" w:type="dxa"/>
-          </w:tcPr>
-          <w:p>
-            <w:pPr>
-              <w:tabs>
-                <w:tab w:val="left" w:pos="1424"/>
-              </w:tabs>
-              <w:jc w:val="both"/>
-              <w:rPr>
-                <w:rFonts w:asciiTheme="minorHAnsi" w:hAnsiTheme="minorHAnsi" w:cstheme="minorHAnsi"/>
-                <w:sz w:val="22"/>
-                <w:szCs w:val="22"/>
-              </w:rPr>
-            </w:pPr>
-          </w:p>
-        </w:tc>
-        <w:tc>
-          <w:tcPr>
-            <w:tcW w:w="3432" w:type="dxa"/>
-          </w:tcPr>
-          <w:p>
-            <w:pPr>
-              <w:tabs>
-                <w:tab w:val="left" w:pos="1424"/>
-              </w:tabs>
-              <w:jc w:val="both"/>
-              <w:rPr>
-                <w:rFonts w:asciiTheme="minorHAnsi" w:hAnsiTheme="minorHAnsi" w:cstheme="minorHAnsi"/>
-                <w:sz w:val="22"/>
-                <w:szCs w:val="22"/>
-              </w:rPr>
-            </w:pPr>
-          </w:p>
-        </w:tc>
-      </w:tr>
-      <w:tr>
-        <w:tc>
-          <w:tcPr>
-            <w:tcW w:w="3432" w:type="dxa"/>
-          </w:tcPr>
-          <w:p>
-            <w:pPr>
-              <w:tabs>
-                <w:tab w:val="left" w:pos="1424"/>
-              </w:tabs>
-              <w:jc w:val="both"/>
-              <w:rPr>
-                <w:rFonts w:asciiTheme="minorHAnsi" w:hAnsiTheme="minorHAnsi" w:cstheme="minorHAnsi"/>
-                <w:sz w:val="22"/>
-                <w:szCs w:val="22"/>
-              </w:rPr>
-            </w:pPr>
-          </w:p>
-        </w:tc>
-        <w:tc>
-          <w:tcPr>
-            <w:tcW w:w="3432" w:type="dxa"/>
-          </w:tcPr>
-          <w:p>
-            <w:pPr>
-              <w:tabs>
-                <w:tab w:val="left" w:pos="1424"/>
-              </w:tabs>
-              <w:jc w:val="both"/>
-              <w:rPr>
-                <w:rFonts w:asciiTheme="minorHAnsi" w:hAnsiTheme="minorHAnsi" w:cstheme="minorHAnsi"/>
-                <w:sz w:val="22"/>
-                <w:szCs w:val="22"/>
-              </w:rPr>
-            </w:pPr>
-          </w:p>
-        </w:tc>
-        <w:tc>
-          <w:tcPr>
-            <w:tcW w:w="3432" w:type="dxa"/>
-          </w:tcPr>
-          <w:p>
-            <w:pPr>
-              <w:tabs>
-                <w:tab w:val="left" w:pos="1424"/>
-              </w:tabs>
-              <w:jc w:val="both"/>
-              <w:rPr>
-                <w:rFonts w:asciiTheme="minorHAnsi" w:hAnsiTheme="minorHAnsi" w:cstheme="minorHAnsi"/>
-                <w:sz w:val="22"/>
-                <w:szCs w:val="22"/>
-              </w:rPr>
-            </w:pPr>
-          </w:p>
-        </w:tc>
-      </w:tr>
-      <w:tr>
-        <w:tc>
-          <w:tcPr>
-            <w:tcW w:w="3432" w:type="dxa"/>
-          </w:tcPr>
-          <w:p>
-            <w:pPr>
-              <w:tabs>
-                <w:tab w:val="left" w:pos="1424"/>
-              </w:tabs>
-              <w:jc w:val="both"/>
-              <w:rPr>
-                <w:rFonts w:asciiTheme="minorHAnsi" w:hAnsiTheme="minorHAnsi" w:cstheme="minorHAnsi"/>
-                <w:sz w:val="22"/>
-                <w:szCs w:val="22"/>
-              </w:rPr>
-            </w:pPr>
-          </w:p>
-        </w:tc>
-        <w:tc>
-          <w:tcPr>
-            <w:tcW w:w="3432" w:type="dxa"/>
-          </w:tcPr>
-          <w:p>
-            <w:pPr>
-              <w:tabs>
-                <w:tab w:val="left" w:pos="1424"/>
-              </w:tabs>
-              <w:jc w:val="both"/>
-              <w:rPr>
-                <w:rFonts w:asciiTheme="minorHAnsi" w:hAnsiTheme="minorHAnsi" w:cstheme="minorHAnsi"/>
-                <w:sz w:val="22"/>
-                <w:szCs w:val="22"/>
-              </w:rPr>
-            </w:pPr>
-          </w:p>
-        </w:tc>
-        <w:tc>
-          <w:tcPr>
-            <w:tcW w:w="3432" w:type="dxa"/>
-          </w:tcPr>
-          <w:p>
-            <w:pPr>
-              <w:tabs>
-                <w:tab w:val="left" w:pos="1424"/>
-              </w:tabs>
-              <w:jc w:val="both"/>
-              <w:rPr>
-                <w:rFonts w:asciiTheme="minorHAnsi" w:hAnsiTheme="minorHAnsi" w:cstheme="minorHAnsi"/>
-                <w:sz w:val="22"/>
-                <w:szCs w:val="22"/>
-              </w:rPr>
-            </w:pPr>
-          </w:p>
-        </w:tc>
-      </w:tr>
-    </w:tbl>
+    </w:p>
     <w:p>
       <w:pPr>
         <w:tabs>
-          <w:tab w:val="left" w:pos="1424"/>
+          <w:tab w:val="left" w:pos="360"/>
+          <w:tab w:val="left" w:pos="450"/>
         </w:tabs>
         <w:jc w:val="both"/>
         <w:rPr>
@@ -5355,19 +5250,12 @@
           <w:szCs w:val="22"/>
         </w:rPr>
       </w:pPr>
-      <w:r>
-        <w:rPr>
-          <w:rFonts w:asciiTheme="minorHAnsi" w:hAnsiTheme="minorHAnsi" w:cstheme="minorHAnsi"/>
-          <w:sz w:val="22"/>
-          <w:szCs w:val="22"/>
-        </w:rPr>
-        <w:tab/>
-      </w:r>
     </w:p>
     <w:p>
       <w:pPr>
         <w:tabs>
-          <w:tab w:val="left" w:pos="1424"/>
+          <w:tab w:val="left" w:pos="360"/>
+          <w:tab w:val="left" w:pos="450"/>
         </w:tabs>
         <w:jc w:val="both"/>
         <w:rPr>
@@ -5376,19 +5264,12 @@
           <w:szCs w:val="22"/>
         </w:rPr>
       </w:pPr>
-      <w:r>
-        <w:rPr>
-          <w:rFonts w:asciiTheme="minorHAnsi" w:hAnsiTheme="minorHAnsi" w:cstheme="minorHAnsi"/>
-          <w:sz w:val="22"/>
-          <w:szCs w:val="22"/>
-        </w:rPr>
-        <w:t>Done by:                                                                                                                           Checked by:</w:t>
-      </w:r>
     </w:p>
     <w:p>
       <w:pPr>
         <w:tabs>
-          <w:tab w:val="left" w:pos="1424"/>
+          <w:tab w:val="left" w:pos="360"/>
+          <w:tab w:val="left" w:pos="450"/>
         </w:tabs>
         <w:jc w:val="both"/>
         <w:rPr>
@@ -5397,19 +5278,12 @@
           <w:szCs w:val="22"/>
         </w:rPr>
       </w:pPr>
-      <w:r>
-        <w:rPr>
-          <w:rFonts w:asciiTheme="minorHAnsi" w:hAnsiTheme="minorHAnsi" w:cstheme="minorHAnsi"/>
-          <w:sz w:val="22"/>
-          <w:szCs w:val="22"/>
-        </w:rPr>
-        <w:t>Sign/Date                                                                                                                          Sign/Date</w:t>
-      </w:r>
     </w:p>
     <w:p>
       <w:pPr>
         <w:tabs>
-          <w:tab w:val="left" w:pos="1424"/>
+          <w:tab w:val="left" w:pos="360"/>
+          <w:tab w:val="left" w:pos="450"/>
         </w:tabs>
         <w:jc w:val="both"/>
         <w:rPr>
@@ -5421,9 +5295,6 @@
     </w:p>
     <w:p>
       <w:pPr>
-        <w:tabs>
-          <w:tab w:val="left" w:pos="1424"/>
-        </w:tabs>
         <w:jc w:val="both"/>
         <w:rPr>
           <w:rFonts w:asciiTheme="minorHAnsi" w:hAnsiTheme="minorHAnsi" w:cstheme="minorHAnsi"/>
@@ -5434,9 +5305,6 @@
     </w:p>
     <w:p>
       <w:pPr>
-        <w:tabs>
-          <w:tab w:val="left" w:pos="1424"/>
-        </w:tabs>
         <w:jc w:val="both"/>
         <w:rPr>
           <w:rFonts w:asciiTheme="minorHAnsi" w:hAnsiTheme="minorHAnsi" w:cstheme="minorHAnsi"/>
@@ -5445,114 +5313,9 @@
         </w:rPr>
       </w:pPr>
     </w:p>
-    <w:tbl>
-      <w:tblPr>
-        <w:tblStyle w:val="TableGrid"/>
-        <w:tblW w:w="0" w:type="auto"/>
-        <w:tblLook w:val="04A0" w:firstRow="1" w:lastRow="0" w:firstColumn="1" w:lastColumn="0" w:noHBand="0" w:noVBand="1"/>
-      </w:tblPr>
-      <w:tblGrid>
-        <w:gridCol w:w="2059"/>
-        <w:gridCol w:w="2059"/>
-        <w:gridCol w:w="2059"/>
-      </w:tblGrid>
-      <w:tr>
-        <w:tc>
-          <w:tcPr>
-            <w:tcW w:w="2059" w:type="dxa"/>
-          </w:tcPr>
-          <w:p>
-            <w:pPr>
-              <w:tabs>
-                <w:tab w:val="left" w:pos="1424"/>
-              </w:tabs>
-              <w:jc w:val="both"/>
-              <w:rPr>
-                <w:rFonts w:asciiTheme="minorHAnsi" w:hAnsiTheme="minorHAnsi" w:cstheme="minorHAnsi"/>
-                <w:sz w:val="22"/>
-                <w:szCs w:val="22"/>
-              </w:rPr>
-            </w:pPr>
-            <w:r>
-              <w:rPr>
-                <w:rFonts w:asciiTheme="minorHAnsi" w:hAnsiTheme="minorHAnsi" w:cstheme="minorHAnsi"/>
-                <w:sz w:val="22"/>
-                <w:szCs w:val="22"/>
-              </w:rPr>
-              <w:t>Set Temperature</w:t>
-            </w:r>
-          </w:p>
-        </w:tc>
-        <w:tc>
-          <w:tcPr>
-            <w:tcW w:w="2059" w:type="dxa"/>
-          </w:tcPr>
-          <w:p>
-            <w:pPr>
-              <w:tabs>
-                <w:tab w:val="left" w:pos="1424"/>
-              </w:tabs>
-              <w:jc w:val="both"/>
-              <w:rPr>
-                <w:rFonts w:asciiTheme="minorHAnsi" w:hAnsiTheme="minorHAnsi" w:cstheme="minorHAnsi"/>
-                <w:sz w:val="22"/>
-                <w:szCs w:val="22"/>
-              </w:rPr>
-            </w:pPr>
-            <w:r>
-              <w:rPr>
-                <w:rFonts w:asciiTheme="minorHAnsi" w:hAnsiTheme="minorHAnsi" w:cstheme="minorHAnsi"/>
-                <w:sz w:val="22"/>
-                <w:szCs w:val="22"/>
-              </w:rPr>
-              <w:t>Tolerance (±2°C)</w:t>
-            </w:r>
-          </w:p>
-        </w:tc>
-        <w:tc>
-          <w:tcPr>
-            <w:tcW w:w="2059" w:type="dxa"/>
-          </w:tcPr>
-          <w:p>
-            <w:pPr>
-              <w:tabs>
-                <w:tab w:val="left" w:pos="1424"/>
-              </w:tabs>
-              <w:jc w:val="both"/>
-              <w:rPr>
-                <w:rFonts w:asciiTheme="minorHAnsi" w:hAnsiTheme="minorHAnsi" w:cstheme="minorHAnsi"/>
-                <w:sz w:val="22"/>
-                <w:szCs w:val="22"/>
-              </w:rPr>
-            </w:pPr>
-            <w:r>
-              <w:rPr>
-                <w:rFonts w:asciiTheme="minorHAnsi" w:hAnsiTheme="minorHAnsi" w:cstheme="minorHAnsi"/>
-                <w:sz w:val="22"/>
-                <w:szCs w:val="22"/>
-              </w:rPr>
-              <w:t>Temperature readings (°C)</w:t>
-            </w:r>
-          </w:p>
-        </w:tc>
-      </w:tr>
-    </w:tbl>
-    <w:p>
-      <w:pPr>
-        <w:tabs>
-          <w:tab w:val="left" w:pos="1424"/>
-        </w:tabs>
-        <w:jc w:val="both"/>
-        <w:rPr>
-          <w:rFonts w:asciiTheme="minorHAnsi" w:hAnsiTheme="minorHAnsi" w:cstheme="minorHAnsi"/>
-          <w:sz w:val="22"/>
-          <w:szCs w:val="22"/>
-        </w:rPr>
-      </w:pPr>
-    </w:p>
     <w:sectPr>
-      <w:headerReference w:type="default" r:id="rId8"/>
-      <w:footerReference w:type="default" r:id="rId9"/>
+      <w:headerReference w:type="default" r:id="rId7"/>
+      <w:footerReference w:type="default" r:id="rId8"/>
       <w:pgSz w:w="12240" w:h="15840"/>
       <w:pgMar w:top="426" w:right="720" w:bottom="568" w:left="1440" w:header="576" w:footer="737" w:gutter="0"/>
       <w:cols w:space="720"/>
@@ -5563,7 +5326,7 @@
 </file>
 
 <file path=word/endnotes.xml><?xml version="1.0" encoding="utf-8"?>
-<w:endnotes xmlns:wpc="http://schemas.microsoft.com/office/word/2010/wordprocessingCanvas" xmlns:mc="http://schemas.openxmlformats.org/markup-compatibility/2006" xmlns:o="urn:schemas-microsoft-com:office:office" xmlns:r="http://schemas.openxmlformats.org/officeDocument/2006/relationships" xmlns:m="http://schemas.openxmlformats.org/officeDocument/2006/math" xmlns:v="urn:schemas-microsoft-com:vml" xmlns:wp14="http://schemas.microsoft.com/office/word/2010/wordprocessingDrawing" xmlns:wp="http://schemas.openxmlformats.org/drawingml/2006/wordprocessingDrawing" xmlns:w10="urn:schemas-microsoft-com:office:word" xmlns:w="http://schemas.openxmlformats.org/wordprocessingml/2006/main" xmlns:w14="http://schemas.microsoft.com/office/word/2010/wordml" xmlns:wpg="http://schemas.microsoft.com/office/word/2010/wordprocessingGroup" xmlns:wpi="http://schemas.microsoft.com/office/word/2010/wordprocessingInk" xmlns:wne="http://schemas.microsoft.com/office/word/2006/wordml" xmlns:wps="http://schemas.microsoft.com/office/word/2010/wordprocessingShape" mc:Ignorable="w14 wp14">
+<w:endnotes xmlns:wpc="http://schemas.microsoft.com/office/word/2010/wordprocessingCanvas" xmlns:cx="http://schemas.microsoft.com/office/drawing/2014/chartex" xmlns:cx1="http://schemas.microsoft.com/office/drawing/2015/9/8/chartex" xmlns:cx2="http://schemas.microsoft.com/office/drawing/2015/10/21/chartex" xmlns:cx3="http://schemas.microsoft.com/office/drawing/2016/5/9/chartex" xmlns:cx4="http://schemas.microsoft.com/office/drawing/2016/5/10/chartex" xmlns:cx5="http://schemas.microsoft.com/office/drawing/2016/5/11/chartex" xmlns:cx6="http://schemas.microsoft.com/office/drawing/2016/5/12/chartex" xmlns:cx7="http://schemas.microsoft.com/office/drawing/2016/5/13/chartex" xmlns:cx8="http://schemas.microsoft.com/office/drawing/2016/5/14/chartex" xmlns:mc="http://schemas.openxmlformats.org/markup-compatibility/2006" xmlns:aink="http://schemas.microsoft.com/office/drawing/2016/ink" xmlns:am3d="http://schemas.microsoft.com/office/drawing/2017/model3d" xmlns:o="urn:schemas-microsoft-com:office:office" xmlns:oel="http://schemas.microsoft.com/office/2019/extlst" xmlns:r="http://schemas.openxmlformats.org/officeDocument/2006/relationships" xmlns:m="http://schemas.openxmlformats.org/officeDocument/2006/math" xmlns:v="urn:schemas-microsoft-com:vml" xmlns:wp14="http://schemas.microsoft.com/office/word/2010/wordprocessingDrawing" xmlns:wp="http://schemas.openxmlformats.org/drawingml/2006/wordprocessingDrawing" xmlns:w10="urn:schemas-microsoft-com:office:word" xmlns:w="http://schemas.openxmlformats.org/wordprocessingml/2006/main" xmlns:w14="http://schemas.microsoft.com/office/word/2010/wordml" xmlns:w15="http://schemas.microsoft.com/office/word/2012/wordml" xmlns:w16cex="http://schemas.microsoft.com/office/word/2018/wordml/cex" xmlns:w16cid="http://schemas.microsoft.com/office/word/2016/wordml/cid" xmlns:w16="http://schemas.microsoft.com/office/word/2018/wordml" xmlns:w16sdtdh="http://schemas.microsoft.com/office/word/2020/wordml/sdtdatahash" xmlns:w16se="http://schemas.microsoft.com/office/word/2015/wordml/symex" xmlns:wpg="http://schemas.microsoft.com/office/word/2010/wordprocessingGroup" xmlns:wpi="http://schemas.microsoft.com/office/word/2010/wordprocessingInk" xmlns:wne="http://schemas.microsoft.com/office/word/2006/wordml" xmlns:wps="http://schemas.microsoft.com/office/word/2010/wordprocessingShape" mc:Ignorable="w14 w15 w16se w16cid w16 w16cex w16sdtdh wp14">
   <w:endnote w:type="separator" w:id="-1">
     <w:p>
       <w:r>
@@ -5582,7 +5345,7 @@
 </file>
 
 <file path=word/footer1.xml><?xml version="1.0" encoding="utf-8"?>
-<w:ftr xmlns:wpc="http://schemas.microsoft.com/office/word/2010/wordprocessingCanvas" xmlns:mc="http://schemas.openxmlformats.org/markup-compatibility/2006" xmlns:o="urn:schemas-microsoft-com:office:office" xmlns:r="http://schemas.openxmlformats.org/officeDocument/2006/relationships" xmlns:m="http://schemas.openxmlformats.org/officeDocument/2006/math" xmlns:v="urn:schemas-microsoft-com:vml" xmlns:wp14="http://schemas.microsoft.com/office/word/2010/wordprocessingDrawing" xmlns:wp="http://schemas.openxmlformats.org/drawingml/2006/wordprocessingDrawing" xmlns:w10="urn:schemas-microsoft-com:office:word" xmlns:w="http://schemas.openxmlformats.org/wordprocessingml/2006/main" xmlns:w14="http://schemas.microsoft.com/office/word/2010/wordml" xmlns:wpg="http://schemas.microsoft.com/office/word/2010/wordprocessingGroup" xmlns:wpi="http://schemas.microsoft.com/office/word/2010/wordprocessingInk" xmlns:wne="http://schemas.microsoft.com/office/word/2006/wordml" xmlns:wps="http://schemas.microsoft.com/office/word/2010/wordprocessingShape" mc:Ignorable="w14 wp14">
+<w:ftr xmlns:wpc="http://schemas.microsoft.com/office/word/2010/wordprocessingCanvas" xmlns:cx="http://schemas.microsoft.com/office/drawing/2014/chartex" xmlns:cx1="http://schemas.microsoft.com/office/drawing/2015/9/8/chartex" xmlns:cx2="http://schemas.microsoft.com/office/drawing/2015/10/21/chartex" xmlns:cx3="http://schemas.microsoft.com/office/drawing/2016/5/9/chartex" xmlns:cx4="http://schemas.microsoft.com/office/drawing/2016/5/10/chartex" xmlns:cx5="http://schemas.microsoft.com/office/drawing/2016/5/11/chartex" xmlns:cx6="http://schemas.microsoft.com/office/drawing/2016/5/12/chartex" xmlns:cx7="http://schemas.microsoft.com/office/drawing/2016/5/13/chartex" xmlns:cx8="http://schemas.microsoft.com/office/drawing/2016/5/14/chartex" xmlns:mc="http://schemas.openxmlformats.org/markup-compatibility/2006" xmlns:aink="http://schemas.microsoft.com/office/drawing/2016/ink" xmlns:am3d="http://schemas.microsoft.com/office/drawing/2017/model3d" xmlns:o="urn:schemas-microsoft-com:office:office" xmlns:oel="http://schemas.microsoft.com/office/2019/extlst" xmlns:r="http://schemas.openxmlformats.org/officeDocument/2006/relationships" xmlns:m="http://schemas.openxmlformats.org/officeDocument/2006/math" xmlns:v="urn:schemas-microsoft-com:vml" xmlns:wp14="http://schemas.microsoft.com/office/word/2010/wordprocessingDrawing" xmlns:wp="http://schemas.openxmlformats.org/drawingml/2006/wordprocessingDrawing" xmlns:w10="urn:schemas-microsoft-com:office:word" xmlns:w="http://schemas.openxmlformats.org/wordprocessingml/2006/main" xmlns:w14="http://schemas.microsoft.com/office/word/2010/wordml" xmlns:w15="http://schemas.microsoft.com/office/word/2012/wordml" xmlns:w16cex="http://schemas.microsoft.com/office/word/2018/wordml/cex" xmlns:w16cid="http://schemas.microsoft.com/office/word/2016/wordml/cid" xmlns:w16="http://schemas.microsoft.com/office/word/2018/wordml" xmlns:w16sdtdh="http://schemas.microsoft.com/office/word/2020/wordml/sdtdatahash" xmlns:w16se="http://schemas.microsoft.com/office/word/2015/wordml/symex" xmlns:wpg="http://schemas.microsoft.com/office/word/2010/wordprocessingGroup" xmlns:wpi="http://schemas.microsoft.com/office/word/2010/wordprocessingInk" xmlns:wne="http://schemas.microsoft.com/office/word/2006/wordml" xmlns:wps="http://schemas.microsoft.com/office/word/2010/wordprocessingShape" mc:Ignorable="w14 w15 w16se w16cid w16 w16cex w16sdtdh wp14">
   <w:p>
     <w:pPr>
       <w:pStyle w:val="Footer"/>
@@ -5693,7 +5456,7 @@
 </file>
 
 <file path=word/footnotes.xml><?xml version="1.0" encoding="utf-8"?>
-<w:footnotes xmlns:wpc="http://schemas.microsoft.com/office/word/2010/wordprocessingCanvas" xmlns:mc="http://schemas.openxmlformats.org/markup-compatibility/2006" xmlns:o="urn:schemas-microsoft-com:office:office" xmlns:r="http://schemas.openxmlformats.org/officeDocument/2006/relationships" xmlns:m="http://schemas.openxmlformats.org/officeDocument/2006/math" xmlns:v="urn:schemas-microsoft-com:vml" xmlns:wp14="http://schemas.microsoft.com/office/word/2010/wordprocessingDrawing" xmlns:wp="http://schemas.openxmlformats.org/drawingml/2006/wordprocessingDrawing" xmlns:w10="urn:schemas-microsoft-com:office:word" xmlns:w="http://schemas.openxmlformats.org/wordprocessingml/2006/main" xmlns:w14="http://schemas.microsoft.com/office/word/2010/wordml" xmlns:wpg="http://schemas.microsoft.com/office/word/2010/wordprocessingGroup" xmlns:wpi="http://schemas.microsoft.com/office/word/2010/wordprocessingInk" xmlns:wne="http://schemas.microsoft.com/office/word/2006/wordml" xmlns:wps="http://schemas.microsoft.com/office/word/2010/wordprocessingShape" mc:Ignorable="w14 wp14">
+<w:footnotes xmlns:wpc="http://schemas.microsoft.com/office/word/2010/wordprocessingCanvas" xmlns:cx="http://schemas.microsoft.com/office/drawing/2014/chartex" xmlns:cx1="http://schemas.microsoft.com/office/drawing/2015/9/8/chartex" xmlns:cx2="http://schemas.microsoft.com/office/drawing/2015/10/21/chartex" xmlns:cx3="http://schemas.microsoft.com/office/drawing/2016/5/9/chartex" xmlns:cx4="http://schemas.microsoft.com/office/drawing/2016/5/10/chartex" xmlns:cx5="http://schemas.microsoft.com/office/drawing/2016/5/11/chartex" xmlns:cx6="http://schemas.microsoft.com/office/drawing/2016/5/12/chartex" xmlns:cx7="http://schemas.microsoft.com/office/drawing/2016/5/13/chartex" xmlns:cx8="http://schemas.microsoft.com/office/drawing/2016/5/14/chartex" xmlns:mc="http://schemas.openxmlformats.org/markup-compatibility/2006" xmlns:aink="http://schemas.microsoft.com/office/drawing/2016/ink" xmlns:am3d="http://schemas.microsoft.com/office/drawing/2017/model3d" xmlns:o="urn:schemas-microsoft-com:office:office" xmlns:oel="http://schemas.microsoft.com/office/2019/extlst" xmlns:r="http://schemas.openxmlformats.org/officeDocument/2006/relationships" xmlns:m="http://schemas.openxmlformats.org/officeDocument/2006/math" xmlns:v="urn:schemas-microsoft-com:vml" xmlns:wp14="http://schemas.microsoft.com/office/word/2010/wordprocessingDrawing" xmlns:wp="http://schemas.openxmlformats.org/drawingml/2006/wordprocessingDrawing" xmlns:w10="urn:schemas-microsoft-com:office:word" xmlns:w="http://schemas.openxmlformats.org/wordprocessingml/2006/main" xmlns:w14="http://schemas.microsoft.com/office/word/2010/wordml" xmlns:w15="http://schemas.microsoft.com/office/word/2012/wordml" xmlns:w16cex="http://schemas.microsoft.com/office/word/2018/wordml/cex" xmlns:w16cid="http://schemas.microsoft.com/office/word/2016/wordml/cid" xmlns:w16="http://schemas.microsoft.com/office/word/2018/wordml" xmlns:w16sdtdh="http://schemas.microsoft.com/office/word/2020/wordml/sdtdatahash" xmlns:w16se="http://schemas.microsoft.com/office/word/2015/wordml/symex" xmlns:wpg="http://schemas.microsoft.com/office/word/2010/wordprocessingGroup" xmlns:wpi="http://schemas.microsoft.com/office/word/2010/wordprocessingInk" xmlns:wne="http://schemas.microsoft.com/office/word/2006/wordml" xmlns:wps="http://schemas.microsoft.com/office/word/2010/wordprocessingShape" mc:Ignorable="w14 w15 w16se w16cid w16 w16cex w16sdtdh wp14">
   <w:footnote w:type="separator" w:id="-1">
     <w:p>
       <w:r>
@@ -5712,7 +5475,7 @@
 </file>
 
 <file path=word/header1.xml><?xml version="1.0" encoding="utf-8"?>
-<w:hdr xmlns:wpc="http://schemas.microsoft.com/office/word/2010/wordprocessingCanvas" xmlns:mc="http://schemas.openxmlformats.org/markup-compatibility/2006" xmlns:o="urn:schemas-microsoft-com:office:office" xmlns:r="http://schemas.openxmlformats.org/officeDocument/2006/relationships" xmlns:m="http://schemas.openxmlformats.org/officeDocument/2006/math" xmlns:v="urn:schemas-microsoft-com:vml" xmlns:wp14="http://schemas.microsoft.com/office/word/2010/wordprocessingDrawing" xmlns:wp="http://schemas.openxmlformats.org/drawingml/2006/wordprocessingDrawing" xmlns:w10="urn:schemas-microsoft-com:office:word" xmlns:w="http://schemas.openxmlformats.org/wordprocessingml/2006/main" xmlns:w14="http://schemas.microsoft.com/office/word/2010/wordml" xmlns:wpg="http://schemas.microsoft.com/office/word/2010/wordprocessingGroup" xmlns:wpi="http://schemas.microsoft.com/office/word/2010/wordprocessingInk" xmlns:wne="http://schemas.microsoft.com/office/word/2006/wordml" xmlns:wps="http://schemas.microsoft.com/office/word/2010/wordprocessingShape" mc:Ignorable="w14 wp14">
+<w:hdr xmlns:wpc="http://schemas.microsoft.com/office/word/2010/wordprocessingCanvas" xmlns:cx="http://schemas.microsoft.com/office/drawing/2014/chartex" xmlns:cx1="http://schemas.microsoft.com/office/drawing/2015/9/8/chartex" xmlns:cx2="http://schemas.microsoft.com/office/drawing/2015/10/21/chartex" xmlns:cx3="http://schemas.microsoft.com/office/drawing/2016/5/9/chartex" xmlns:cx4="http://schemas.microsoft.com/office/drawing/2016/5/10/chartex" xmlns:cx5="http://schemas.microsoft.com/office/drawing/2016/5/11/chartex" xmlns:cx6="http://schemas.microsoft.com/office/drawing/2016/5/12/chartex" xmlns:cx7="http://schemas.microsoft.com/office/drawing/2016/5/13/chartex" xmlns:cx8="http://schemas.microsoft.com/office/drawing/2016/5/14/chartex" xmlns:mc="http://schemas.openxmlformats.org/markup-compatibility/2006" xmlns:aink="http://schemas.microsoft.com/office/drawing/2016/ink" xmlns:am3d="http://schemas.microsoft.com/office/drawing/2017/model3d" xmlns:o="urn:schemas-microsoft-com:office:office" xmlns:oel="http://schemas.microsoft.com/office/2019/extlst" xmlns:r="http://schemas.openxmlformats.org/officeDocument/2006/relationships" xmlns:m="http://schemas.openxmlformats.org/officeDocument/2006/math" xmlns:v="urn:schemas-microsoft-com:vml" xmlns:wp14="http://schemas.microsoft.com/office/word/2010/wordprocessingDrawing" xmlns:wp="http://schemas.openxmlformats.org/drawingml/2006/wordprocessingDrawing" xmlns:w10="urn:schemas-microsoft-com:office:word" xmlns:w="http://schemas.openxmlformats.org/wordprocessingml/2006/main" xmlns:w14="http://schemas.microsoft.com/office/word/2010/wordml" xmlns:w15="http://schemas.microsoft.com/office/word/2012/wordml" xmlns:w16cex="http://schemas.microsoft.com/office/word/2018/wordml/cex" xmlns:w16cid="http://schemas.microsoft.com/office/word/2016/wordml/cid" xmlns:w16="http://schemas.microsoft.com/office/word/2018/wordml" xmlns:w16sdtdh="http://schemas.microsoft.com/office/word/2020/wordml/sdtdatahash" xmlns:w16se="http://schemas.microsoft.com/office/word/2015/wordml/symex" xmlns:wpg="http://schemas.microsoft.com/office/word/2010/wordprocessingGroup" xmlns:wpi="http://schemas.microsoft.com/office/word/2010/wordprocessingInk" xmlns:wne="http://schemas.microsoft.com/office/word/2006/wordml" xmlns:wps="http://schemas.microsoft.com/office/word/2010/wordprocessingShape" mc:Ignorable="w14 w15 w16se w16cid w16 w16cex w16sdtdh wp14">
   <w:p>
     <w:pPr>
       <w:pStyle w:val="Header"/>
@@ -5746,7 +5509,7 @@
           </v:handles>
           <o:lock v:ext="edit" text="t" shapetype="t"/>
         </v:shapetype>
-        <v:shape id="PowerPlusWaterMarkObject615578002" o:spid="_x0000_s2049" type="#_x0000_t136" style="position:absolute;margin-left:0;margin-top:0;width:585.15pt;height:125.35pt;rotation:315;z-index:-251658752;mso-position-horizontal:center;mso-position-horizontal-relative:margin;mso-position-vertical:center;mso-position-vertical-relative:margin" o:allowincell="f" fillcolor="silver" stroked="f">
+        <v:shape id="PowerPlusWaterMarkObject615578002" o:spid="_x0000_s1025" type="#_x0000_t136" style="position:absolute;margin-left:0;margin-top:0;width:585.15pt;height:125.35pt;rotation:315;z-index:-251658752;mso-position-horizontal:center;mso-position-horizontal-relative:margin;mso-position-vertical:center;mso-position-vertical-relative:margin" o:allowincell="f" fillcolor="silver" stroked="f">
           <v:fill opacity=".5"/>
           <v:textpath style="font-family:&quot;Calibri&quot;;font-size:1pt" string="BIOMEDICAL LTD"/>
           <w10:wrap anchorx="margin" anchory="margin"/>
@@ -5802,7 +5565,7 @@
               <w:szCs w:val="22"/>
             </w:rPr>
             <w:drawing>
-              <wp:inline distT="0" distB="0" distL="0" distR="0" wp14:anchorId="4C0BAB93" wp14:editId="76C21093">
+              <wp:inline distT="0" distB="0" distL="0" distR="0" wp14:anchorId="0D1013F3" wp14:editId="3CD9FA6A">
                 <wp:extent cx="1019175" cy="904875"/>
                 <wp:effectExtent l="0" t="0" r="9525" b="0"/>
                 <wp:docPr id="135910985" name="Picture 4" descr="C:\Users\MR MICHAEL OMOSEBI\Desktop\biologo.png"/>
@@ -5893,43 +5656,7 @@
               <w:sz w:val="22"/>
               <w:szCs w:val="22"/>
             </w:rPr>
-            <w:t xml:space="preserve">No 1 </w:t>
-          </w:r>
-          <w:proofErr w:type="spellStart"/>
-          <w:r>
-            <w:rPr>
-              <w:rFonts w:ascii="Calibri" w:eastAsia="Calibri" w:hAnsi="Calibri" w:cs="Calibri"/>
-              <w:sz w:val="22"/>
-              <w:szCs w:val="22"/>
-            </w:rPr>
-            <w:t>Ohimege</w:t>
-          </w:r>
-          <w:proofErr w:type="spellEnd"/>
-          <w:r>
-            <w:rPr>
-              <w:rFonts w:ascii="Calibri" w:eastAsia="Calibri" w:hAnsi="Calibri" w:cs="Calibri"/>
-              <w:sz w:val="22"/>
-              <w:szCs w:val="22"/>
-            </w:rPr>
-            <w:t xml:space="preserve"> Road, Industrial Estate, Ilorin </w:t>
-          </w:r>
-          <w:proofErr w:type="spellStart"/>
-          <w:r>
-            <w:rPr>
-              <w:rFonts w:ascii="Calibri" w:eastAsia="Calibri" w:hAnsi="Calibri" w:cs="Calibri"/>
-              <w:sz w:val="22"/>
-              <w:szCs w:val="22"/>
-            </w:rPr>
-            <w:t>Kwara</w:t>
-          </w:r>
-          <w:proofErr w:type="spellEnd"/>
-          <w:r>
-            <w:rPr>
-              <w:rFonts w:ascii="Calibri" w:eastAsia="Calibri" w:hAnsi="Calibri" w:cs="Calibri"/>
-              <w:sz w:val="22"/>
-              <w:szCs w:val="22"/>
-            </w:rPr>
-            <w:t xml:space="preserve"> State, PMB 1449</w:t>
+            <w:t>No 1 Ohimege Road, Industrial Estate, Ilorin Kwara State, PMB 1449</w:t>
           </w:r>
         </w:p>
       </w:tc>
@@ -6806,8 +6533,8 @@
 </file>
 
 <file path=word/numbering.xml><?xml version="1.0" encoding="utf-8"?>
-<w:numbering xmlns:wpc="http://schemas.microsoft.com/office/word/2010/wordprocessingCanvas" xmlns:mc="http://schemas.openxmlformats.org/markup-compatibility/2006" xmlns:o="urn:schemas-microsoft-com:office:office" xmlns:r="http://schemas.openxmlformats.org/officeDocument/2006/relationships" xmlns:m="http://schemas.openxmlformats.org/officeDocument/2006/math" xmlns:v="urn:schemas-microsoft-com:vml" xmlns:wp14="http://schemas.microsoft.com/office/word/2010/wordprocessingDrawing" xmlns:wp="http://schemas.openxmlformats.org/drawingml/2006/wordprocessingDrawing" xmlns:w10="urn:schemas-microsoft-com:office:word" xmlns:w="http://schemas.openxmlformats.org/wordprocessingml/2006/main" xmlns:w14="http://schemas.microsoft.com/office/word/2010/wordml" xmlns:wpg="http://schemas.microsoft.com/office/word/2010/wordprocessingGroup" xmlns:wpi="http://schemas.microsoft.com/office/word/2010/wordprocessingInk" xmlns:wne="http://schemas.microsoft.com/office/word/2006/wordml" xmlns:wps="http://schemas.microsoft.com/office/word/2010/wordprocessingShape" mc:Ignorable="w14 wp14">
-  <w:abstractNum w:abstractNumId="0">
+<w:numbering xmlns:wpc="http://schemas.microsoft.com/office/word/2010/wordprocessingCanvas" xmlns:cx="http://schemas.microsoft.com/office/drawing/2014/chartex" xmlns:cx1="http://schemas.microsoft.com/office/drawing/2015/9/8/chartex" xmlns:cx2="http://schemas.microsoft.com/office/drawing/2015/10/21/chartex" xmlns:cx3="http://schemas.microsoft.com/office/drawing/2016/5/9/chartex" xmlns:cx4="http://schemas.microsoft.com/office/drawing/2016/5/10/chartex" xmlns:cx5="http://schemas.microsoft.com/office/drawing/2016/5/11/chartex" xmlns:cx6="http://schemas.microsoft.com/office/drawing/2016/5/12/chartex" xmlns:cx7="http://schemas.microsoft.com/office/drawing/2016/5/13/chartex" xmlns:cx8="http://schemas.microsoft.com/office/drawing/2016/5/14/chartex" xmlns:mc="http://schemas.openxmlformats.org/markup-compatibility/2006" xmlns:aink="http://schemas.microsoft.com/office/drawing/2016/ink" xmlns:am3d="http://schemas.microsoft.com/office/drawing/2017/model3d" xmlns:o="urn:schemas-microsoft-com:office:office" xmlns:oel="http://schemas.microsoft.com/office/2019/extlst" xmlns:r="http://schemas.openxmlformats.org/officeDocument/2006/relationships" xmlns:m="http://schemas.openxmlformats.org/officeDocument/2006/math" xmlns:v="urn:schemas-microsoft-com:vml" xmlns:wp14="http://schemas.microsoft.com/office/word/2010/wordprocessingDrawing" xmlns:wp="http://schemas.openxmlformats.org/drawingml/2006/wordprocessingDrawing" xmlns:w10="urn:schemas-microsoft-com:office:word" xmlns:w="http://schemas.openxmlformats.org/wordprocessingml/2006/main" xmlns:w14="http://schemas.microsoft.com/office/word/2010/wordml" xmlns:w15="http://schemas.microsoft.com/office/word/2012/wordml" xmlns:w16cex="http://schemas.microsoft.com/office/word/2018/wordml/cex" xmlns:w16cid="http://schemas.microsoft.com/office/word/2016/wordml/cid" xmlns:w16="http://schemas.microsoft.com/office/word/2018/wordml" xmlns:w16sdtdh="http://schemas.microsoft.com/office/word/2020/wordml/sdtdatahash" xmlns:w16se="http://schemas.microsoft.com/office/word/2015/wordml/symex" xmlns:wpg="http://schemas.microsoft.com/office/word/2010/wordprocessingGroup" xmlns:wpi="http://schemas.microsoft.com/office/word/2010/wordprocessingInk" xmlns:wne="http://schemas.microsoft.com/office/word/2006/wordml" xmlns:wps="http://schemas.microsoft.com/office/word/2010/wordprocessingShape" mc:Ignorable="w14 w15 w16se w16cid w16 w16cex w16sdtdh wp14">
+  <w:abstractNum w:abstractNumId="0" w15:restartNumberingAfterBreak="0">
     <w:nsid w:val="10803F7C"/>
     <w:multiLevelType w:val="multilevel"/>
     <w:tmpl w:val="6122BD0A"/>
@@ -6893,7 +6620,7 @@
       </w:pPr>
     </w:lvl>
   </w:abstractNum>
-  <w:abstractNum w:abstractNumId="1">
+  <w:abstractNum w:abstractNumId="1" w15:restartNumberingAfterBreak="0">
     <w:nsid w:val="175957ED"/>
     <w:multiLevelType w:val="multilevel"/>
     <w:tmpl w:val="81A05B86"/>
@@ -6982,7 +6709,7 @@
       </w:pPr>
     </w:lvl>
   </w:abstractNum>
-  <w:abstractNum w:abstractNumId="2">
+  <w:abstractNum w:abstractNumId="2" w15:restartNumberingAfterBreak="0">
     <w:nsid w:val="1E12567A"/>
     <w:multiLevelType w:val="multilevel"/>
     <w:tmpl w:val="93607520"/>
@@ -7096,7 +6823,7 @@
       </w:rPr>
     </w:lvl>
   </w:abstractNum>
-  <w:abstractNum w:abstractNumId="3">
+  <w:abstractNum w:abstractNumId="3" w15:restartNumberingAfterBreak="0">
     <w:nsid w:val="1E2B0B85"/>
     <w:multiLevelType w:val="multilevel"/>
     <w:tmpl w:val="5CE08598"/>
@@ -7209,7 +6936,7 @@
       </w:rPr>
     </w:lvl>
   </w:abstractNum>
-  <w:abstractNum w:abstractNumId="4">
+  <w:abstractNum w:abstractNumId="4" w15:restartNumberingAfterBreak="0">
     <w:nsid w:val="22DF7B2E"/>
     <w:multiLevelType w:val="multilevel"/>
     <w:tmpl w:val="EA8C7C4C"/>
@@ -7295,7 +7022,7 @@
       </w:pPr>
     </w:lvl>
   </w:abstractNum>
-  <w:abstractNum w:abstractNumId="5">
+  <w:abstractNum w:abstractNumId="5" w15:restartNumberingAfterBreak="0">
     <w:nsid w:val="23AA7A5A"/>
     <w:multiLevelType w:val="hybridMultilevel"/>
     <w:tmpl w:val="35C8C5F0"/>
@@ -7408,7 +7135,7 @@
       </w:rPr>
     </w:lvl>
   </w:abstractNum>
-  <w:abstractNum w:abstractNumId="6">
+  <w:abstractNum w:abstractNumId="6" w15:restartNumberingAfterBreak="0">
     <w:nsid w:val="25FE3CCB"/>
     <w:multiLevelType w:val="hybridMultilevel"/>
     <w:tmpl w:val="DDD4AEE8"/>
@@ -7521,7 +7248,7 @@
       </w:rPr>
     </w:lvl>
   </w:abstractNum>
-  <w:abstractNum w:abstractNumId="7">
+  <w:abstractNum w:abstractNumId="7" w15:restartNumberingAfterBreak="0">
     <w:nsid w:val="36F17BF6"/>
     <w:multiLevelType w:val="multilevel"/>
     <w:tmpl w:val="BF5CA882"/>
@@ -7635,7 +7362,7 @@
       </w:rPr>
     </w:lvl>
   </w:abstractNum>
-  <w:abstractNum w:abstractNumId="8">
+  <w:abstractNum w:abstractNumId="8" w15:restartNumberingAfterBreak="0">
     <w:nsid w:val="4E753569"/>
     <w:multiLevelType w:val="multilevel"/>
     <w:tmpl w:val="55F29200"/>
@@ -7757,7 +7484,7 @@
       </w:rPr>
     </w:lvl>
   </w:abstractNum>
-  <w:abstractNum w:abstractNumId="9">
+  <w:abstractNum w:abstractNumId="9" w15:restartNumberingAfterBreak="0">
     <w:nsid w:val="61622DB0"/>
     <w:multiLevelType w:val="hybridMultilevel"/>
     <w:tmpl w:val="5D5E563A"/>
@@ -7870,7 +7597,7 @@
       </w:rPr>
     </w:lvl>
   </w:abstractNum>
-  <w:abstractNum w:abstractNumId="10">
+  <w:abstractNum w:abstractNumId="10" w15:restartNumberingAfterBreak="0">
     <w:nsid w:val="689C02CD"/>
     <w:multiLevelType w:val="hybridMultilevel"/>
     <w:tmpl w:val="2976ECD4"/>
@@ -7983,7 +7710,7 @@
       </w:rPr>
     </w:lvl>
   </w:abstractNum>
-  <w:abstractNum w:abstractNumId="11">
+  <w:abstractNum w:abstractNumId="11" w15:restartNumberingAfterBreak="0">
     <w:nsid w:val="78761796"/>
     <w:multiLevelType w:val="multilevel"/>
     <w:tmpl w:val="F65A8874"/>
@@ -8105,7 +7832,7 @@
       </w:rPr>
     </w:lvl>
   </w:abstractNum>
-  <w:abstractNum w:abstractNumId="12">
+  <w:abstractNum w:abstractNumId="12" w15:restartNumberingAfterBreak="0">
     <w:nsid w:val="7F17627B"/>
     <w:multiLevelType w:val="hybridMultilevel"/>
     <w:tmpl w:val="D228C712"/>
@@ -8218,50 +7945,50 @@
       </w:rPr>
     </w:lvl>
   </w:abstractNum>
-  <w:num w:numId="1">
+  <w:num w:numId="1" w16cid:durableId="862549890">
     <w:abstractNumId w:val="1"/>
   </w:num>
-  <w:num w:numId="2">
+  <w:num w:numId="2" w16cid:durableId="2066221058">
     <w:abstractNumId w:val="3"/>
   </w:num>
-  <w:num w:numId="3">
+  <w:num w:numId="3" w16cid:durableId="1602760410">
     <w:abstractNumId w:val="0"/>
   </w:num>
-  <w:num w:numId="4">
+  <w:num w:numId="4" w16cid:durableId="359011807">
     <w:abstractNumId w:val="8"/>
   </w:num>
-  <w:num w:numId="5">
+  <w:num w:numId="5" w16cid:durableId="1464426413">
     <w:abstractNumId w:val="4"/>
   </w:num>
-  <w:num w:numId="6">
+  <w:num w:numId="6" w16cid:durableId="1419206409">
     <w:abstractNumId w:val="6"/>
   </w:num>
-  <w:num w:numId="7">
+  <w:num w:numId="7" w16cid:durableId="1766413305">
     <w:abstractNumId w:val="7"/>
   </w:num>
-  <w:num w:numId="8">
+  <w:num w:numId="8" w16cid:durableId="1463882519">
     <w:abstractNumId w:val="2"/>
   </w:num>
-  <w:num w:numId="9">
+  <w:num w:numId="9" w16cid:durableId="151995708">
     <w:abstractNumId w:val="5"/>
   </w:num>
-  <w:num w:numId="10">
+  <w:num w:numId="10" w16cid:durableId="531460605">
     <w:abstractNumId w:val="12"/>
   </w:num>
-  <w:num w:numId="11">
+  <w:num w:numId="11" w16cid:durableId="390004749">
     <w:abstractNumId w:val="9"/>
   </w:num>
-  <w:num w:numId="12">
+  <w:num w:numId="12" w16cid:durableId="1925795264">
     <w:abstractNumId w:val="11"/>
   </w:num>
-  <w:num w:numId="13">
+  <w:num w:numId="13" w16cid:durableId="1432167173">
     <w:abstractNumId w:val="10"/>
   </w:num>
 </w:numbering>
 </file>
 
 <file path=word/styles.xml><?xml version="1.0" encoding="utf-8"?>
-<w:styles xmlns:mc="http://schemas.openxmlformats.org/markup-compatibility/2006" xmlns:r="http://schemas.openxmlformats.org/officeDocument/2006/relationships" xmlns:w="http://schemas.openxmlformats.org/wordprocessingml/2006/main" xmlns:w14="http://schemas.microsoft.com/office/word/2010/wordml" mc:Ignorable="w14">
+<w:styles xmlns:mc="http://schemas.openxmlformats.org/markup-compatibility/2006" xmlns:r="http://schemas.openxmlformats.org/officeDocument/2006/relationships" xmlns:w="http://schemas.openxmlformats.org/wordprocessingml/2006/main" xmlns:w14="http://schemas.microsoft.com/office/word/2010/wordml" xmlns:w15="http://schemas.microsoft.com/office/word/2012/wordml" xmlns:w16cex="http://schemas.microsoft.com/office/word/2018/wordml/cex" xmlns:w16cid="http://schemas.microsoft.com/office/word/2016/wordml/cid" xmlns:w16="http://schemas.microsoft.com/office/word/2018/wordml" xmlns:w16sdtdh="http://schemas.microsoft.com/office/word/2020/wordml/sdtdatahash" xmlns:w16se="http://schemas.microsoft.com/office/word/2015/wordml/symex" mc:Ignorable="w14 w15 w16se w16cid w16 w16cex w16sdtdh">
   <w:docDefaults>
     <w:rPrDefault>
       <w:rPr>
@@ -8277,145 +8004,383 @@
       </w:pPr>
     </w:pPrDefault>
   </w:docDefaults>
-  <w:latentStyles w:defLockedState="0" w:defUIPriority="99" w:defSemiHidden="1" w:defUnhideWhenUsed="1" w:defQFormat="0" w:count="267">
-    <w:lsdException w:name="Normal" w:semiHidden="0" w:uiPriority="0" w:unhideWhenUsed="0" w:qFormat="1"/>
-    <w:lsdException w:name="heading 1" w:semiHidden="0" w:uiPriority="9" w:unhideWhenUsed="0" w:qFormat="1"/>
-    <w:lsdException w:name="heading 2" w:uiPriority="9" w:qFormat="1"/>
-    <w:lsdException w:name="heading 3" w:uiPriority="9" w:qFormat="1"/>
-    <w:lsdException w:name="heading 4" w:uiPriority="9" w:qFormat="1"/>
-    <w:lsdException w:name="heading 5" w:uiPriority="9" w:qFormat="1"/>
-    <w:lsdException w:name="heading 6" w:uiPriority="9" w:qFormat="1"/>
-    <w:lsdException w:name="heading 7" w:uiPriority="9" w:qFormat="1"/>
-    <w:lsdException w:name="heading 8" w:uiPriority="9" w:qFormat="1"/>
-    <w:lsdException w:name="heading 9" w:uiPriority="9" w:qFormat="1"/>
-    <w:lsdException w:name="toc 1" w:uiPriority="39"/>
-    <w:lsdException w:name="toc 2" w:uiPriority="39"/>
-    <w:lsdException w:name="toc 3" w:uiPriority="39"/>
-    <w:lsdException w:name="toc 4" w:uiPriority="39"/>
-    <w:lsdException w:name="toc 5" w:uiPriority="39"/>
-    <w:lsdException w:name="toc 6" w:uiPriority="39"/>
-    <w:lsdException w:name="toc 7" w:uiPriority="39"/>
-    <w:lsdException w:name="toc 8" w:uiPriority="39"/>
-    <w:lsdException w:name="toc 9" w:uiPriority="39"/>
-    <w:lsdException w:name="header" w:uiPriority="0"/>
-    <w:lsdException w:name="caption" w:uiPriority="35" w:qFormat="1"/>
-    <w:lsdException w:name="Title" w:semiHidden="0" w:uiPriority="10" w:unhideWhenUsed="0" w:qFormat="1"/>
-    <w:lsdException w:name="Default Paragraph Font" w:uiPriority="1"/>
-    <w:lsdException w:name="Subtitle" w:semiHidden="0" w:uiPriority="11" w:unhideWhenUsed="0" w:qFormat="1"/>
-    <w:lsdException w:name="Strong" w:semiHidden="0" w:uiPriority="22" w:unhideWhenUsed="0" w:qFormat="1"/>
-    <w:lsdException w:name="Emphasis" w:semiHidden="0" w:uiPriority="20" w:unhideWhenUsed="0" w:qFormat="1"/>
+  <w:latentStyles w:defLockedState="0" w:defUIPriority="99" w:defSemiHidden="0" w:defUnhideWhenUsed="0" w:defQFormat="0" w:count="376">
+    <w:lsdException w:name="Normal" w:uiPriority="0" w:qFormat="1"/>
+    <w:lsdException w:name="heading 1" w:uiPriority="9" w:qFormat="1"/>
+    <w:lsdException w:name="heading 2" w:semiHidden="1" w:uiPriority="9" w:unhideWhenUsed="1" w:qFormat="1"/>
+    <w:lsdException w:name="heading 3" w:semiHidden="1" w:uiPriority="9" w:unhideWhenUsed="1" w:qFormat="1"/>
+    <w:lsdException w:name="heading 4" w:semiHidden="1" w:uiPriority="9" w:unhideWhenUsed="1" w:qFormat="1"/>
+    <w:lsdException w:name="heading 5" w:semiHidden="1" w:uiPriority="9" w:unhideWhenUsed="1" w:qFormat="1"/>
+    <w:lsdException w:name="heading 6" w:semiHidden="1" w:uiPriority="9" w:unhideWhenUsed="1" w:qFormat="1"/>
+    <w:lsdException w:name="heading 7" w:semiHidden="1" w:uiPriority="9" w:unhideWhenUsed="1" w:qFormat="1"/>
+    <w:lsdException w:name="heading 8" w:semiHidden="1" w:uiPriority="9" w:unhideWhenUsed="1" w:qFormat="1"/>
+    <w:lsdException w:name="heading 9" w:semiHidden="1" w:uiPriority="9" w:unhideWhenUsed="1" w:qFormat="1"/>
+    <w:lsdException w:name="index 1" w:semiHidden="1" w:unhideWhenUsed="1"/>
+    <w:lsdException w:name="index 2" w:semiHidden="1" w:unhideWhenUsed="1"/>
+    <w:lsdException w:name="index 3" w:semiHidden="1" w:unhideWhenUsed="1"/>
+    <w:lsdException w:name="index 4" w:semiHidden="1" w:unhideWhenUsed="1"/>
+    <w:lsdException w:name="index 5" w:semiHidden="1" w:unhideWhenUsed="1"/>
+    <w:lsdException w:name="index 6" w:semiHidden="1" w:unhideWhenUsed="1"/>
+    <w:lsdException w:name="index 7" w:semiHidden="1" w:unhideWhenUsed="1"/>
+    <w:lsdException w:name="index 8" w:semiHidden="1" w:unhideWhenUsed="1"/>
+    <w:lsdException w:name="index 9" w:semiHidden="1" w:unhideWhenUsed="1"/>
+    <w:lsdException w:name="toc 1" w:semiHidden="1" w:uiPriority="39" w:unhideWhenUsed="1"/>
+    <w:lsdException w:name="toc 2" w:semiHidden="1" w:uiPriority="39" w:unhideWhenUsed="1"/>
+    <w:lsdException w:name="toc 3" w:semiHidden="1" w:uiPriority="39" w:unhideWhenUsed="1"/>
+    <w:lsdException w:name="toc 4" w:semiHidden="1" w:uiPriority="39" w:unhideWhenUsed="1"/>
+    <w:lsdException w:name="toc 5" w:semiHidden="1" w:uiPriority="39" w:unhideWhenUsed="1"/>
+    <w:lsdException w:name="toc 6" w:semiHidden="1" w:uiPriority="39" w:unhideWhenUsed="1"/>
+    <w:lsdException w:name="toc 7" w:semiHidden="1" w:uiPriority="39" w:unhideWhenUsed="1"/>
+    <w:lsdException w:name="toc 8" w:semiHidden="1" w:uiPriority="39" w:unhideWhenUsed="1"/>
+    <w:lsdException w:name="toc 9" w:semiHidden="1" w:uiPriority="39" w:unhideWhenUsed="1"/>
+    <w:lsdException w:name="Normal Indent" w:semiHidden="1" w:unhideWhenUsed="1"/>
+    <w:lsdException w:name="footnote text" w:semiHidden="1" w:unhideWhenUsed="1"/>
+    <w:lsdException w:name="annotation text" w:semiHidden="1" w:unhideWhenUsed="1"/>
+    <w:lsdException w:name="header" w:semiHidden="1" w:uiPriority="0" w:unhideWhenUsed="1"/>
+    <w:lsdException w:name="footer" w:semiHidden="1" w:unhideWhenUsed="1"/>
+    <w:lsdException w:name="index heading" w:semiHidden="1" w:unhideWhenUsed="1"/>
+    <w:lsdException w:name="caption" w:semiHidden="1" w:uiPriority="35" w:unhideWhenUsed="1" w:qFormat="1"/>
+    <w:lsdException w:name="table of figures" w:semiHidden="1" w:unhideWhenUsed="1"/>
+    <w:lsdException w:name="envelope address" w:semiHidden="1" w:unhideWhenUsed="1"/>
+    <w:lsdException w:name="envelope return" w:semiHidden="1" w:unhideWhenUsed="1"/>
+    <w:lsdException w:name="footnote reference" w:semiHidden="1" w:unhideWhenUsed="1"/>
+    <w:lsdException w:name="annotation reference" w:semiHidden="1" w:unhideWhenUsed="1"/>
+    <w:lsdException w:name="line number" w:semiHidden="1" w:unhideWhenUsed="1"/>
+    <w:lsdException w:name="page number" w:semiHidden="1" w:unhideWhenUsed="1"/>
+    <w:lsdException w:name="endnote reference" w:semiHidden="1" w:unhideWhenUsed="1"/>
+    <w:lsdException w:name="endnote text" w:semiHidden="1" w:unhideWhenUsed="1"/>
+    <w:lsdException w:name="table of authorities" w:semiHidden="1" w:unhideWhenUsed="1"/>
+    <w:lsdException w:name="macro" w:semiHidden="1" w:unhideWhenUsed="1"/>
+    <w:lsdException w:name="toa heading" w:semiHidden="1" w:unhideWhenUsed="1"/>
+    <w:lsdException w:name="List" w:semiHidden="1" w:unhideWhenUsed="1"/>
+    <w:lsdException w:name="List Bullet" w:semiHidden="1" w:unhideWhenUsed="1"/>
+    <w:lsdException w:name="List Number" w:semiHidden="1" w:unhideWhenUsed="1"/>
+    <w:lsdException w:name="List 2" w:semiHidden="1" w:unhideWhenUsed="1"/>
+    <w:lsdException w:name="List 3" w:semiHidden="1" w:unhideWhenUsed="1"/>
+    <w:lsdException w:name="List 4" w:semiHidden="1" w:unhideWhenUsed="1"/>
+    <w:lsdException w:name="List 5" w:semiHidden="1" w:unhideWhenUsed="1"/>
+    <w:lsdException w:name="List Bullet 2" w:semiHidden="1" w:unhideWhenUsed="1"/>
+    <w:lsdException w:name="List Bullet 3" w:semiHidden="1" w:unhideWhenUsed="1"/>
+    <w:lsdException w:name="List Bullet 4" w:semiHidden="1" w:unhideWhenUsed="1"/>
+    <w:lsdException w:name="List Bullet 5" w:semiHidden="1" w:unhideWhenUsed="1"/>
+    <w:lsdException w:name="List Number 2" w:semiHidden="1" w:unhideWhenUsed="1"/>
+    <w:lsdException w:name="List Number 3" w:semiHidden="1" w:unhideWhenUsed="1"/>
+    <w:lsdException w:name="List Number 4" w:semiHidden="1" w:unhideWhenUsed="1"/>
+    <w:lsdException w:name="List Number 5" w:semiHidden="1" w:unhideWhenUsed="1"/>
+    <w:lsdException w:name="Title" w:uiPriority="10" w:qFormat="1"/>
+    <w:lsdException w:name="Closing" w:semiHidden="1" w:unhideWhenUsed="1"/>
+    <w:lsdException w:name="Signature" w:semiHidden="1" w:unhideWhenUsed="1"/>
+    <w:lsdException w:name="Default Paragraph Font" w:semiHidden="1" w:uiPriority="1" w:unhideWhenUsed="1"/>
+    <w:lsdException w:name="Body Text" w:semiHidden="1" w:unhideWhenUsed="1"/>
+    <w:lsdException w:name="Body Text Indent" w:semiHidden="1" w:unhideWhenUsed="1"/>
+    <w:lsdException w:name="List Continue" w:semiHidden="1" w:unhideWhenUsed="1"/>
+    <w:lsdException w:name="List Continue 2" w:semiHidden="1" w:unhideWhenUsed="1"/>
+    <w:lsdException w:name="List Continue 3" w:semiHidden="1" w:unhideWhenUsed="1"/>
+    <w:lsdException w:name="List Continue 4" w:semiHidden="1" w:unhideWhenUsed="1"/>
+    <w:lsdException w:name="List Continue 5" w:semiHidden="1" w:unhideWhenUsed="1"/>
+    <w:lsdException w:name="Message Header" w:semiHidden="1" w:unhideWhenUsed="1"/>
+    <w:lsdException w:name="Subtitle" w:uiPriority="11" w:qFormat="1"/>
+    <w:lsdException w:name="Salutation" w:semiHidden="1" w:unhideWhenUsed="1"/>
+    <w:lsdException w:name="Date" w:semiHidden="1" w:unhideWhenUsed="1"/>
+    <w:lsdException w:name="Body Text First Indent" w:semiHidden="1" w:unhideWhenUsed="1"/>
+    <w:lsdException w:name="Body Text First Indent 2" w:semiHidden="1" w:unhideWhenUsed="1"/>
+    <w:lsdException w:name="Note Heading" w:semiHidden="1" w:unhideWhenUsed="1"/>
+    <w:lsdException w:name="Body Text 2" w:semiHidden="1" w:unhideWhenUsed="1"/>
+    <w:lsdException w:name="Body Text 3" w:semiHidden="1" w:unhideWhenUsed="1"/>
+    <w:lsdException w:name="Body Text Indent 2" w:semiHidden="1" w:unhideWhenUsed="1"/>
+    <w:lsdException w:name="Body Text Indent 3" w:semiHidden="1" w:unhideWhenUsed="1"/>
+    <w:lsdException w:name="Block Text" w:semiHidden="1" w:unhideWhenUsed="1"/>
+    <w:lsdException w:name="Hyperlink" w:semiHidden="1" w:unhideWhenUsed="1"/>
+    <w:lsdException w:name="FollowedHyperlink" w:semiHidden="1" w:unhideWhenUsed="1"/>
+    <w:lsdException w:name="Strong" w:uiPriority="22" w:qFormat="1"/>
+    <w:lsdException w:name="Emphasis" w:uiPriority="20" w:qFormat="1"/>
+    <w:lsdException w:name="Document Map" w:semiHidden="1" w:unhideWhenUsed="1"/>
+    <w:lsdException w:name="Plain Text" w:semiHidden="1" w:unhideWhenUsed="1"/>
+    <w:lsdException w:name="E-mail Signature" w:semiHidden="1" w:unhideWhenUsed="1"/>
+    <w:lsdException w:name="HTML Top of Form" w:semiHidden="1" w:unhideWhenUsed="1"/>
+    <w:lsdException w:name="HTML Bottom of Form" w:semiHidden="1" w:unhideWhenUsed="1"/>
+    <w:lsdException w:name="Normal (Web)" w:semiHidden="1" w:unhideWhenUsed="1"/>
+    <w:lsdException w:name="HTML Acronym" w:semiHidden="1" w:unhideWhenUsed="1"/>
+    <w:lsdException w:name="HTML Address" w:semiHidden="1" w:unhideWhenUsed="1"/>
+    <w:lsdException w:name="HTML Cite" w:semiHidden="1" w:unhideWhenUsed="1"/>
+    <w:lsdException w:name="HTML Code" w:semiHidden="1" w:unhideWhenUsed="1"/>
+    <w:lsdException w:name="HTML Definition" w:semiHidden="1" w:unhideWhenUsed="1"/>
+    <w:lsdException w:name="HTML Keyboard" w:semiHidden="1" w:unhideWhenUsed="1"/>
+    <w:lsdException w:name="HTML Preformatted" w:semiHidden="1" w:unhideWhenUsed="1"/>
+    <w:lsdException w:name="HTML Sample" w:semiHidden="1" w:unhideWhenUsed="1"/>
+    <w:lsdException w:name="HTML Typewriter" w:semiHidden="1" w:unhideWhenUsed="1"/>
+    <w:lsdException w:name="HTML Variable" w:semiHidden="1" w:unhideWhenUsed="1"/>
+    <w:lsdException w:name="Normal Table" w:semiHidden="1" w:unhideWhenUsed="1"/>
+    <w:lsdException w:name="annotation subject" w:semiHidden="1" w:unhideWhenUsed="1"/>
+    <w:lsdException w:name="No List" w:semiHidden="1" w:unhideWhenUsed="1"/>
+    <w:lsdException w:name="Outline List 1" w:semiHidden="1" w:unhideWhenUsed="1"/>
+    <w:lsdException w:name="Outline List 2" w:semiHidden="1" w:unhideWhenUsed="1"/>
+    <w:lsdException w:name="Outline List 3" w:semiHidden="1" w:unhideWhenUsed="1"/>
+    <w:lsdException w:name="Table Simple 1" w:semiHidden="1" w:unhideWhenUsed="1"/>
+    <w:lsdException w:name="Table Simple 2" w:semiHidden="1" w:unhideWhenUsed="1"/>
+    <w:lsdException w:name="Table Simple 3" w:semiHidden="1" w:unhideWhenUsed="1"/>
+    <w:lsdException w:name="Table Classic 1" w:semiHidden="1" w:unhideWhenUsed="1"/>
+    <w:lsdException w:name="Table Classic 2" w:semiHidden="1" w:unhideWhenUsed="1"/>
+    <w:lsdException w:name="Table Classic 3" w:semiHidden="1" w:unhideWhenUsed="1"/>
+    <w:lsdException w:name="Table Classic 4" w:semiHidden="1" w:unhideWhenUsed="1"/>
+    <w:lsdException w:name="Table Colorful 1" w:semiHidden="1" w:unhideWhenUsed="1"/>
+    <w:lsdException w:name="Table Colorful 2" w:semiHidden="1" w:unhideWhenUsed="1"/>
+    <w:lsdException w:name="Table Colorful 3" w:semiHidden="1" w:unhideWhenUsed="1"/>
+    <w:lsdException w:name="Table Columns 1" w:semiHidden="1" w:unhideWhenUsed="1"/>
+    <w:lsdException w:name="Table Columns 2" w:semiHidden="1" w:unhideWhenUsed="1"/>
+    <w:lsdException w:name="Table Columns 3" w:semiHidden="1" w:unhideWhenUsed="1"/>
+    <w:lsdException w:name="Table Columns 4" w:semiHidden="1" w:unhideWhenUsed="1"/>
+    <w:lsdException w:name="Table Columns 5" w:semiHidden="1" w:unhideWhenUsed="1"/>
+    <w:lsdException w:name="Table Grid 1" w:semiHidden="1" w:unhideWhenUsed="1"/>
+    <w:lsdException w:name="Table Grid 2" w:semiHidden="1" w:unhideWhenUsed="1"/>
+    <w:lsdException w:name="Table Grid 3" w:semiHidden="1" w:unhideWhenUsed="1"/>
+    <w:lsdException w:name="Table Grid 4" w:semiHidden="1" w:unhideWhenUsed="1"/>
+    <w:lsdException w:name="Table Grid 5" w:semiHidden="1" w:unhideWhenUsed="1"/>
+    <w:lsdException w:name="Table Grid 6" w:semiHidden="1" w:unhideWhenUsed="1"/>
+    <w:lsdException w:name="Table Grid 7" w:semiHidden="1" w:unhideWhenUsed="1"/>
+    <w:lsdException w:name="Table Grid 8" w:semiHidden="1" w:unhideWhenUsed="1"/>
+    <w:lsdException w:name="Table List 1" w:semiHidden="1" w:unhideWhenUsed="1"/>
+    <w:lsdException w:name="Table List 2" w:semiHidden="1" w:unhideWhenUsed="1"/>
+    <w:lsdException w:name="Table List 3" w:semiHidden="1" w:unhideWhenUsed="1"/>
+    <w:lsdException w:name="Table List 4" w:semiHidden="1" w:unhideWhenUsed="1"/>
+    <w:lsdException w:name="Table List 5" w:semiHidden="1" w:unhideWhenUsed="1"/>
+    <w:lsdException w:name="Table List 6" w:semiHidden="1" w:unhideWhenUsed="1"/>
+    <w:lsdException w:name="Table List 7" w:semiHidden="1" w:unhideWhenUsed="1"/>
+    <w:lsdException w:name="Table List 8" w:semiHidden="1" w:unhideWhenUsed="1"/>
+    <w:lsdException w:name="Table 3D effects 1" w:semiHidden="1" w:unhideWhenUsed="1"/>
+    <w:lsdException w:name="Table 3D effects 2" w:semiHidden="1" w:unhideWhenUsed="1"/>
+    <w:lsdException w:name="Table 3D effects 3" w:semiHidden="1" w:unhideWhenUsed="1"/>
+    <w:lsdException w:name="Table Contemporary" w:semiHidden="1" w:unhideWhenUsed="1"/>
+    <w:lsdException w:name="Table Elegant" w:semiHidden="1" w:unhideWhenUsed="1"/>
+    <w:lsdException w:name="Table Professional" w:semiHidden="1" w:unhideWhenUsed="1"/>
+    <w:lsdException w:name="Table Subtle 1" w:semiHidden="1" w:unhideWhenUsed="1"/>
+    <w:lsdException w:name="Table Subtle 2" w:semiHidden="1" w:unhideWhenUsed="1"/>
+    <w:lsdException w:name="Table Web 1" w:semiHidden="1" w:unhideWhenUsed="1"/>
+    <w:lsdException w:name="Table Web 2" w:semiHidden="1" w:unhideWhenUsed="1"/>
+    <w:lsdException w:name="Table Web 3" w:semiHidden="1" w:unhideWhenUsed="1"/>
+    <w:lsdException w:name="Balloon Text" w:semiHidden="1" w:unhideWhenUsed="1"/>
     <w:lsdException w:name="Table Grid" w:uiPriority="39"/>
-    <w:lsdException w:name="Placeholder Text" w:unhideWhenUsed="0"/>
-    <w:lsdException w:name="No Spacing" w:semiHidden="0" w:uiPriority="1" w:unhideWhenUsed="0" w:qFormat="1"/>
-    <w:lsdException w:name="Light Shading" w:semiHidden="0" w:uiPriority="60" w:unhideWhenUsed="0"/>
-    <w:lsdException w:name="Light List" w:semiHidden="0" w:uiPriority="61" w:unhideWhenUsed="0"/>
-    <w:lsdException w:name="Light Grid" w:semiHidden="0" w:uiPriority="62" w:unhideWhenUsed="0"/>
-    <w:lsdException w:name="Medium Shading 1" w:semiHidden="0" w:uiPriority="63" w:unhideWhenUsed="0"/>
-    <w:lsdException w:name="Medium Shading 2" w:semiHidden="0" w:uiPriority="64" w:unhideWhenUsed="0"/>
-    <w:lsdException w:name="Medium List 1" w:semiHidden="0" w:uiPriority="65" w:unhideWhenUsed="0"/>
-    <w:lsdException w:name="Medium List 2" w:semiHidden="0" w:uiPriority="66" w:unhideWhenUsed="0"/>
-    <w:lsdException w:name="Medium Grid 1" w:semiHidden="0" w:uiPriority="67" w:unhideWhenUsed="0"/>
-    <w:lsdException w:name="Medium Grid 2" w:semiHidden="0" w:uiPriority="68" w:unhideWhenUsed="0"/>
-    <w:lsdException w:name="Medium Grid 3" w:semiHidden="0" w:uiPriority="69" w:unhideWhenUsed="0"/>
-    <w:lsdException w:name="Dark List" w:semiHidden="0" w:uiPriority="70" w:unhideWhenUsed="0"/>
-    <w:lsdException w:name="Colorful Shading" w:semiHidden="0" w:uiPriority="71" w:unhideWhenUsed="0"/>
-    <w:lsdException w:name="Colorful List" w:semiHidden="0" w:uiPriority="72" w:unhideWhenUsed="0"/>
-    <w:lsdException w:name="Colorful Grid" w:semiHidden="0" w:uiPriority="73" w:unhideWhenUsed="0"/>
-    <w:lsdException w:name="Light Shading Accent 1" w:semiHidden="0" w:uiPriority="60" w:unhideWhenUsed="0"/>
-    <w:lsdException w:name="Light List Accent 1" w:semiHidden="0" w:uiPriority="61" w:unhideWhenUsed="0"/>
-    <w:lsdException w:name="Light Grid Accent 1" w:semiHidden="0" w:uiPriority="62" w:unhideWhenUsed="0"/>
-    <w:lsdException w:name="Medium Shading 1 Accent 1" w:semiHidden="0" w:uiPriority="63" w:unhideWhenUsed="0"/>
-    <w:lsdException w:name="Medium Shading 2 Accent 1" w:semiHidden="0" w:uiPriority="64" w:unhideWhenUsed="0"/>
-    <w:lsdException w:name="Medium List 1 Accent 1" w:semiHidden="0" w:uiPriority="65" w:unhideWhenUsed="0"/>
-    <w:lsdException w:name="Revision" w:unhideWhenUsed="0"/>
-    <w:lsdException w:name="List Paragraph" w:semiHidden="0" w:uiPriority="34" w:unhideWhenUsed="0" w:qFormat="1"/>
-    <w:lsdException w:name="Quote" w:semiHidden="0" w:uiPriority="29" w:unhideWhenUsed="0" w:qFormat="1"/>
-    <w:lsdException w:name="Intense Quote" w:semiHidden="0" w:uiPriority="30" w:unhideWhenUsed="0" w:qFormat="1"/>
-    <w:lsdException w:name="Medium List 2 Accent 1" w:semiHidden="0" w:uiPriority="66" w:unhideWhenUsed="0"/>
-    <w:lsdException w:name="Medium Grid 1 Accent 1" w:semiHidden="0" w:uiPriority="67" w:unhideWhenUsed="0"/>
-    <w:lsdException w:name="Medium Grid 2 Accent 1" w:semiHidden="0" w:uiPriority="68" w:unhideWhenUsed="0"/>
-    <w:lsdException w:name="Medium Grid 3 Accent 1" w:semiHidden="0" w:uiPriority="69" w:unhideWhenUsed="0"/>
-    <w:lsdException w:name="Dark List Accent 1" w:semiHidden="0" w:uiPriority="70" w:unhideWhenUsed="0"/>
-    <w:lsdException w:name="Colorful Shading Accent 1" w:semiHidden="0" w:uiPriority="71" w:unhideWhenUsed="0"/>
-    <w:lsdException w:name="Colorful List Accent 1" w:semiHidden="0" w:uiPriority="72" w:unhideWhenUsed="0"/>
-    <w:lsdException w:name="Colorful Grid Accent 1" w:semiHidden="0" w:uiPriority="73" w:unhideWhenUsed="0"/>
-    <w:lsdException w:name="Light Shading Accent 2" w:semiHidden="0" w:uiPriority="60" w:unhideWhenUsed="0"/>
-    <w:lsdException w:name="Light List Accent 2" w:semiHidden="0" w:uiPriority="61" w:unhideWhenUsed="0"/>
-    <w:lsdException w:name="Light Grid Accent 2" w:semiHidden="0" w:uiPriority="62" w:unhideWhenUsed="0"/>
-    <w:lsdException w:name="Medium Shading 1 Accent 2" w:semiHidden="0" w:uiPriority="63" w:unhideWhenUsed="0"/>
-    <w:lsdException w:name="Medium Shading 2 Accent 2" w:semiHidden="0" w:uiPriority="64" w:unhideWhenUsed="0"/>
-    <w:lsdException w:name="Medium List 1 Accent 2" w:semiHidden="0" w:uiPriority="65" w:unhideWhenUsed="0"/>
-    <w:lsdException w:name="Medium List 2 Accent 2" w:semiHidden="0" w:uiPriority="66" w:unhideWhenUsed="0"/>
-    <w:lsdException w:name="Medium Grid 1 Accent 2" w:semiHidden="0" w:uiPriority="67" w:unhideWhenUsed="0"/>
-    <w:lsdException w:name="Medium Grid 2 Accent 2" w:semiHidden="0" w:uiPriority="68" w:unhideWhenUsed="0"/>
-    <w:lsdException w:name="Medium Grid 3 Accent 2" w:semiHidden="0" w:uiPriority="69" w:unhideWhenUsed="0"/>
-    <w:lsdException w:name="Dark List Accent 2" w:semiHidden="0" w:uiPriority="70" w:unhideWhenUsed="0"/>
-    <w:lsdException w:name="Colorful Shading Accent 2" w:semiHidden="0" w:uiPriority="71" w:unhideWhenUsed="0"/>
-    <w:lsdException w:name="Colorful List Accent 2" w:semiHidden="0" w:uiPriority="72" w:unhideWhenUsed="0"/>
-    <w:lsdException w:name="Colorful Grid Accent 2" w:semiHidden="0" w:uiPriority="73" w:unhideWhenUsed="0"/>
-    <w:lsdException w:name="Light Shading Accent 3" w:semiHidden="0" w:uiPriority="60" w:unhideWhenUsed="0"/>
-    <w:lsdException w:name="Light List Accent 3" w:semiHidden="0" w:uiPriority="61" w:unhideWhenUsed="0"/>
-    <w:lsdException w:name="Light Grid Accent 3" w:semiHidden="0" w:uiPriority="62" w:unhideWhenUsed="0"/>
-    <w:lsdException w:name="Medium Shading 1 Accent 3" w:semiHidden="0" w:uiPriority="63" w:unhideWhenUsed="0"/>
-    <w:lsdException w:name="Medium Shading 2 Accent 3" w:semiHidden="0" w:uiPriority="64" w:unhideWhenUsed="0"/>
-    <w:lsdException w:name="Medium List 1 Accent 3" w:semiHidden="0" w:uiPriority="65" w:unhideWhenUsed="0"/>
-    <w:lsdException w:name="Medium List 2 Accent 3" w:semiHidden="0" w:uiPriority="66" w:unhideWhenUsed="0"/>
-    <w:lsdException w:name="Medium Grid 1 Accent 3" w:semiHidden="0" w:uiPriority="67" w:unhideWhenUsed="0"/>
-    <w:lsdException w:name="Medium Grid 2 Accent 3" w:semiHidden="0" w:uiPriority="68" w:unhideWhenUsed="0"/>
-    <w:lsdException w:name="Medium Grid 3 Accent 3" w:semiHidden="0" w:uiPriority="69" w:unhideWhenUsed="0"/>
-    <w:lsdException w:name="Dark List Accent 3" w:semiHidden="0" w:uiPriority="70" w:unhideWhenUsed="0"/>
-    <w:lsdException w:name="Colorful Shading Accent 3" w:semiHidden="0" w:uiPriority="71" w:unhideWhenUsed="0"/>
-    <w:lsdException w:name="Colorful List Accent 3" w:semiHidden="0" w:uiPriority="72" w:unhideWhenUsed="0"/>
-    <w:lsdException w:name="Colorful Grid Accent 3" w:semiHidden="0" w:uiPriority="73" w:unhideWhenUsed="0"/>
-    <w:lsdException w:name="Light Shading Accent 4" w:semiHidden="0" w:uiPriority="60" w:unhideWhenUsed="0"/>
-    <w:lsdException w:name="Light List Accent 4" w:semiHidden="0" w:uiPriority="61" w:unhideWhenUsed="0"/>
-    <w:lsdException w:name="Light Grid Accent 4" w:semiHidden="0" w:uiPriority="62" w:unhideWhenUsed="0"/>
-    <w:lsdException w:name="Medium Shading 1 Accent 4" w:semiHidden="0" w:uiPriority="63" w:unhideWhenUsed="0"/>
-    <w:lsdException w:name="Medium Shading 2 Accent 4" w:semiHidden="0" w:uiPriority="64" w:unhideWhenUsed="0"/>
-    <w:lsdException w:name="Medium List 1 Accent 4" w:semiHidden="0" w:uiPriority="65" w:unhideWhenUsed="0"/>
-    <w:lsdException w:name="Medium List 2 Accent 4" w:semiHidden="0" w:uiPriority="66" w:unhideWhenUsed="0"/>
-    <w:lsdException w:name="Medium Grid 1 Accent 4" w:semiHidden="0" w:uiPriority="67" w:unhideWhenUsed="0"/>
-    <w:lsdException w:name="Medium Grid 2 Accent 4" w:semiHidden="0" w:uiPriority="68" w:unhideWhenUsed="0"/>
-    <w:lsdException w:name="Medium Grid 3 Accent 4" w:semiHidden="0" w:uiPriority="69" w:unhideWhenUsed="0"/>
-    <w:lsdException w:name="Dark List Accent 4" w:semiHidden="0" w:uiPriority="70" w:unhideWhenUsed="0"/>
-    <w:lsdException w:name="Colorful Shading Accent 4" w:semiHidden="0" w:uiPriority="71" w:unhideWhenUsed="0"/>
-    <w:lsdException w:name="Colorful List Accent 4" w:semiHidden="0" w:uiPriority="72" w:unhideWhenUsed="0"/>
-    <w:lsdException w:name="Colorful Grid Accent 4" w:semiHidden="0" w:uiPriority="73" w:unhideWhenUsed="0"/>
-    <w:lsdException w:name="Light Shading Accent 5" w:semiHidden="0" w:uiPriority="60" w:unhideWhenUsed="0"/>
-    <w:lsdException w:name="Light List Accent 5" w:semiHidden="0" w:uiPriority="61" w:unhideWhenUsed="0"/>
-    <w:lsdException w:name="Light Grid Accent 5" w:semiHidden="0" w:uiPriority="62" w:unhideWhenUsed="0"/>
-    <w:lsdException w:name="Medium Shading 1 Accent 5" w:semiHidden="0" w:uiPriority="63" w:unhideWhenUsed="0"/>
-    <w:lsdException w:name="Medium Shading 2 Accent 5" w:semiHidden="0" w:uiPriority="64" w:unhideWhenUsed="0"/>
-    <w:lsdException w:name="Medium List 1 Accent 5" w:semiHidden="0" w:uiPriority="65" w:unhideWhenUsed="0"/>
-    <w:lsdException w:name="Medium List 2 Accent 5" w:semiHidden="0" w:uiPriority="66" w:unhideWhenUsed="0"/>
-    <w:lsdException w:name="Medium Grid 1 Accent 5" w:semiHidden="0" w:uiPriority="67" w:unhideWhenUsed="0"/>
-    <w:lsdException w:name="Medium Grid 2 Accent 5" w:semiHidden="0" w:uiPriority="68" w:unhideWhenUsed="0"/>
-    <w:lsdException w:name="Medium Grid 3 Accent 5" w:semiHidden="0" w:uiPriority="69" w:unhideWhenUsed="0"/>
-    <w:lsdException w:name="Dark List Accent 5" w:semiHidden="0" w:uiPriority="70" w:unhideWhenUsed="0"/>
-    <w:lsdException w:name="Colorful Shading Accent 5" w:semiHidden="0" w:uiPriority="71" w:unhideWhenUsed="0"/>
-    <w:lsdException w:name="Colorful List Accent 5" w:semiHidden="0" w:uiPriority="72" w:unhideWhenUsed="0"/>
-    <w:lsdException w:name="Colorful Grid Accent 5" w:semiHidden="0" w:uiPriority="73" w:unhideWhenUsed="0"/>
-    <w:lsdException w:name="Light Shading Accent 6" w:semiHidden="0" w:uiPriority="60" w:unhideWhenUsed="0"/>
-    <w:lsdException w:name="Light List Accent 6" w:semiHidden="0" w:uiPriority="61" w:unhideWhenUsed="0"/>
-    <w:lsdException w:name="Light Grid Accent 6" w:semiHidden="0" w:uiPriority="62" w:unhideWhenUsed="0"/>
-    <w:lsdException w:name="Medium Shading 1 Accent 6" w:semiHidden="0" w:uiPriority="63" w:unhideWhenUsed="0"/>
-    <w:lsdException w:name="Medium Shading 2 Accent 6" w:semiHidden="0" w:uiPriority="64" w:unhideWhenUsed="0"/>
-    <w:lsdException w:name="Medium List 1 Accent 6" w:semiHidden="0" w:uiPriority="65" w:unhideWhenUsed="0"/>
-    <w:lsdException w:name="Medium List 2 Accent 6" w:semiHidden="0" w:uiPriority="66" w:unhideWhenUsed="0"/>
-    <w:lsdException w:name="Medium Grid 1 Accent 6" w:semiHidden="0" w:uiPriority="67" w:unhideWhenUsed="0"/>
-    <w:lsdException w:name="Medium Grid 2 Accent 6" w:semiHidden="0" w:uiPriority="68" w:unhideWhenUsed="0"/>
-    <w:lsdException w:name="Medium Grid 3 Accent 6" w:semiHidden="0" w:uiPriority="69" w:unhideWhenUsed="0"/>
-    <w:lsdException w:name="Dark List Accent 6" w:semiHidden="0" w:uiPriority="70" w:unhideWhenUsed="0"/>
-    <w:lsdException w:name="Colorful Shading Accent 6" w:semiHidden="0" w:uiPriority="71" w:unhideWhenUsed="0"/>
-    <w:lsdException w:name="Colorful List Accent 6" w:semiHidden="0" w:uiPriority="72" w:unhideWhenUsed="0"/>
-    <w:lsdException w:name="Colorful Grid Accent 6" w:semiHidden="0" w:uiPriority="73" w:unhideWhenUsed="0"/>
-    <w:lsdException w:name="Subtle Emphasis" w:semiHidden="0" w:uiPriority="19" w:unhideWhenUsed="0" w:qFormat="1"/>
-    <w:lsdException w:name="Intense Emphasis" w:semiHidden="0" w:uiPriority="21" w:unhideWhenUsed="0" w:qFormat="1"/>
-    <w:lsdException w:name="Subtle Reference" w:semiHidden="0" w:uiPriority="31" w:unhideWhenUsed="0" w:qFormat="1"/>
-    <w:lsdException w:name="Intense Reference" w:semiHidden="0" w:uiPriority="32" w:unhideWhenUsed="0" w:qFormat="1"/>
-    <w:lsdException w:name="Book Title" w:semiHidden="0" w:uiPriority="33" w:unhideWhenUsed="0" w:qFormat="1"/>
-    <w:lsdException w:name="Bibliography" w:uiPriority="37"/>
-    <w:lsdException w:name="TOC Heading" w:uiPriority="39" w:qFormat="1"/>
+    <w:lsdException w:name="Table Theme" w:semiHidden="1" w:unhideWhenUsed="1"/>
+    <w:lsdException w:name="Placeholder Text" w:semiHidden="1"/>
+    <w:lsdException w:name="No Spacing" w:uiPriority="1" w:qFormat="1"/>
+    <w:lsdException w:name="Light Shading" w:uiPriority="60"/>
+    <w:lsdException w:name="Light List" w:uiPriority="61"/>
+    <w:lsdException w:name="Light Grid" w:uiPriority="62"/>
+    <w:lsdException w:name="Medium Shading 1" w:uiPriority="63"/>
+    <w:lsdException w:name="Medium Shading 2" w:uiPriority="64"/>
+    <w:lsdException w:name="Medium List 1" w:uiPriority="65"/>
+    <w:lsdException w:name="Medium List 2" w:uiPriority="66"/>
+    <w:lsdException w:name="Medium Grid 1" w:uiPriority="67"/>
+    <w:lsdException w:name="Medium Grid 2" w:uiPriority="68"/>
+    <w:lsdException w:name="Medium Grid 3" w:uiPriority="69"/>
+    <w:lsdException w:name="Dark List" w:uiPriority="70"/>
+    <w:lsdException w:name="Colorful Shading" w:uiPriority="71"/>
+    <w:lsdException w:name="Colorful List" w:uiPriority="72"/>
+    <w:lsdException w:name="Colorful Grid" w:uiPriority="73"/>
+    <w:lsdException w:name="Light Shading Accent 1" w:uiPriority="60"/>
+    <w:lsdException w:name="Light List Accent 1" w:uiPriority="61"/>
+    <w:lsdException w:name="Light Grid Accent 1" w:uiPriority="62"/>
+    <w:lsdException w:name="Medium Shading 1 Accent 1" w:uiPriority="63"/>
+    <w:lsdException w:name="Medium Shading 2 Accent 1" w:uiPriority="64"/>
+    <w:lsdException w:name="Medium List 1 Accent 1" w:uiPriority="65"/>
+    <w:lsdException w:name="Revision" w:semiHidden="1"/>
+    <w:lsdException w:name="List Paragraph" w:uiPriority="34" w:qFormat="1"/>
+    <w:lsdException w:name="Quote" w:uiPriority="29" w:qFormat="1"/>
+    <w:lsdException w:name="Intense Quote" w:uiPriority="30" w:qFormat="1"/>
+    <w:lsdException w:name="Medium List 2 Accent 1" w:uiPriority="66"/>
+    <w:lsdException w:name="Medium Grid 1 Accent 1" w:uiPriority="67"/>
+    <w:lsdException w:name="Medium Grid 2 Accent 1" w:uiPriority="68"/>
+    <w:lsdException w:name="Medium Grid 3 Accent 1" w:uiPriority="69"/>
+    <w:lsdException w:name="Dark List Accent 1" w:uiPriority="70"/>
+    <w:lsdException w:name="Colorful Shading Accent 1" w:uiPriority="71"/>
+    <w:lsdException w:name="Colorful List Accent 1" w:uiPriority="72"/>
+    <w:lsdException w:name="Colorful Grid Accent 1" w:uiPriority="73"/>
+    <w:lsdException w:name="Light Shading Accent 2" w:uiPriority="60"/>
+    <w:lsdException w:name="Light List Accent 2" w:uiPriority="61"/>
+    <w:lsdException w:name="Light Grid Accent 2" w:uiPriority="62"/>
+    <w:lsdException w:name="Medium Shading 1 Accent 2" w:uiPriority="63"/>
+    <w:lsdException w:name="Medium Shading 2 Accent 2" w:uiPriority="64"/>
+    <w:lsdException w:name="Medium List 1 Accent 2" w:uiPriority="65"/>
+    <w:lsdException w:name="Medium List 2 Accent 2" w:uiPriority="66"/>
+    <w:lsdException w:name="Medium Grid 1 Accent 2" w:uiPriority="67"/>
+    <w:lsdException w:name="Medium Grid 2 Accent 2" w:uiPriority="68"/>
+    <w:lsdException w:name="Medium Grid 3 Accent 2" w:uiPriority="69"/>
+    <w:lsdException w:name="Dark List Accent 2" w:uiPriority="70"/>
+    <w:lsdException w:name="Colorful Shading Accent 2" w:uiPriority="71"/>
+    <w:lsdException w:name="Colorful List Accent 2" w:uiPriority="72"/>
+    <w:lsdException w:name="Colorful Grid Accent 2" w:uiPriority="73"/>
+    <w:lsdException w:name="Light Shading Accent 3" w:uiPriority="60"/>
+    <w:lsdException w:name="Light List Accent 3" w:uiPriority="61"/>
+    <w:lsdException w:name="Light Grid Accent 3" w:uiPriority="62"/>
+    <w:lsdException w:name="Medium Shading 1 Accent 3" w:uiPriority="63"/>
+    <w:lsdException w:name="Medium Shading 2 Accent 3" w:uiPriority="64"/>
+    <w:lsdException w:name="Medium List 1 Accent 3" w:uiPriority="65"/>
+    <w:lsdException w:name="Medium List 2 Accent 3" w:uiPriority="66"/>
+    <w:lsdException w:name="Medium Grid 1 Accent 3" w:uiPriority="67"/>
+    <w:lsdException w:name="Medium Grid 2 Accent 3" w:uiPriority="68"/>
+    <w:lsdException w:name="Medium Grid 3 Accent 3" w:uiPriority="69"/>
+    <w:lsdException w:name="Dark List Accent 3" w:uiPriority="70"/>
+    <w:lsdException w:name="Colorful Shading Accent 3" w:uiPriority="71"/>
+    <w:lsdException w:name="Colorful List Accent 3" w:uiPriority="72"/>
+    <w:lsdException w:name="Colorful Grid Accent 3" w:uiPriority="73"/>
+    <w:lsdException w:name="Light Shading Accent 4" w:uiPriority="60"/>
+    <w:lsdException w:name="Light List Accent 4" w:uiPriority="61"/>
+    <w:lsdException w:name="Light Grid Accent 4" w:uiPriority="62"/>
+    <w:lsdException w:name="Medium Shading 1 Accent 4" w:uiPriority="63"/>
+    <w:lsdException w:name="Medium Shading 2 Accent 4" w:uiPriority="64"/>
+    <w:lsdException w:name="Medium List 1 Accent 4" w:uiPriority="65"/>
+    <w:lsdException w:name="Medium List 2 Accent 4" w:uiPriority="66"/>
+    <w:lsdException w:name="Medium Grid 1 Accent 4" w:uiPriority="67"/>
+    <w:lsdException w:name="Medium Grid 2 Accent 4" w:uiPriority="68"/>
+    <w:lsdException w:name="Medium Grid 3 Accent 4" w:uiPriority="69"/>
+    <w:lsdException w:name="Dark List Accent 4" w:uiPriority="70"/>
+    <w:lsdException w:name="Colorful Shading Accent 4" w:uiPriority="71"/>
+    <w:lsdException w:name="Colorful List Accent 4" w:uiPriority="72"/>
+    <w:lsdException w:name="Colorful Grid Accent 4" w:uiPriority="73"/>
+    <w:lsdException w:name="Light Shading Accent 5" w:uiPriority="60"/>
+    <w:lsdException w:name="Light List Accent 5" w:uiPriority="61"/>
+    <w:lsdException w:name="Light Grid Accent 5" w:uiPriority="62"/>
+    <w:lsdException w:name="Medium Shading 1 Accent 5" w:uiPriority="63"/>
+    <w:lsdException w:name="Medium Shading 2 Accent 5" w:uiPriority="64"/>
+    <w:lsdException w:name="Medium List 1 Accent 5" w:uiPriority="65"/>
+    <w:lsdException w:name="Medium List 2 Accent 5" w:uiPriority="66"/>
+    <w:lsdException w:name="Medium Grid 1 Accent 5" w:uiPriority="67"/>
+    <w:lsdException w:name="Medium Grid 2 Accent 5" w:uiPriority="68"/>
+    <w:lsdException w:name="Medium Grid 3 Accent 5" w:uiPriority="69"/>
+    <w:lsdException w:name="Dark List Accent 5" w:uiPriority="70"/>
+    <w:lsdException w:name="Colorful Shading Accent 5" w:uiPriority="71"/>
+    <w:lsdException w:name="Colorful List Accent 5" w:uiPriority="72"/>
+    <w:lsdException w:name="Colorful Grid Accent 5" w:uiPriority="73"/>
+    <w:lsdException w:name="Light Shading Accent 6" w:uiPriority="60"/>
+    <w:lsdException w:name="Light List Accent 6" w:uiPriority="61"/>
+    <w:lsdException w:name="Light Grid Accent 6" w:uiPriority="62"/>
+    <w:lsdException w:name="Medium Shading 1 Accent 6" w:uiPriority="63"/>
+    <w:lsdException w:name="Medium Shading 2 Accent 6" w:uiPriority="64"/>
+    <w:lsdException w:name="Medium List 1 Accent 6" w:uiPriority="65"/>
+    <w:lsdException w:name="Medium List 2 Accent 6" w:uiPriority="66"/>
+    <w:lsdException w:name="Medium Grid 1 Accent 6" w:uiPriority="67"/>
+    <w:lsdException w:name="Medium Grid 2 Accent 6" w:uiPriority="68"/>
+    <w:lsdException w:name="Medium Grid 3 Accent 6" w:uiPriority="69"/>
+    <w:lsdException w:name="Dark List Accent 6" w:uiPriority="70"/>
+    <w:lsdException w:name="Colorful Shading Accent 6" w:uiPriority="71"/>
+    <w:lsdException w:name="Colorful List Accent 6" w:uiPriority="72"/>
+    <w:lsdException w:name="Colorful Grid Accent 6" w:uiPriority="73"/>
+    <w:lsdException w:name="Subtle Emphasis" w:uiPriority="19" w:qFormat="1"/>
+    <w:lsdException w:name="Intense Emphasis" w:uiPriority="21" w:qFormat="1"/>
+    <w:lsdException w:name="Subtle Reference" w:uiPriority="31" w:qFormat="1"/>
+    <w:lsdException w:name="Intense Reference" w:uiPriority="32" w:qFormat="1"/>
+    <w:lsdException w:name="Book Title" w:uiPriority="33" w:qFormat="1"/>
+    <w:lsdException w:name="Bibliography" w:semiHidden="1" w:uiPriority="37" w:unhideWhenUsed="1"/>
+    <w:lsdException w:name="TOC Heading" w:semiHidden="1" w:uiPriority="39" w:unhideWhenUsed="1" w:qFormat="1"/>
+    <w:lsdException w:name="Plain Table 1" w:uiPriority="41"/>
+    <w:lsdException w:name="Plain Table 2" w:uiPriority="42"/>
+    <w:lsdException w:name="Plain Table 3" w:uiPriority="43"/>
+    <w:lsdException w:name="Plain Table 4" w:uiPriority="44"/>
+    <w:lsdException w:name="Plain Table 5" w:uiPriority="45"/>
+    <w:lsdException w:name="Grid Table Light" w:uiPriority="40"/>
+    <w:lsdException w:name="Grid Table 1 Light" w:uiPriority="46"/>
+    <w:lsdException w:name="Grid Table 2" w:uiPriority="47"/>
+    <w:lsdException w:name="Grid Table 3" w:uiPriority="48"/>
+    <w:lsdException w:name="Grid Table 4" w:uiPriority="49"/>
+    <w:lsdException w:name="Grid Table 5 Dark" w:uiPriority="50"/>
+    <w:lsdException w:name="Grid Table 6 Colorful" w:uiPriority="51"/>
+    <w:lsdException w:name="Grid Table 7 Colorful" w:uiPriority="52"/>
+    <w:lsdException w:name="Grid Table 1 Light Accent 1" w:uiPriority="46"/>
+    <w:lsdException w:name="Grid Table 2 Accent 1" w:uiPriority="47"/>
+    <w:lsdException w:name="Grid Table 3 Accent 1" w:uiPriority="48"/>
+    <w:lsdException w:name="Grid Table 4 Accent 1" w:uiPriority="49"/>
+    <w:lsdException w:name="Grid Table 5 Dark Accent 1" w:uiPriority="50"/>
+    <w:lsdException w:name="Grid Table 6 Colorful Accent 1" w:uiPriority="51"/>
+    <w:lsdException w:name="Grid Table 7 Colorful Accent 1" w:uiPriority="52"/>
+    <w:lsdException w:name="Grid Table 1 Light Accent 2" w:uiPriority="46"/>
+    <w:lsdException w:name="Grid Table 2 Accent 2" w:uiPriority="47"/>
+    <w:lsdException w:name="Grid Table 3 Accent 2" w:uiPriority="48"/>
+    <w:lsdException w:name="Grid Table 4 Accent 2" w:uiPriority="49"/>
+    <w:lsdException w:name="Grid Table 5 Dark Accent 2" w:uiPriority="50"/>
+    <w:lsdException w:name="Grid Table 6 Colorful Accent 2" w:uiPriority="51"/>
+    <w:lsdException w:name="Grid Table 7 Colorful Accent 2" w:uiPriority="52"/>
+    <w:lsdException w:name="Grid Table 1 Light Accent 3" w:uiPriority="46"/>
+    <w:lsdException w:name="Grid Table 2 Accent 3" w:uiPriority="47"/>
+    <w:lsdException w:name="Grid Table 3 Accent 3" w:uiPriority="48"/>
+    <w:lsdException w:name="Grid Table 4 Accent 3" w:uiPriority="49"/>
+    <w:lsdException w:name="Grid Table 5 Dark Accent 3" w:uiPriority="50"/>
+    <w:lsdException w:name="Grid Table 6 Colorful Accent 3" w:uiPriority="51"/>
+    <w:lsdException w:name="Grid Table 7 Colorful Accent 3" w:uiPriority="52"/>
+    <w:lsdException w:name="Grid Table 1 Light Accent 4" w:uiPriority="46"/>
+    <w:lsdException w:name="Grid Table 2 Accent 4" w:uiPriority="47"/>
+    <w:lsdException w:name="Grid Table 3 Accent 4" w:uiPriority="48"/>
+    <w:lsdException w:name="Grid Table 4 Accent 4" w:uiPriority="49"/>
+    <w:lsdException w:name="Grid Table 5 Dark Accent 4" w:uiPriority="50"/>
+    <w:lsdException w:name="Grid Table 6 Colorful Accent 4" w:uiPriority="51"/>
+    <w:lsdException w:name="Grid Table 7 Colorful Accent 4" w:uiPriority="52"/>
+    <w:lsdException w:name="Grid Table 1 Light Accent 5" w:uiPriority="46"/>
+    <w:lsdException w:name="Grid Table 2 Accent 5" w:uiPriority="47"/>
+    <w:lsdException w:name="Grid Table 3 Accent 5" w:uiPriority="48"/>
+    <w:lsdException w:name="Grid Table 4 Accent 5" w:uiPriority="49"/>
+    <w:lsdException w:name="Grid Table 5 Dark Accent 5" w:uiPriority="50"/>
+    <w:lsdException w:name="Grid Table 6 Colorful Accent 5" w:uiPriority="51"/>
+    <w:lsdException w:name="Grid Table 7 Colorful Accent 5" w:uiPriority="52"/>
+    <w:lsdException w:name="Grid Table 1 Light Accent 6" w:uiPriority="46"/>
+    <w:lsdException w:name="Grid Table 2 Accent 6" w:uiPriority="47"/>
+    <w:lsdException w:name="Grid Table 3 Accent 6" w:uiPriority="48"/>
+    <w:lsdException w:name="Grid Table 4 Accent 6" w:uiPriority="49"/>
+    <w:lsdException w:name="Grid Table 5 Dark Accent 6" w:uiPriority="50"/>
+    <w:lsdException w:name="Grid Table 6 Colorful Accent 6" w:uiPriority="51"/>
+    <w:lsdException w:name="Grid Table 7 Colorful Accent 6" w:uiPriority="52"/>
+    <w:lsdException w:name="List Table 1 Light" w:uiPriority="46"/>
+    <w:lsdException w:name="List Table 2" w:uiPriority="47"/>
+    <w:lsdException w:name="List Table 3" w:uiPriority="48"/>
+    <w:lsdException w:name="List Table 4" w:uiPriority="49"/>
+    <w:lsdException w:name="List Table 5 Dark" w:uiPriority="50"/>
+    <w:lsdException w:name="List Table 6 Colorful" w:uiPriority="51"/>
+    <w:lsdException w:name="List Table 7 Colorful" w:uiPriority="52"/>
+    <w:lsdException w:name="List Table 1 Light Accent 1" w:uiPriority="46"/>
+    <w:lsdException w:name="List Table 2 Accent 1" w:uiPriority="47"/>
+    <w:lsdException w:name="List Table 3 Accent 1" w:uiPriority="48"/>
+    <w:lsdException w:name="List Table 4 Accent 1" w:uiPriority="49"/>
+    <w:lsdException w:name="List Table 5 Dark Accent 1" w:uiPriority="50"/>
+    <w:lsdException w:name="List Table 6 Colorful Accent 1" w:uiPriority="51"/>
+    <w:lsdException w:name="List Table 7 Colorful Accent 1" w:uiPriority="52"/>
+    <w:lsdException w:name="List Table 1 Light Accent 2" w:uiPriority="46"/>
+    <w:lsdException w:name="List Table 2 Accent 2" w:uiPriority="47"/>
+    <w:lsdException w:name="List Table 3 Accent 2" w:uiPriority="48"/>
+    <w:lsdException w:name="List Table 4 Accent 2" w:uiPriority="49"/>
+    <w:lsdException w:name="List Table 5 Dark Accent 2" w:uiPriority="50"/>
+    <w:lsdException w:name="List Table 6 Colorful Accent 2" w:uiPriority="51"/>
+    <w:lsdException w:name="List Table 7 Colorful Accent 2" w:uiPriority="52"/>
+    <w:lsdException w:name="List Table 1 Light Accent 3" w:uiPriority="46"/>
+    <w:lsdException w:name="List Table 2 Accent 3" w:uiPriority="47"/>
+    <w:lsdException w:name="List Table 3 Accent 3" w:uiPriority="48"/>
+    <w:lsdException w:name="List Table 4 Accent 3" w:uiPriority="49"/>
+    <w:lsdException w:name="List Table 5 Dark Accent 3" w:uiPriority="50"/>
+    <w:lsdException w:name="List Table 6 Colorful Accent 3" w:uiPriority="51"/>
+    <w:lsdException w:name="List Table 7 Colorful Accent 3" w:uiPriority="52"/>
+    <w:lsdException w:name="List Table 1 Light Accent 4" w:uiPriority="46"/>
+    <w:lsdException w:name="List Table 2 Accent 4" w:uiPriority="47"/>
+    <w:lsdException w:name="List Table 3 Accent 4" w:uiPriority="48"/>
+    <w:lsdException w:name="List Table 4 Accent 4" w:uiPriority="49"/>
+    <w:lsdException w:name="List Table 5 Dark Accent 4" w:uiPriority="50"/>
+    <w:lsdException w:name="List Table 6 Colorful Accent 4" w:uiPriority="51"/>
+    <w:lsdException w:name="List Table 7 Colorful Accent 4" w:uiPriority="52"/>
+    <w:lsdException w:name="List Table 1 Light Accent 5" w:uiPriority="46"/>
+    <w:lsdException w:name="List Table 2 Accent 5" w:uiPriority="47"/>
+    <w:lsdException w:name="List Table 3 Accent 5" w:uiPriority="48"/>
+    <w:lsdException w:name="List Table 4 Accent 5" w:uiPriority="49"/>
+    <w:lsdException w:name="List Table 5 Dark Accent 5" w:uiPriority="50"/>
+    <w:lsdException w:name="List Table 6 Colorful Accent 5" w:uiPriority="51"/>
+    <w:lsdException w:name="List Table 7 Colorful Accent 5" w:uiPriority="52"/>
+    <w:lsdException w:name="List Table 1 Light Accent 6" w:uiPriority="46"/>
+    <w:lsdException w:name="List Table 2 Accent 6" w:uiPriority="47"/>
+    <w:lsdException w:name="List Table 3 Accent 6" w:uiPriority="48"/>
+    <w:lsdException w:name="List Table 4 Accent 6" w:uiPriority="49"/>
+    <w:lsdException w:name="List Table 5 Dark Accent 6" w:uiPriority="50"/>
+    <w:lsdException w:name="List Table 6 Colorful Accent 6" w:uiPriority="51"/>
+    <w:lsdException w:name="List Table 7 Colorful Accent 6" w:uiPriority="52"/>
+    <w:lsdException w:name="Mention" w:semiHidden="1" w:unhideWhenUsed="1"/>
+    <w:lsdException w:name="Smart Hyperlink" w:semiHidden="1" w:unhideWhenUsed="1"/>
+    <w:lsdException w:name="Hashtag" w:semiHidden="1" w:unhideWhenUsed="1"/>
+    <w:lsdException w:name="Unresolved Mention" w:semiHidden="1" w:unhideWhenUsed="1"/>
+    <w:lsdException w:name="Smart Link" w:semiHidden="1" w:unhideWhenUsed="1"/>
   </w:latentStyles>
   <w:style w:type="paragraph" w:default="1" w:styleId="Normal">
     <w:name w:val="Normal"/>
@@ -8560,7 +8525,6 @@
       <w:spacing w:after="0" w:line="240" w:lineRule="auto"/>
     </w:pPr>
     <w:tblPr>
-      <w:tblInd w:w="0" w:type="dxa"/>
       <w:tblBorders>
         <w:top w:val="single" w:sz="4" w:space="0" w:color="auto"/>
         <w:left w:val="single" w:sz="4" w:space="0" w:color="auto"/>
@@ -8569,332 +8533,6 @@
         <w:insideH w:val="single" w:sz="4" w:space="0" w:color="auto"/>
         <w:insideV w:val="single" w:sz="4" w:space="0" w:color="auto"/>
       </w:tblBorders>
-      <w:tblCellMar>
-        <w:top w:w="0" w:type="dxa"/>
-        <w:left w:w="108" w:type="dxa"/>
-        <w:bottom w:w="0" w:type="dxa"/>
-        <w:right w:w="108" w:type="dxa"/>
-      </w:tblCellMar>
-    </w:tblPr>
-  </w:style>
-</w:styles>
-</file>
-
-<file path=word/stylesWithEffects.xml><?xml version="1.0" encoding="utf-8"?>
-<w:styles xmlns:wpc="http://schemas.microsoft.com/office/word/2010/wordprocessingCanvas" xmlns:mc="http://schemas.openxmlformats.org/markup-compatibility/2006" xmlns:o="urn:schemas-microsoft-com:office:office" xmlns:r="http://schemas.openxmlformats.org/officeDocument/2006/relationships" xmlns:m="http://schemas.openxmlformats.org/officeDocument/2006/math" xmlns:v="urn:schemas-microsoft-com:vml" xmlns:wp14="http://schemas.microsoft.com/office/word/2010/wordprocessingDrawing" xmlns:wp="http://schemas.openxmlformats.org/drawingml/2006/wordprocessingDrawing" xmlns:w10="urn:schemas-microsoft-com:office:word" xmlns:w="http://schemas.openxmlformats.org/wordprocessingml/2006/main" xmlns:w14="http://schemas.microsoft.com/office/word/2010/wordml" xmlns:wpg="http://schemas.microsoft.com/office/word/2010/wordprocessingGroup" xmlns:wpi="http://schemas.microsoft.com/office/word/2010/wordprocessingInk" xmlns:wne="http://schemas.microsoft.com/office/word/2006/wordml" xmlns:wps="http://schemas.microsoft.com/office/word/2010/wordprocessingShape" mc:Ignorable="w14 wp14">
-  <w:docDefaults>
-    <w:rPrDefault>
-      <w:rPr>
-        <w:rFonts w:asciiTheme="minorHAnsi" w:eastAsiaTheme="minorHAnsi" w:hAnsiTheme="minorHAnsi" w:cstheme="minorBidi"/>
-        <w:sz w:val="22"/>
-        <w:szCs w:val="22"/>
-        <w:lang w:val="en-US" w:eastAsia="en-US" w:bidi="ar-SA"/>
-      </w:rPr>
-    </w:rPrDefault>
-    <w:pPrDefault>
-      <w:pPr>
-        <w:spacing w:after="160" w:line="259" w:lineRule="auto"/>
-      </w:pPr>
-    </w:pPrDefault>
-  </w:docDefaults>
-  <w:latentStyles w:defLockedState="0" w:defUIPriority="99" w:defSemiHidden="1" w:defUnhideWhenUsed="1" w:defQFormat="0" w:count="267">
-    <w:lsdException w:name="Normal" w:semiHidden="0" w:uiPriority="0" w:unhideWhenUsed="0" w:qFormat="1"/>
-    <w:lsdException w:name="heading 1" w:semiHidden="0" w:uiPriority="9" w:unhideWhenUsed="0" w:qFormat="1"/>
-    <w:lsdException w:name="heading 2" w:uiPriority="9" w:qFormat="1"/>
-    <w:lsdException w:name="heading 3" w:uiPriority="9" w:qFormat="1"/>
-    <w:lsdException w:name="heading 4" w:uiPriority="9" w:qFormat="1"/>
-    <w:lsdException w:name="heading 5" w:uiPriority="9" w:qFormat="1"/>
-    <w:lsdException w:name="heading 6" w:uiPriority="9" w:qFormat="1"/>
-    <w:lsdException w:name="heading 7" w:uiPriority="9" w:qFormat="1"/>
-    <w:lsdException w:name="heading 8" w:uiPriority="9" w:qFormat="1"/>
-    <w:lsdException w:name="heading 9" w:uiPriority="9" w:qFormat="1"/>
-    <w:lsdException w:name="toc 1" w:uiPriority="39"/>
-    <w:lsdException w:name="toc 2" w:uiPriority="39"/>
-    <w:lsdException w:name="toc 3" w:uiPriority="39"/>
-    <w:lsdException w:name="toc 4" w:uiPriority="39"/>
-    <w:lsdException w:name="toc 5" w:uiPriority="39"/>
-    <w:lsdException w:name="toc 6" w:uiPriority="39"/>
-    <w:lsdException w:name="toc 7" w:uiPriority="39"/>
-    <w:lsdException w:name="toc 8" w:uiPriority="39"/>
-    <w:lsdException w:name="toc 9" w:uiPriority="39"/>
-    <w:lsdException w:name="header" w:uiPriority="0"/>
-    <w:lsdException w:name="caption" w:uiPriority="35" w:qFormat="1"/>
-    <w:lsdException w:name="Title" w:semiHidden="0" w:uiPriority="10" w:unhideWhenUsed="0" w:qFormat="1"/>
-    <w:lsdException w:name="Default Paragraph Font" w:uiPriority="1"/>
-    <w:lsdException w:name="Subtitle" w:semiHidden="0" w:uiPriority="11" w:unhideWhenUsed="0" w:qFormat="1"/>
-    <w:lsdException w:name="Strong" w:semiHidden="0" w:uiPriority="22" w:unhideWhenUsed="0" w:qFormat="1"/>
-    <w:lsdException w:name="Emphasis" w:semiHidden="0" w:uiPriority="20" w:unhideWhenUsed="0" w:qFormat="1"/>
-    <w:lsdException w:name="Table Grid" w:uiPriority="39"/>
-    <w:lsdException w:name="Placeholder Text" w:unhideWhenUsed="0"/>
-    <w:lsdException w:name="No Spacing" w:semiHidden="0" w:uiPriority="1" w:unhideWhenUsed="0" w:qFormat="1"/>
-    <w:lsdException w:name="Light Shading" w:semiHidden="0" w:uiPriority="60" w:unhideWhenUsed="0"/>
-    <w:lsdException w:name="Light List" w:semiHidden="0" w:uiPriority="61" w:unhideWhenUsed="0"/>
-    <w:lsdException w:name="Light Grid" w:semiHidden="0" w:uiPriority="62" w:unhideWhenUsed="0"/>
-    <w:lsdException w:name="Medium Shading 1" w:semiHidden="0" w:uiPriority="63" w:unhideWhenUsed="0"/>
-    <w:lsdException w:name="Medium Shading 2" w:semiHidden="0" w:uiPriority="64" w:unhideWhenUsed="0"/>
-    <w:lsdException w:name="Medium List 1" w:semiHidden="0" w:uiPriority="65" w:unhideWhenUsed="0"/>
-    <w:lsdException w:name="Medium List 2" w:semiHidden="0" w:uiPriority="66" w:unhideWhenUsed="0"/>
-    <w:lsdException w:name="Medium Grid 1" w:semiHidden="0" w:uiPriority="67" w:unhideWhenUsed="0"/>
-    <w:lsdException w:name="Medium Grid 2" w:semiHidden="0" w:uiPriority="68" w:unhideWhenUsed="0"/>
-    <w:lsdException w:name="Medium Grid 3" w:semiHidden="0" w:uiPriority="69" w:unhideWhenUsed="0"/>
-    <w:lsdException w:name="Dark List" w:semiHidden="0" w:uiPriority="70" w:unhideWhenUsed="0"/>
-    <w:lsdException w:name="Colorful Shading" w:semiHidden="0" w:uiPriority="71" w:unhideWhenUsed="0"/>
-    <w:lsdException w:name="Colorful List" w:semiHidden="0" w:uiPriority="72" w:unhideWhenUsed="0"/>
-    <w:lsdException w:name="Colorful Grid" w:semiHidden="0" w:uiPriority="73" w:unhideWhenUsed="0"/>
-    <w:lsdException w:name="Light Shading Accent 1" w:semiHidden="0" w:uiPriority="60" w:unhideWhenUsed="0"/>
-    <w:lsdException w:name="Light List Accent 1" w:semiHidden="0" w:uiPriority="61" w:unhideWhenUsed="0"/>
-    <w:lsdException w:name="Light Grid Accent 1" w:semiHidden="0" w:uiPriority="62" w:unhideWhenUsed="0"/>
-    <w:lsdException w:name="Medium Shading 1 Accent 1" w:semiHidden="0" w:uiPriority="63" w:unhideWhenUsed="0"/>
-    <w:lsdException w:name="Medium Shading 2 Accent 1" w:semiHidden="0" w:uiPriority="64" w:unhideWhenUsed="0"/>
-    <w:lsdException w:name="Medium List 1 Accent 1" w:semiHidden="0" w:uiPriority="65" w:unhideWhenUsed="0"/>
-    <w:lsdException w:name="Revision" w:unhideWhenUsed="0"/>
-    <w:lsdException w:name="List Paragraph" w:semiHidden="0" w:uiPriority="34" w:unhideWhenUsed="0" w:qFormat="1"/>
-    <w:lsdException w:name="Quote" w:semiHidden="0" w:uiPriority="29" w:unhideWhenUsed="0" w:qFormat="1"/>
-    <w:lsdException w:name="Intense Quote" w:semiHidden="0" w:uiPriority="30" w:unhideWhenUsed="0" w:qFormat="1"/>
-    <w:lsdException w:name="Medium List 2 Accent 1" w:semiHidden="0" w:uiPriority="66" w:unhideWhenUsed="0"/>
-    <w:lsdException w:name="Medium Grid 1 Accent 1" w:semiHidden="0" w:uiPriority="67" w:unhideWhenUsed="0"/>
-    <w:lsdException w:name="Medium Grid 2 Accent 1" w:semiHidden="0" w:uiPriority="68" w:unhideWhenUsed="0"/>
-    <w:lsdException w:name="Medium Grid 3 Accent 1" w:semiHidden="0" w:uiPriority="69" w:unhideWhenUsed="0"/>
-    <w:lsdException w:name="Dark List Accent 1" w:semiHidden="0" w:uiPriority="70" w:unhideWhenUsed="0"/>
-    <w:lsdException w:name="Colorful Shading Accent 1" w:semiHidden="0" w:uiPriority="71" w:unhideWhenUsed="0"/>
-    <w:lsdException w:name="Colorful List Accent 1" w:semiHidden="0" w:uiPriority="72" w:unhideWhenUsed="0"/>
-    <w:lsdException w:name="Colorful Grid Accent 1" w:semiHidden="0" w:uiPriority="73" w:unhideWhenUsed="0"/>
-    <w:lsdException w:name="Light Shading Accent 2" w:semiHidden="0" w:uiPriority="60" w:unhideWhenUsed="0"/>
-    <w:lsdException w:name="Light List Accent 2" w:semiHidden="0" w:uiPriority="61" w:unhideWhenUsed="0"/>
-    <w:lsdException w:name="Light Grid Accent 2" w:semiHidden="0" w:uiPriority="62" w:unhideWhenUsed="0"/>
-    <w:lsdException w:name="Medium Shading 1 Accent 2" w:semiHidden="0" w:uiPriority="63" w:unhideWhenUsed="0"/>
-    <w:lsdException w:name="Medium Shading 2 Accent 2" w:semiHidden="0" w:uiPriority="64" w:unhideWhenUsed="0"/>
-    <w:lsdException w:name="Medium List 1 Accent 2" w:semiHidden="0" w:uiPriority="65" w:unhideWhenUsed="0"/>
-    <w:lsdException w:name="Medium List 2 Accent 2" w:semiHidden="0" w:uiPriority="66" w:unhideWhenUsed="0"/>
-    <w:lsdException w:name="Medium Grid 1 Accent 2" w:semiHidden="0" w:uiPriority="67" w:unhideWhenUsed="0"/>
-    <w:lsdException w:name="Medium Grid 2 Accent 2" w:semiHidden="0" w:uiPriority="68" w:unhideWhenUsed="0"/>
-    <w:lsdException w:name="Medium Grid 3 Accent 2" w:semiHidden="0" w:uiPriority="69" w:unhideWhenUsed="0"/>
-    <w:lsdException w:name="Dark List Accent 2" w:semiHidden="0" w:uiPriority="70" w:unhideWhenUsed="0"/>
-    <w:lsdException w:name="Colorful Shading Accent 2" w:semiHidden="0" w:uiPriority="71" w:unhideWhenUsed="0"/>
-    <w:lsdException w:name="Colorful List Accent 2" w:semiHidden="0" w:uiPriority="72" w:unhideWhenUsed="0"/>
-    <w:lsdException w:name="Colorful Grid Accent 2" w:semiHidden="0" w:uiPriority="73" w:unhideWhenUsed="0"/>
-    <w:lsdException w:name="Light Shading Accent 3" w:semiHidden="0" w:uiPriority="60" w:unhideWhenUsed="0"/>
-    <w:lsdException w:name="Light List Accent 3" w:semiHidden="0" w:uiPriority="61" w:unhideWhenUsed="0"/>
-    <w:lsdException w:name="Light Grid Accent 3" w:semiHidden="0" w:uiPriority="62" w:unhideWhenUsed="0"/>
-    <w:lsdException w:name="Medium Shading 1 Accent 3" w:semiHidden="0" w:uiPriority="63" w:unhideWhenUsed="0"/>
-    <w:lsdException w:name="Medium Shading 2 Accent 3" w:semiHidden="0" w:uiPriority="64" w:unhideWhenUsed="0"/>
-    <w:lsdException w:name="Medium List 1 Accent 3" w:semiHidden="0" w:uiPriority="65" w:unhideWhenUsed="0"/>
-    <w:lsdException w:name="Medium List 2 Accent 3" w:semiHidden="0" w:uiPriority="66" w:unhideWhenUsed="0"/>
-    <w:lsdException w:name="Medium Grid 1 Accent 3" w:semiHidden="0" w:uiPriority="67" w:unhideWhenUsed="0"/>
-    <w:lsdException w:name="Medium Grid 2 Accent 3" w:semiHidden="0" w:uiPriority="68" w:unhideWhenUsed="0"/>
-    <w:lsdException w:name="Medium Grid 3 Accent 3" w:semiHidden="0" w:uiPriority="69" w:unhideWhenUsed="0"/>
-    <w:lsdException w:name="Dark List Accent 3" w:semiHidden="0" w:uiPriority="70" w:unhideWhenUsed="0"/>
-    <w:lsdException w:name="Colorful Shading Accent 3" w:semiHidden="0" w:uiPriority="71" w:unhideWhenUsed="0"/>
-    <w:lsdException w:name="Colorful List Accent 3" w:semiHidden="0" w:uiPriority="72" w:unhideWhenUsed="0"/>
-    <w:lsdException w:name="Colorful Grid Accent 3" w:semiHidden="0" w:uiPriority="73" w:unhideWhenUsed="0"/>
-    <w:lsdException w:name="Light Shading Accent 4" w:semiHidden="0" w:uiPriority="60" w:unhideWhenUsed="0"/>
-    <w:lsdException w:name="Light List Accent 4" w:semiHidden="0" w:uiPriority="61" w:unhideWhenUsed="0"/>
-    <w:lsdException w:name="Light Grid Accent 4" w:semiHidden="0" w:uiPriority="62" w:unhideWhenUsed="0"/>
-    <w:lsdException w:name="Medium Shading 1 Accent 4" w:semiHidden="0" w:uiPriority="63" w:unhideWhenUsed="0"/>
-    <w:lsdException w:name="Medium Shading 2 Accent 4" w:semiHidden="0" w:uiPriority="64" w:unhideWhenUsed="0"/>
-    <w:lsdException w:name="Medium List 1 Accent 4" w:semiHidden="0" w:uiPriority="65" w:unhideWhenUsed="0"/>
-    <w:lsdException w:name="Medium List 2 Accent 4" w:semiHidden="0" w:uiPriority="66" w:unhideWhenUsed="0"/>
-    <w:lsdException w:name="Medium Grid 1 Accent 4" w:semiHidden="0" w:uiPriority="67" w:unhideWhenUsed="0"/>
-    <w:lsdException w:name="Medium Grid 2 Accent 4" w:semiHidden="0" w:uiPriority="68" w:unhideWhenUsed="0"/>
-    <w:lsdException w:name="Medium Grid 3 Accent 4" w:semiHidden="0" w:uiPriority="69" w:unhideWhenUsed="0"/>
-    <w:lsdException w:name="Dark List Accent 4" w:semiHidden="0" w:uiPriority="70" w:unhideWhenUsed="0"/>
-    <w:lsdException w:name="Colorful Shading Accent 4" w:semiHidden="0" w:uiPriority="71" w:unhideWhenUsed="0"/>
-    <w:lsdException w:name="Colorful List Accent 4" w:semiHidden="0" w:uiPriority="72" w:unhideWhenUsed="0"/>
-    <w:lsdException w:name="Colorful Grid Accent 4" w:semiHidden="0" w:uiPriority="73" w:unhideWhenUsed="0"/>
-    <w:lsdException w:name="Light Shading Accent 5" w:semiHidden="0" w:uiPriority="60" w:unhideWhenUsed="0"/>
-    <w:lsdException w:name="Light List Accent 5" w:semiHidden="0" w:uiPriority="61" w:unhideWhenUsed="0"/>
-    <w:lsdException w:name="Light Grid Accent 5" w:semiHidden="0" w:uiPriority="62" w:unhideWhenUsed="0"/>
-    <w:lsdException w:name="Medium Shading 1 Accent 5" w:semiHidden="0" w:uiPriority="63" w:unhideWhenUsed="0"/>
-    <w:lsdException w:name="Medium Shading 2 Accent 5" w:semiHidden="0" w:uiPriority="64" w:unhideWhenUsed="0"/>
-    <w:lsdException w:name="Medium List 1 Accent 5" w:semiHidden="0" w:uiPriority="65" w:unhideWhenUsed="0"/>
-    <w:lsdException w:name="Medium List 2 Accent 5" w:semiHidden="0" w:uiPriority="66" w:unhideWhenUsed="0"/>
-    <w:lsdException w:name="Medium Grid 1 Accent 5" w:semiHidden="0" w:uiPriority="67" w:unhideWhenUsed="0"/>
-    <w:lsdException w:name="Medium Grid 2 Accent 5" w:semiHidden="0" w:uiPriority="68" w:unhideWhenUsed="0"/>
-    <w:lsdException w:name="Medium Grid 3 Accent 5" w:semiHidden="0" w:uiPriority="69" w:unhideWhenUsed="0"/>
-    <w:lsdException w:name="Dark List Accent 5" w:semiHidden="0" w:uiPriority="70" w:unhideWhenUsed="0"/>
-    <w:lsdException w:name="Colorful Shading Accent 5" w:semiHidden="0" w:uiPriority="71" w:unhideWhenUsed="0"/>
-    <w:lsdException w:name="Colorful List Accent 5" w:semiHidden="0" w:uiPriority="72" w:unhideWhenUsed="0"/>
-    <w:lsdException w:name="Colorful Grid Accent 5" w:semiHidden="0" w:uiPriority="73" w:unhideWhenUsed="0"/>
-    <w:lsdException w:name="Light Shading Accent 6" w:semiHidden="0" w:uiPriority="60" w:unhideWhenUsed="0"/>
-    <w:lsdException w:name="Light List Accent 6" w:semiHidden="0" w:uiPriority="61" w:unhideWhenUsed="0"/>
-    <w:lsdException w:name="Light Grid Accent 6" w:semiHidden="0" w:uiPriority="62" w:unhideWhenUsed="0"/>
-    <w:lsdException w:name="Medium Shading 1 Accent 6" w:semiHidden="0" w:uiPriority="63" w:unhideWhenUsed="0"/>
-    <w:lsdException w:name="Medium Shading 2 Accent 6" w:semiHidden="0" w:uiPriority="64" w:unhideWhenUsed="0"/>
-    <w:lsdException w:name="Medium List 1 Accent 6" w:semiHidden="0" w:uiPriority="65" w:unhideWhenUsed="0"/>
-    <w:lsdException w:name="Medium List 2 Accent 6" w:semiHidden="0" w:uiPriority="66" w:unhideWhenUsed="0"/>
-    <w:lsdException w:name="Medium Grid 1 Accent 6" w:semiHidden="0" w:uiPriority="67" w:unhideWhenUsed="0"/>
-    <w:lsdException w:name="Medium Grid 2 Accent 6" w:semiHidden="0" w:uiPriority="68" w:unhideWhenUsed="0"/>
-    <w:lsdException w:name="Medium Grid 3 Accent 6" w:semiHidden="0" w:uiPriority="69" w:unhideWhenUsed="0"/>
-    <w:lsdException w:name="Dark List Accent 6" w:semiHidden="0" w:uiPriority="70" w:unhideWhenUsed="0"/>
-    <w:lsdException w:name="Colorful Shading Accent 6" w:semiHidden="0" w:uiPriority="71" w:unhideWhenUsed="0"/>
-    <w:lsdException w:name="Colorful List Accent 6" w:semiHidden="0" w:uiPriority="72" w:unhideWhenUsed="0"/>
-    <w:lsdException w:name="Colorful Grid Accent 6" w:semiHidden="0" w:uiPriority="73" w:unhideWhenUsed="0"/>
-    <w:lsdException w:name="Subtle Emphasis" w:semiHidden="0" w:uiPriority="19" w:unhideWhenUsed="0" w:qFormat="1"/>
-    <w:lsdException w:name="Intense Emphasis" w:semiHidden="0" w:uiPriority="21" w:unhideWhenUsed="0" w:qFormat="1"/>
-    <w:lsdException w:name="Subtle Reference" w:semiHidden="0" w:uiPriority="31" w:unhideWhenUsed="0" w:qFormat="1"/>
-    <w:lsdException w:name="Intense Reference" w:semiHidden="0" w:uiPriority="32" w:unhideWhenUsed="0" w:qFormat="1"/>
-    <w:lsdException w:name="Book Title" w:semiHidden="0" w:uiPriority="33" w:unhideWhenUsed="0" w:qFormat="1"/>
-    <w:lsdException w:name="Bibliography" w:uiPriority="37"/>
-    <w:lsdException w:name="TOC Heading" w:uiPriority="39" w:qFormat="1"/>
-  </w:latentStyles>
-  <w:style w:type="paragraph" w:default="1" w:styleId="Normal">
-    <w:name w:val="Normal"/>
-    <w:qFormat/>
-    <w:rsid w:val="00EF19EA"/>
-    <w:pPr>
-      <w:spacing w:after="0" w:line="240" w:lineRule="auto"/>
-    </w:pPr>
-    <w:rPr>
-      <w:rFonts w:ascii="Times New Roman" w:eastAsia="Times New Roman" w:hAnsi="Times New Roman" w:cs="Times New Roman"/>
-      <w:sz w:val="24"/>
-      <w:szCs w:val="24"/>
-    </w:rPr>
-  </w:style>
-  <w:style w:type="character" w:default="1" w:styleId="DefaultParagraphFont">
-    <w:name w:val="Default Paragraph Font"/>
-    <w:uiPriority w:val="1"/>
-    <w:semiHidden/>
-    <w:unhideWhenUsed/>
-  </w:style>
-  <w:style w:type="table" w:default="1" w:styleId="TableNormal">
-    <w:name w:val="Normal Table"/>
-    <w:uiPriority w:val="99"/>
-    <w:semiHidden/>
-    <w:unhideWhenUsed/>
-    <w:tblPr>
-      <w:tblInd w:w="0" w:type="dxa"/>
-      <w:tblCellMar>
-        <w:top w:w="0" w:type="dxa"/>
-        <w:left w:w="108" w:type="dxa"/>
-        <w:bottom w:w="0" w:type="dxa"/>
-        <w:right w:w="108" w:type="dxa"/>
-      </w:tblCellMar>
-    </w:tblPr>
-  </w:style>
-  <w:style w:type="numbering" w:default="1" w:styleId="NoList">
-    <w:name w:val="No List"/>
-    <w:uiPriority w:val="99"/>
-    <w:semiHidden/>
-    <w:unhideWhenUsed/>
-  </w:style>
-  <w:style w:type="paragraph" w:styleId="ListParagraph">
-    <w:name w:val="List Paragraph"/>
-    <w:basedOn w:val="Normal"/>
-    <w:uiPriority w:val="34"/>
-    <w:qFormat/>
-    <w:rsid w:val="00EF19EA"/>
-    <w:pPr>
-      <w:ind w:left="720"/>
-      <w:contextualSpacing/>
-    </w:pPr>
-  </w:style>
-  <w:style w:type="paragraph" w:styleId="Header">
-    <w:name w:val="header"/>
-    <w:basedOn w:val="Normal"/>
-    <w:link w:val="HeaderChar"/>
-    <w:rsid w:val="00EF19EA"/>
-    <w:pPr>
-      <w:tabs>
-        <w:tab w:val="center" w:pos="4320"/>
-        <w:tab w:val="right" w:pos="8640"/>
-      </w:tabs>
-    </w:pPr>
-    <w:rPr>
-      <w:sz w:val="20"/>
-      <w:szCs w:val="20"/>
-    </w:rPr>
-  </w:style>
-  <w:style w:type="character" w:customStyle="1" w:styleId="HeaderChar">
-    <w:name w:val="Header Char"/>
-    <w:basedOn w:val="DefaultParagraphFont"/>
-    <w:link w:val="Header"/>
-    <w:rsid w:val="00EF19EA"/>
-    <w:rPr>
-      <w:rFonts w:ascii="Times New Roman" w:eastAsia="Times New Roman" w:hAnsi="Times New Roman" w:cs="Times New Roman"/>
-      <w:sz w:val="20"/>
-      <w:szCs w:val="20"/>
-    </w:rPr>
-  </w:style>
-  <w:style w:type="paragraph" w:styleId="Footer">
-    <w:name w:val="footer"/>
-    <w:basedOn w:val="Normal"/>
-    <w:link w:val="FooterChar"/>
-    <w:uiPriority w:val="99"/>
-    <w:rsid w:val="00EF19EA"/>
-    <w:pPr>
-      <w:tabs>
-        <w:tab w:val="center" w:pos="4320"/>
-        <w:tab w:val="right" w:pos="8640"/>
-      </w:tabs>
-    </w:pPr>
-    <w:rPr>
-      <w:sz w:val="20"/>
-      <w:szCs w:val="20"/>
-    </w:rPr>
-  </w:style>
-  <w:style w:type="character" w:customStyle="1" w:styleId="FooterChar">
-    <w:name w:val="Footer Char"/>
-    <w:basedOn w:val="DefaultParagraphFont"/>
-    <w:link w:val="Footer"/>
-    <w:uiPriority w:val="99"/>
-    <w:rsid w:val="00EF19EA"/>
-    <w:rPr>
-      <w:rFonts w:ascii="Times New Roman" w:eastAsia="Times New Roman" w:hAnsi="Times New Roman" w:cs="Times New Roman"/>
-      <w:sz w:val="20"/>
-      <w:szCs w:val="20"/>
-    </w:rPr>
-  </w:style>
-  <w:style w:type="paragraph" w:styleId="BalloonText">
-    <w:name w:val="Balloon Text"/>
-    <w:basedOn w:val="Normal"/>
-    <w:link w:val="BalloonTextChar"/>
-    <w:uiPriority w:val="99"/>
-    <w:semiHidden/>
-    <w:unhideWhenUsed/>
-    <w:rsid w:val="00B76DDA"/>
-    <w:rPr>
-      <w:rFonts w:ascii="Tahoma" w:hAnsi="Tahoma" w:cs="Tahoma"/>
-      <w:sz w:val="16"/>
-      <w:szCs w:val="16"/>
-    </w:rPr>
-  </w:style>
-  <w:style w:type="character" w:customStyle="1" w:styleId="BalloonTextChar">
-    <w:name w:val="Balloon Text Char"/>
-    <w:basedOn w:val="DefaultParagraphFont"/>
-    <w:link w:val="BalloonText"/>
-    <w:uiPriority w:val="99"/>
-    <w:semiHidden/>
-    <w:rsid w:val="00B76DDA"/>
-    <w:rPr>
-      <w:rFonts w:ascii="Tahoma" w:eastAsia="Times New Roman" w:hAnsi="Tahoma" w:cs="Tahoma"/>
-      <w:sz w:val="16"/>
-      <w:szCs w:val="16"/>
-    </w:rPr>
-  </w:style>
-  <w:style w:type="table" w:styleId="TableGrid">
-    <w:name w:val="Table Grid"/>
-    <w:basedOn w:val="TableNormal"/>
-    <w:uiPriority w:val="39"/>
-    <w:rsid w:val="004D612F"/>
-    <w:pPr>
-      <w:spacing w:after="0" w:line="240" w:lineRule="auto"/>
-    </w:pPr>
-    <w:tblPr>
-      <w:tblInd w:w="0" w:type="dxa"/>
-      <w:tblBorders>
-        <w:top w:val="single" w:sz="4" w:space="0" w:color="auto"/>
-        <w:left w:val="single" w:sz="4" w:space="0" w:color="auto"/>
-        <w:bottom w:val="single" w:sz="4" w:space="0" w:color="auto"/>
-        <w:right w:val="single" w:sz="4" w:space="0" w:color="auto"/>
-        <w:insideH w:val="single" w:sz="4" w:space="0" w:color="auto"/>
-        <w:insideV w:val="single" w:sz="4" w:space="0" w:color="auto"/>
-      </w:tblBorders>
-      <w:tblCellMar>
-        <w:top w:w="0" w:type="dxa"/>
-        <w:left w:w="108" w:type="dxa"/>
-        <w:bottom w:w="0" w:type="dxa"/>
-        <w:right w:w="108" w:type="dxa"/>
-      </w:tblCellMar>
     </w:tblPr>
   </w:style>
 </w:styles>
@@ -9155,7 +8793,7 @@
   <a:extraClrSchemeLst/>
   <a:extLst>
     <a:ext uri="{05A4C25C-085E-4340-85A3-A5531E510DB2}">
-      <thm15:themeFamily xmlns:thm15="http://schemas.microsoft.com/office/thememl/2012/main" xmlns="" name="Office Theme" id="{62F939B6-93AF-4DB8-9C6B-D6C7DFDC589F}" vid="{4A3C46E8-61CC-4603-A589-7422A47A8E4A}"/>
+      <thm15:themeFamily xmlns:thm15="http://schemas.microsoft.com/office/thememl/2012/main" name="Office Theme" id="{62F939B6-93AF-4DB8-9C6B-D6C7DFDC589F}" vid="{4A3C46E8-61CC-4603-A589-7422A47A8E4A}"/>
     </a:ext>
   </a:extLst>
 </a:theme>
